--- a/ing_software/pvvc/PVVC_ImplantacionMedicamentos.docx
+++ b/ing_software/pvvc/PVVC_ImplantacionMedicamentos.docx
@@ -80,16 +80,16 @@
             <wp:extent cx="3282788" cy="3282788"/>
             <wp:effectExtent b="0" l="0" r="0" t="0"/>
             <wp:wrapTopAndBottom distB="114300" distT="114300"/>
-            <wp:docPr id="46" name="image44.png"/>
+            <wp:docPr id="46" name="image39.png"/>
             <a:graphic>
               <a:graphicData uri="http://schemas.openxmlformats.org/drawingml/2006/picture">
                 <pic:pic>
                   <pic:nvPicPr>
-                    <pic:cNvPr id="0" name="image44.png"/>
+                    <pic:cNvPr id="0" name="image39.png"/>
                     <pic:cNvPicPr preferRelativeResize="0"/>
                   </pic:nvPicPr>
                   <pic:blipFill>
-                    <a:blip r:embed="rId6"/>
+                    <a:blip r:embed="rId7"/>
                     <a:srcRect b="0" l="0" r="0" t="0"/>
                     <a:stretch>
                       <a:fillRect/>
@@ -969,7 +969,7 @@
     </w:p>
     <w:sdt>
       <w:sdtPr>
-        <w:id w:val="2069346115"/>
+        <w:id w:val="-1847952407"/>
         <w:docPartObj>
           <w:docPartGallery w:val="Table of Contents"/>
           <w:docPartUnique w:val="1"/>
@@ -1393,7 +1393,7 @@
               </w:rPr>
               <w:t xml:space="preserve">Actividad 5: Realización de pruebas de usabilidad y aceptación con usuarios reales.</w:t>
               <w:tab/>
-              <w:t xml:space="preserve">12</w:t>
+              <w:t xml:space="preserve">14</w:t>
             </w:r>
           </w:hyperlink>
           <w:r>
@@ -1446,7 +1446,7 @@
               </w:rPr>
               <w:t xml:space="preserve">Actividad 6: Implementación de ajustes necesarios al sistema</w:t>
               <w:tab/>
-              <w:t xml:space="preserve">13</w:t>
+              <w:t xml:space="preserve">15</w:t>
             </w:r>
           </w:hyperlink>
           <w:r>
@@ -1499,7 +1499,7 @@
               </w:rPr>
               <w:t xml:space="preserve">Actividad 7: Despliegue y capacitación del personal involucrado</w:t>
               <w:tab/>
-              <w:t xml:space="preserve">18</w:t>
+              <w:t xml:space="preserve">20</w:t>
             </w:r>
           </w:hyperlink>
           <w:r>
@@ -1552,7 +1552,7 @@
               </w:rPr>
               <w:t xml:space="preserve">Actividad 8: Documentación técnica de la implantación del sistema.</w:t>
               <w:tab/>
-              <w:t xml:space="preserve">21</w:t>
+              <w:t xml:space="preserve">23</w:t>
             </w:r>
           </w:hyperlink>
           <w:r>
@@ -1604,7 +1604,7 @@
               </w:rPr>
               <w:t xml:space="preserve">Relación de actividades con cada PUA:</w:t>
               <w:tab/>
-              <w:t xml:space="preserve">49</w:t>
+              <w:t xml:space="preserve">51</w:t>
             </w:r>
           </w:hyperlink>
           <w:r>
@@ -1656,7 +1656,7 @@
               </w:rPr>
               <w:t xml:space="preserve">Fotos:</w:t>
               <w:tab/>
-              <w:t xml:space="preserve">50</w:t>
+              <w:t xml:space="preserve">52</w:t>
             </w:r>
           </w:hyperlink>
           <w:r>
@@ -1708,7 +1708,7 @@
               </w:rPr>
               <w:t xml:space="preserve">Conclusión:</w:t>
               <w:tab/>
-              <w:t xml:space="preserve">52</w:t>
+              <w:t xml:space="preserve">54</w:t>
             </w:r>
           </w:hyperlink>
           <w:r>
@@ -4101,7 +4101,35 @@
           <w:szCs w:val="24"/>
           <w:rtl w:val="0"/>
         </w:rPr>
-        <w:t xml:space="preserve">Se establecieron objetivos claros para el diseño de las pruebas, tales como, verificar la navegación, la comprensión de los contenidos, la realización de las tareas más comunes para los usuarios de la página web y la satisfacción general de los usuarios.</w:t>
+        <w:t xml:space="preserve">Se realizó una exploración completa del sistema, identificando todos los módulos principales.</w:t>
+      </w:r>
+    </w:p>
+    <w:p>
+      <w:pPr>
+        <w:numPr>
+          <w:ilvl w:val="1"/>
+          <w:numId w:val="22"/>
+        </w:numPr>
+        <w:ind w:left="1440" w:hanging="360"/>
+        <w:jc w:val="both"/>
+        <w:rPr>
+          <w:sz w:val="24"/>
+          <w:szCs w:val="24"/>
+          <w:u w:val="none"/>
+        </w:rPr>
+      </w:pPr>
+      <w:r>
+        <w:rPr>
+          <w:sz w:val="24"/>
+          <w:szCs w:val="24"/>
+          <w:rtl w:val="0"/>
+        </w:rPr>
+        <w:t xml:space="preserve">Se verificó el flujo desde iniciar sesión hasta recibir la orden</w:t>
+      </w:r>
+      <w:r>
+        <w:rPr>
+          <w:rtl w:val="0"/>
+        </w:rPr>
       </w:r>
     </w:p>
     <w:p>
@@ -4149,7 +4177,7 @@
           <w:szCs w:val="24"/>
           <w:rtl w:val="0"/>
         </w:rPr>
-        <w:t xml:space="preserve">Se solicitará a varios empleados del departamento de farmacia (los administradores) y varios usuarios que no pertenezcan al departamento de farmacia para las pruebas, se intentará buscar usuarios con distintos niveles de experiencia en el uso de páginas web.</w:t>
+        <w:t xml:space="preserve">Se analizaron las funciones que la aplicación debía cumplir para operar adecuadamente en un entorno real</w:t>
       </w:r>
     </w:p>
     <w:p>
@@ -4175,7 +4203,7 @@
           <w:szCs w:val="24"/>
           <w:rtl w:val="0"/>
         </w:rPr>
-        <w:t xml:space="preserve">Identificación de dependencias.</w:t>
+        <w:t xml:space="preserve">Análisis de componentes técnicos.</w:t>
       </w:r>
     </w:p>
     <w:p>
@@ -4197,23 +4225,142 @@
           <w:szCs w:val="24"/>
           <w:rtl w:val="0"/>
         </w:rPr>
-        <w:t xml:space="preserve">Se diseñaron escenarios comunes para este tipo de página web, por ejemplo: </w:t>
-      </w:r>
-      <w:r>
-        <w:rPr>
-          <w:sz w:val="24"/>
-          <w:szCs w:val="24"/>
-          <w:rtl w:val="0"/>
-        </w:rPr>
-        <w:t xml:space="preserve">registro</w:t>
-      </w:r>
-      <w:r>
-        <w:rPr>
-          <w:sz w:val="24"/>
-          <w:szCs w:val="24"/>
-          <w:rtl w:val="0"/>
-        </w:rPr>
-        <w:t xml:space="preserve"> en la plataforma, gestión del perfil, subir la receta, uso de las herramientas de gestión disponibles solo para administradores, después del apartado de justificación podrán encontrar una descripción más detallada de los escenarios anteriormente mencionados.</w:t>
+        <w:t xml:space="preserve">Se revisaron las tecnologías usadas:</w:t>
+      </w:r>
+    </w:p>
+    <w:p>
+      <w:pPr>
+        <w:numPr>
+          <w:ilvl w:val="1"/>
+          <w:numId w:val="22"/>
+        </w:numPr>
+        <w:ind w:left="1440" w:hanging="360"/>
+        <w:jc w:val="both"/>
+        <w:rPr>
+          <w:sz w:val="24"/>
+          <w:szCs w:val="24"/>
+          <w:u w:val="none"/>
+        </w:rPr>
+      </w:pPr>
+      <w:r>
+        <w:rPr>
+          <w:sz w:val="24"/>
+          <w:szCs w:val="24"/>
+          <w:rtl w:val="0"/>
+        </w:rPr>
+        <w:t xml:space="preserve">Frontend: React, </w:t>
+      </w:r>
+      <w:r>
+        <w:rPr>
+          <w:sz w:val="24"/>
+          <w:szCs w:val="24"/>
+          <w:rtl w:val="0"/>
+        </w:rPr>
+        <w:t xml:space="preserve">Vite</w:t>
+      </w:r>
+      <w:r>
+        <w:rPr>
+          <w:sz w:val="24"/>
+          <w:szCs w:val="24"/>
+          <w:rtl w:val="0"/>
+        </w:rPr>
+        <w:t xml:space="preserve">.</w:t>
+      </w:r>
+    </w:p>
+    <w:p>
+      <w:pPr>
+        <w:numPr>
+          <w:ilvl w:val="1"/>
+          <w:numId w:val="22"/>
+        </w:numPr>
+        <w:ind w:left="1440" w:hanging="360"/>
+        <w:jc w:val="both"/>
+        <w:rPr>
+          <w:sz w:val="24"/>
+          <w:szCs w:val="24"/>
+          <w:u w:val="none"/>
+        </w:rPr>
+      </w:pPr>
+      <w:r>
+        <w:rPr>
+          <w:sz w:val="24"/>
+          <w:szCs w:val="24"/>
+          <w:rtl w:val="0"/>
+        </w:rPr>
+        <w:t xml:space="preserve">Backend: SocketIO, NodeJs, Express</w:t>
+      </w:r>
+    </w:p>
+    <w:p>
+      <w:pPr>
+        <w:numPr>
+          <w:ilvl w:val="1"/>
+          <w:numId w:val="22"/>
+        </w:numPr>
+        <w:ind w:left="1440" w:hanging="360"/>
+        <w:jc w:val="both"/>
+        <w:rPr>
+          <w:sz w:val="24"/>
+          <w:szCs w:val="24"/>
+          <w:u w:val="none"/>
+        </w:rPr>
+      </w:pPr>
+      <w:r>
+        <w:rPr>
+          <w:sz w:val="24"/>
+          <w:szCs w:val="24"/>
+          <w:rtl w:val="0"/>
+        </w:rPr>
+        <w:t xml:space="preserve">Base de datos: MySQL</w:t>
+      </w:r>
+    </w:p>
+    <w:p>
+      <w:pPr>
+        <w:numPr>
+          <w:ilvl w:val="1"/>
+          <w:numId w:val="22"/>
+        </w:numPr>
+        <w:ind w:left="1440" w:hanging="360"/>
+        <w:jc w:val="both"/>
+        <w:rPr>
+          <w:sz w:val="24"/>
+          <w:szCs w:val="24"/>
+          <w:u w:val="none"/>
+        </w:rPr>
+      </w:pPr>
+      <w:r>
+        <w:rPr>
+          <w:sz w:val="24"/>
+          <w:szCs w:val="24"/>
+          <w:rtl w:val="0"/>
+        </w:rPr>
+        <w:t xml:space="preserve">Servidor web: Nginx</w:t>
+      </w:r>
+    </w:p>
+    <w:p>
+      <w:pPr>
+        <w:numPr>
+          <w:ilvl w:val="1"/>
+          <w:numId w:val="22"/>
+        </w:numPr>
+        <w:ind w:left="1440" w:hanging="360"/>
+        <w:rPr>
+          <w:sz w:val="24"/>
+          <w:szCs w:val="24"/>
+          <w:u w:val="none"/>
+        </w:rPr>
+      </w:pPr>
+      <w:r>
+        <w:rPr>
+          <w:sz w:val="24"/>
+          <w:szCs w:val="24"/>
+          <w:rtl w:val="0"/>
+        </w:rPr>
+        <w:t xml:space="preserve">Se evaluó su compatibilidad con el entorno productivo y con la infraestructura del hospital.</w:t>
+      </w:r>
+      <w:r>
+        <w:rPr>
+          <w:rtl w:val="0"/>
+        </w:rPr>
       </w:r>
     </w:p>
     <w:p>
@@ -4261,23 +4408,91 @@
           <w:szCs w:val="24"/>
           <w:rtl w:val="0"/>
         </w:rPr>
-        <w:t xml:space="preserve">Se diseñaron escenarios comunes para este tipo de página web, por ejemplo: </w:t>
-      </w:r>
-      <w:r>
-        <w:rPr>
-          <w:sz w:val="24"/>
-          <w:szCs w:val="24"/>
-          <w:rtl w:val="0"/>
-        </w:rPr>
-        <w:t xml:space="preserve">registro</w:t>
-      </w:r>
-      <w:r>
-        <w:rPr>
-          <w:sz w:val="24"/>
-          <w:szCs w:val="24"/>
-          <w:rtl w:val="0"/>
-        </w:rPr>
-        <w:t xml:space="preserve"> en la plataforma, gestión del perfil, subir la receta, uso de las herramientas de gestión disponibles solo para administradores, después del apartado de justificación podrán encontrar una descripción más detallada de los escenarios anteriormente mencionados.</w:t>
+        <w:t xml:space="preserve">Durante el análisis, se detectaron diversos puntos que requieren cambios para poder funcionar en el servidor</w:t>
+      </w:r>
+    </w:p>
+    <w:p>
+      <w:pPr>
+        <w:numPr>
+          <w:ilvl w:val="1"/>
+          <w:numId w:val="22"/>
+        </w:numPr>
+        <w:ind w:left="1440" w:hanging="360"/>
+        <w:jc w:val="both"/>
+        <w:rPr>
+          <w:sz w:val="24"/>
+          <w:szCs w:val="24"/>
+          <w:u w:val="none"/>
+        </w:rPr>
+      </w:pPr>
+      <w:r>
+        <w:rPr>
+          <w:sz w:val="24"/>
+          <w:szCs w:val="24"/>
+          <w:rtl w:val="0"/>
+        </w:rPr>
+        <w:t xml:space="preserve">Reemplazo de referencias a localhost por el dominio oficial</w:t>
+      </w:r>
+    </w:p>
+    <w:p>
+      <w:pPr>
+        <w:numPr>
+          <w:ilvl w:val="1"/>
+          <w:numId w:val="22"/>
+        </w:numPr>
+        <w:ind w:left="1440" w:hanging="360"/>
+        <w:jc w:val="both"/>
+        <w:rPr>
+          <w:sz w:val="24"/>
+          <w:szCs w:val="24"/>
+          <w:u w:val="none"/>
+        </w:rPr>
+      </w:pPr>
+      <w:r>
+        <w:rPr>
+          <w:sz w:val="24"/>
+          <w:szCs w:val="24"/>
+          <w:rtl w:val="0"/>
+        </w:rPr>
+        <w:t xml:space="preserve">Configuración de CORS para permitir la comunicación entre frontend y backend</w:t>
+      </w:r>
+    </w:p>
+    <w:p>
+      <w:pPr>
+        <w:numPr>
+          <w:ilvl w:val="1"/>
+          <w:numId w:val="22"/>
+        </w:numPr>
+        <w:ind w:left="1440" w:hanging="360"/>
+        <w:jc w:val="both"/>
+        <w:rPr>
+          <w:sz w:val="24"/>
+          <w:szCs w:val="24"/>
+          <w:u w:val="none"/>
+        </w:rPr>
+      </w:pPr>
+      <w:r>
+        <w:rPr>
+          <w:sz w:val="24"/>
+          <w:szCs w:val="24"/>
+          <w:rtl w:val="0"/>
+        </w:rPr>
+        <w:t xml:space="preserve">Separación del frontend y backend como servicios independientes</w:t>
+      </w:r>
+    </w:p>
+    <w:p>
+      <w:pPr>
+        <w:ind w:left="0" w:firstLine="0"/>
+        <w:jc w:val="both"/>
+        <w:rPr>
+          <w:sz w:val="24"/>
+          <w:szCs w:val="24"/>
+        </w:rPr>
+      </w:pPr>
+      <w:r>
+        <w:rPr>
+          <w:rtl w:val="0"/>
+        </w:rPr>
       </w:r>
     </w:p>
     <w:p>
@@ -4309,6 +4524,7 @@
           <w:ilvl w:val="0"/>
           <w:numId w:val="24"/>
         </w:numPr>
+        <w:spacing w:after="0" w:afterAutospacing="0" w:before="240" w:lineRule="auto"/>
         <w:ind w:left="720" w:hanging="360"/>
         <w:jc w:val="both"/>
         <w:rPr>
@@ -4322,7 +4538,53 @@
           <w:szCs w:val="24"/>
           <w:rtl w:val="0"/>
         </w:rPr>
-        <w:t xml:space="preserve">Las tareas realizadas cubren de forma íntegra los objetivos comunes para este tipo de pruebas, tales como, comprobar la usabilidad del sistema, validar flujos críticos, medir la aceptación y facilidad de uso por parte de los usuarios. De igual forma, el seleccionar perfiles significativos, el uso de escenarios medibles pueden garantizar resultados reproducibles y accionables.</w:t>
+        <w:t xml:space="preserve">El análisis realizado permitió comprender a fondo el estado actual del sistema y las necesidades técnicas para su implementación en un entorno real.</w:t>
+      </w:r>
+    </w:p>
+    <w:p>
+      <w:pPr>
+        <w:numPr>
+          <w:ilvl w:val="0"/>
+          <w:numId w:val="24"/>
+        </w:numPr>
+        <w:spacing w:after="0" w:afterAutospacing="0" w:before="0" w:beforeAutospacing="0" w:lineRule="auto"/>
+        <w:ind w:left="720" w:hanging="360"/>
+        <w:rPr>
+          <w:sz w:val="24"/>
+          <w:szCs w:val="24"/>
+          <w:u w:val="none"/>
+        </w:rPr>
+      </w:pPr>
+      <w:r>
+        <w:rPr>
+          <w:sz w:val="24"/>
+          <w:szCs w:val="24"/>
+          <w:rtl w:val="0"/>
+        </w:rPr>
+        <w:t xml:space="preserve">Gracias a esta revisión detallada, fue posible anticipar los ajustes necesarios y prepararse adecuadamente para las siguientes fases del proyecto, incluyendo la instalación en servidor, la configuración de servicios y la ejecución de pruebas.</w:t>
+      </w:r>
+    </w:p>
+    <w:p>
+      <w:pPr>
+        <w:numPr>
+          <w:ilvl w:val="0"/>
+          <w:numId w:val="24"/>
+        </w:numPr>
+        <w:spacing w:after="240" w:before="0" w:beforeAutospacing="0" w:lineRule="auto"/>
+        <w:ind w:left="720" w:hanging="360"/>
+        <w:rPr>
+          <w:sz w:val="24"/>
+          <w:szCs w:val="24"/>
+          <w:u w:val="none"/>
+        </w:rPr>
+      </w:pPr>
+      <w:r>
+        <w:rPr>
+          <w:sz w:val="24"/>
+          <w:szCs w:val="24"/>
+          <w:rtl w:val="0"/>
+        </w:rPr>
+        <w:t xml:space="preserve">Además, este proceso permitió clarificar dudas técnicas y reforzar conocimientos antes de proceder con tareas críticas de despliegue e integración.</w:t>
       </w:r>
     </w:p>
     <w:p>
@@ -4347,75 +4609,16 @@
         <w:rPr>
           <w:rtl w:val="0"/>
         </w:rPr>
-        <w:t xml:space="preserve">*PENDIENTE*</w:t>
-      </w:r>
-    </w:p>
-    <w:p>
-      <w:pPr>
+      </w:r>
+    </w:p>
+    <w:p>
+      <w:pPr>
+        <w:pStyle w:val="Heading2"/>
+        <w:jc w:val="both"/>
         <w:rPr/>
       </w:pPr>
-      <w:r>
-        <w:rPr>
-          <w:rtl w:val="0"/>
-        </w:rPr>
-      </w:r>
-    </w:p>
-    <w:p>
-      <w:pPr>
-        <w:pStyle w:val="Heading2"/>
-        <w:jc w:val="both"/>
-        <w:rPr/>
-      </w:pPr>
-      <w:bookmarkStart w:colFirst="0" w:colLast="0" w:name="_x8o9vziby3db" w:id="9"/>
+      <w:bookmarkStart w:colFirst="0" w:colLast="0" w:name="_l6jlz8m4bo69" w:id="9"/>
       <w:bookmarkEnd w:id="9"/>
-      <w:r>
-        <w:rPr>
-          <w:rtl w:val="0"/>
-        </w:rPr>
-      </w:r>
-    </w:p>
-    <w:p>
-      <w:pPr>
-        <w:pStyle w:val="Heading2"/>
-        <w:jc w:val="both"/>
-        <w:rPr/>
-      </w:pPr>
-      <w:bookmarkStart w:colFirst="0" w:colLast="0" w:name="_dmo604e8cg0w" w:id="10"/>
-      <w:bookmarkEnd w:id="10"/>
-      <w:r>
-        <w:rPr>
-          <w:rtl w:val="0"/>
-        </w:rPr>
-      </w:r>
-    </w:p>
-    <w:p>
-      <w:pPr>
-        <w:rPr/>
-      </w:pPr>
-      <w:r>
-        <w:rPr>
-          <w:rtl w:val="0"/>
-        </w:rPr>
-      </w:r>
-    </w:p>
-    <w:p>
-      <w:pPr>
-        <w:rPr/>
-      </w:pPr>
-      <w:r>
-        <w:rPr>
-          <w:rtl w:val="0"/>
-        </w:rPr>
-      </w:r>
-    </w:p>
-    <w:p>
-      <w:pPr>
-        <w:pStyle w:val="Heading2"/>
-        <w:jc w:val="both"/>
-        <w:rPr/>
-      </w:pPr>
-      <w:bookmarkStart w:colFirst="0" w:colLast="0" w:name="_l6jlz8m4bo69" w:id="11"/>
-      <w:bookmarkEnd w:id="11"/>
       <w:r>
         <w:rPr>
           <w:rtl w:val="0"/>
@@ -4573,7 +4776,7 @@
     <w:p>
       <w:pPr>
         <w:ind w:left="720" w:firstLine="0"/>
-        <w:jc w:val="both"/>
+        <w:jc w:val="center"/>
         <w:rPr>
           <w:sz w:val="24"/>
           <w:szCs w:val="24"/>
@@ -4588,16 +4791,16 @@
           <wp:inline distB="114300" distT="114300" distL="114300" distR="114300">
             <wp:extent cx="1657350" cy="304800"/>
             <wp:effectExtent b="0" l="0" r="0" t="0"/>
-            <wp:docPr id="29" name="image14.png"/>
+            <wp:docPr id="29" name="image31.png"/>
             <a:graphic>
               <a:graphicData uri="http://schemas.openxmlformats.org/drawingml/2006/picture">
                 <pic:pic>
                   <pic:nvPicPr>
-                    <pic:cNvPr id="0" name="image14.png"/>
+                    <pic:cNvPr id="0" name="image31.png"/>
                     <pic:cNvPicPr preferRelativeResize="0"/>
                   </pic:nvPicPr>
                   <pic:blipFill>
-                    <a:blip r:embed="rId7"/>
+                    <a:blip r:embed="rId8"/>
                     <a:srcRect b="0" l="0" r="0" t="0"/>
                     <a:stretch>
                       <a:fillRect/>
@@ -4625,6 +4828,30 @@
     </w:p>
     <w:p>
       <w:pPr>
+        <w:ind w:left="720" w:firstLine="0"/>
+        <w:jc w:val="center"/>
+        <w:rPr>
+          <w:i w:val="1"/>
+          <w:iCs w:val="1"/>
+          <w:color w:val="434343"/>
+          <w:sz w:val="20"/>
+          <w:szCs w:val="20"/>
+        </w:rPr>
+      </w:pPr>
+      <w:r>
+        <w:rPr>
+          <w:i w:val="1"/>
+          <w:iCs w:val="1"/>
+          <w:color w:val="434343"/>
+          <w:sz w:val="20"/>
+          <w:szCs w:val="20"/>
+          <w:rtl w:val="0"/>
+        </w:rPr>
+        <w:t xml:space="preserve">Imagen No 1: Actualización de sistema operativo</w:t>
+      </w:r>
+    </w:p>
+    <w:p>
+      <w:pPr>
         <w:ind w:left="0" w:firstLine="0"/>
         <w:jc w:val="both"/>
         <w:rPr>
@@ -4726,16 +4953,11 @@
     </w:p>
     <w:p>
       <w:pPr>
-        <w:numPr>
-          <w:ilvl w:val="1"/>
-          <w:numId w:val="22"/>
-        </w:numPr>
-        <w:ind w:left="1440" w:hanging="360"/>
-        <w:jc w:val="both"/>
-        <w:rPr>
-          <w:sz w:val="24"/>
-          <w:szCs w:val="24"/>
-          <w:u w:val="none"/>
+        <w:ind w:left="1440" w:firstLine="0"/>
+        <w:jc w:val="center"/>
+        <w:rPr>
+          <w:sz w:val="24"/>
+          <w:szCs w:val="24"/>
         </w:rPr>
       </w:pPr>
       <w:r>
@@ -4747,16 +4969,16 @@
           <wp:inline distB="114300" distT="114300" distL="114300" distR="114300">
             <wp:extent cx="1990725" cy="314325"/>
             <wp:effectExtent b="0" l="0" r="0" t="0"/>
-            <wp:docPr id="51" name="image36.png"/>
+            <wp:docPr id="51" name="image58.png"/>
             <a:graphic>
               <a:graphicData uri="http://schemas.openxmlformats.org/drawingml/2006/picture">
                 <pic:pic>
                   <pic:nvPicPr>
-                    <pic:cNvPr id="0" name="image36.png"/>
+                    <pic:cNvPr id="0" name="image58.png"/>
                     <pic:cNvPicPr preferRelativeResize="0"/>
                   </pic:nvPicPr>
                   <pic:blipFill>
-                    <a:blip r:embed="rId8"/>
+                    <a:blip r:embed="rId9"/>
                     <a:srcRect b="0" l="0" r="0" t="0"/>
                     <a:stretch>
                       <a:fillRect/>
@@ -4784,6 +5006,30 @@
     </w:p>
     <w:p>
       <w:pPr>
+        <w:ind w:left="1440" w:firstLine="0"/>
+        <w:jc w:val="center"/>
+        <w:rPr>
+          <w:i w:val="1"/>
+          <w:iCs w:val="1"/>
+          <w:color w:val="434343"/>
+          <w:sz w:val="20"/>
+          <w:szCs w:val="20"/>
+        </w:rPr>
+      </w:pPr>
+      <w:r>
+        <w:rPr>
+          <w:i w:val="1"/>
+          <w:iCs w:val="1"/>
+          <w:color w:val="434343"/>
+          <w:sz w:val="20"/>
+          <w:szCs w:val="20"/>
+          <w:rtl w:val="0"/>
+        </w:rPr>
+        <w:t xml:space="preserve">Imagen No. 2: Node Js en sistema</w:t>
+      </w:r>
+    </w:p>
+    <w:p>
+      <w:pPr>
         <w:numPr>
           <w:ilvl w:val="1"/>
           <w:numId w:val="22"/>
@@ -4807,16 +5053,11 @@
     </w:p>
     <w:p>
       <w:pPr>
-        <w:numPr>
-          <w:ilvl w:val="1"/>
-          <w:numId w:val="22"/>
-        </w:numPr>
-        <w:ind w:left="1440" w:hanging="360"/>
-        <w:jc w:val="both"/>
-        <w:rPr>
-          <w:sz w:val="24"/>
-          <w:szCs w:val="24"/>
-          <w:u w:val="none"/>
+        <w:ind w:left="1440" w:firstLine="0"/>
+        <w:jc w:val="center"/>
+        <w:rPr>
+          <w:sz w:val="24"/>
+          <w:szCs w:val="24"/>
         </w:rPr>
       </w:pPr>
       <w:r>
@@ -4828,16 +5069,16 @@
           <wp:inline distB="114300" distT="114300" distL="114300" distR="114300">
             <wp:extent cx="1800225" cy="266700"/>
             <wp:effectExtent b="0" l="0" r="0" t="0"/>
-            <wp:docPr id="35" name="image35.png"/>
+            <wp:docPr id="35" name="image36.png"/>
             <a:graphic>
               <a:graphicData uri="http://schemas.openxmlformats.org/drawingml/2006/picture">
                 <pic:pic>
                   <pic:nvPicPr>
-                    <pic:cNvPr id="0" name="image35.png"/>
+                    <pic:cNvPr id="0" name="image36.png"/>
                     <pic:cNvPicPr preferRelativeResize="0"/>
                   </pic:nvPicPr>
                   <pic:blipFill>
-                    <a:blip r:embed="rId9"/>
+                    <a:blip r:embed="rId10"/>
                     <a:srcRect b="0" l="0" r="0" t="0"/>
                     <a:stretch>
                       <a:fillRect/>
@@ -4865,6 +5106,30 @@
     </w:p>
     <w:p>
       <w:pPr>
+        <w:ind w:left="1440" w:firstLine="0"/>
+        <w:jc w:val="center"/>
+        <w:rPr>
+          <w:i w:val="1"/>
+          <w:iCs w:val="1"/>
+          <w:color w:val="434343"/>
+          <w:sz w:val="20"/>
+          <w:szCs w:val="20"/>
+        </w:rPr>
+      </w:pPr>
+      <w:r>
+        <w:rPr>
+          <w:i w:val="1"/>
+          <w:iCs w:val="1"/>
+          <w:color w:val="434343"/>
+          <w:sz w:val="20"/>
+          <w:szCs w:val="20"/>
+          <w:rtl w:val="0"/>
+        </w:rPr>
+        <w:t xml:space="preserve">Imagen No. 3: NPM en sistema</w:t>
+      </w:r>
+    </w:p>
+    <w:p>
+      <w:pPr>
         <w:numPr>
           <w:ilvl w:val="1"/>
           <w:numId w:val="22"/>
@@ -4888,16 +5153,11 @@
     </w:p>
     <w:p>
       <w:pPr>
-        <w:numPr>
-          <w:ilvl w:val="1"/>
-          <w:numId w:val="22"/>
-        </w:numPr>
-        <w:ind w:left="1440" w:hanging="360"/>
-        <w:jc w:val="both"/>
-        <w:rPr>
-          <w:sz w:val="24"/>
-          <w:szCs w:val="24"/>
-          <w:u w:val="none"/>
+        <w:ind w:left="1440" w:firstLine="0"/>
+        <w:jc w:val="center"/>
+        <w:rPr>
+          <w:sz w:val="24"/>
+          <w:szCs w:val="24"/>
         </w:rPr>
       </w:pPr>
       <w:r>
@@ -4909,16 +5169,16 @@
           <wp:inline distB="114300" distT="114300" distL="114300" distR="114300">
             <wp:extent cx="2085975" cy="295275"/>
             <wp:effectExtent b="0" l="0" r="0" t="0"/>
-            <wp:docPr id="52" name="image48.png"/>
+            <wp:docPr id="52" name="image49.png"/>
             <a:graphic>
               <a:graphicData uri="http://schemas.openxmlformats.org/drawingml/2006/picture">
                 <pic:pic>
                   <pic:nvPicPr>
-                    <pic:cNvPr id="0" name="image48.png"/>
+                    <pic:cNvPr id="0" name="image49.png"/>
                     <pic:cNvPicPr preferRelativeResize="0"/>
                   </pic:nvPicPr>
                   <pic:blipFill>
-                    <a:blip r:embed="rId10"/>
+                    <a:blip r:embed="rId11"/>
                     <a:srcRect b="0" l="0" r="0" t="0"/>
                     <a:stretch>
                       <a:fillRect/>
@@ -4946,6 +5206,30 @@
     </w:p>
     <w:p>
       <w:pPr>
+        <w:ind w:left="1440" w:firstLine="0"/>
+        <w:jc w:val="center"/>
+        <w:rPr>
+          <w:i w:val="1"/>
+          <w:iCs w:val="1"/>
+          <w:color w:val="434343"/>
+          <w:sz w:val="20"/>
+          <w:szCs w:val="20"/>
+        </w:rPr>
+      </w:pPr>
+      <w:r>
+        <w:rPr>
+          <w:i w:val="1"/>
+          <w:iCs w:val="1"/>
+          <w:color w:val="434343"/>
+          <w:sz w:val="20"/>
+          <w:szCs w:val="20"/>
+          <w:rtl w:val="0"/>
+        </w:rPr>
+        <w:t xml:space="preserve">Imagen No. 4: Nginx en sistema</w:t>
+      </w:r>
+    </w:p>
+    <w:p>
+      <w:pPr>
         <w:numPr>
           <w:ilvl w:val="1"/>
           <w:numId w:val="22"/>
@@ -4969,16 +5253,11 @@
     </w:p>
     <w:p>
       <w:pPr>
-        <w:numPr>
-          <w:ilvl w:val="1"/>
-          <w:numId w:val="22"/>
-        </w:numPr>
-        <w:ind w:left="1440" w:hanging="360"/>
-        <w:jc w:val="both"/>
-        <w:rPr>
-          <w:sz w:val="24"/>
-          <w:szCs w:val="24"/>
-          <w:u w:val="none"/>
+        <w:ind w:left="1440" w:firstLine="0"/>
+        <w:jc w:val="center"/>
+        <w:rPr>
+          <w:sz w:val="24"/>
+          <w:szCs w:val="24"/>
         </w:rPr>
       </w:pPr>
       <w:r>
@@ -4990,16 +5269,16 @@
           <wp:inline distB="114300" distT="114300" distL="114300" distR="114300">
             <wp:extent cx="5731200" cy="241300"/>
             <wp:effectExtent b="0" l="0" r="0" t="0"/>
-            <wp:docPr id="41" name="image37.png"/>
+            <wp:docPr id="41" name="image47.png"/>
             <a:graphic>
               <a:graphicData uri="http://schemas.openxmlformats.org/drawingml/2006/picture">
                 <pic:pic>
                   <pic:nvPicPr>
-                    <pic:cNvPr id="0" name="image37.png"/>
+                    <pic:cNvPr id="0" name="image47.png"/>
                     <pic:cNvPicPr preferRelativeResize="0"/>
                   </pic:nvPicPr>
                   <pic:blipFill>
-                    <a:blip r:embed="rId11"/>
+                    <a:blip r:embed="rId12"/>
                     <a:srcRect b="0" l="0" r="0" t="0"/>
                     <a:stretch>
                       <a:fillRect/>
@@ -5027,6 +5306,35 @@
     </w:p>
     <w:p>
       <w:pPr>
+        <w:ind w:left="1440" w:firstLine="0"/>
+        <w:jc w:val="center"/>
+        <w:rPr>
+          <w:i w:val="1"/>
+          <w:iCs w:val="1"/>
+          <w:color w:val="434343"/>
+          <w:sz w:val="20"/>
+          <w:szCs w:val="20"/>
+        </w:rPr>
+      </w:pPr>
+      <w:r>
+        <w:rPr>
+          <w:i w:val="1"/>
+          <w:iCs w:val="1"/>
+          <w:color w:val="434343"/>
+          <w:sz w:val="20"/>
+          <w:szCs w:val="20"/>
+          <w:rtl w:val="0"/>
+        </w:rPr>
+        <w:t xml:space="preserve">Imagen No. 5: mysql en sistema</w:t>
+      </w:r>
+      <w:r>
+        <w:rPr>
+          <w:rtl w:val="0"/>
+        </w:rPr>
+      </w:r>
+    </w:p>
+    <w:p>
+      <w:pPr>
         <w:numPr>
           <w:ilvl w:val="0"/>
           <w:numId w:val="22"/>
@@ -5076,7 +5384,7 @@
     <w:p>
       <w:pPr>
         <w:ind w:left="0" w:firstLine="0"/>
-        <w:jc w:val="both"/>
+        <w:jc w:val="center"/>
         <w:rPr>
           <w:sz w:val="24"/>
           <w:szCs w:val="24"/>
@@ -5091,16 +5399,16 @@
           <wp:inline distB="114300" distT="114300" distL="114300" distR="114300">
             <wp:extent cx="5731200" cy="520700"/>
             <wp:effectExtent b="0" l="0" r="0" t="0"/>
-            <wp:docPr id="43" name="image53.png"/>
+            <wp:docPr id="43" name="image45.png"/>
             <a:graphic>
               <a:graphicData uri="http://schemas.openxmlformats.org/drawingml/2006/picture">
                 <pic:pic>
                   <pic:nvPicPr>
-                    <pic:cNvPr id="0" name="image53.png"/>
+                    <pic:cNvPr id="0" name="image45.png"/>
                     <pic:cNvPicPr preferRelativeResize="0"/>
                   </pic:nvPicPr>
                   <pic:blipFill>
-                    <a:blip r:embed="rId12"/>
+                    <a:blip r:embed="rId13"/>
                     <a:srcRect b="0" l="0" r="0" t="0"/>
                     <a:stretch>
                       <a:fillRect/>
@@ -5128,6 +5436,35 @@
     </w:p>
     <w:p>
       <w:pPr>
+        <w:ind w:left="0" w:firstLine="0"/>
+        <w:jc w:val="center"/>
+        <w:rPr>
+          <w:i w:val="1"/>
+          <w:iCs w:val="1"/>
+          <w:color w:val="434343"/>
+          <w:sz w:val="20"/>
+          <w:szCs w:val="20"/>
+        </w:rPr>
+      </w:pPr>
+      <w:r>
+        <w:rPr>
+          <w:i w:val="1"/>
+          <w:iCs w:val="1"/>
+          <w:color w:val="434343"/>
+          <w:sz w:val="20"/>
+          <w:szCs w:val="20"/>
+          <w:rtl w:val="0"/>
+        </w:rPr>
+        <w:t xml:space="preserve">Imagen No. 6: Dominios creados en CloudPanel</w:t>
+      </w:r>
+      <w:r>
+        <w:rPr>
+          <w:rtl w:val="0"/>
+        </w:rPr>
+      </w:r>
+    </w:p>
+    <w:p>
+      <w:pPr>
         <w:numPr>
           <w:ilvl w:val="0"/>
           <w:numId w:val="22"/>
@@ -5149,7 +5486,17 @@
           <w:szCs w:val="24"/>
           <w:rtl w:val="0"/>
         </w:rPr>
-        <w:t xml:space="preserve">Separacion del backend y frontend</w:t>
+        <w:t xml:space="preserve">Separación</w:t>
+      </w:r>
+      <w:r>
+        <w:rPr>
+          <w:b w:val="1"/>
+          <w:bCs w:val="1"/>
+          <w:sz w:val="24"/>
+          <w:szCs w:val="24"/>
+          <w:rtl w:val="0"/>
+        </w:rPr>
+        <w:t xml:space="preserve"> del backend y frontend</w:t>
       </w:r>
     </w:p>
     <w:p>
@@ -5308,12 +5655,8 @@
     </w:p>
     <w:p>
       <w:pPr>
-        <w:numPr>
-          <w:ilvl w:val="1"/>
-          <w:numId w:val="22"/>
-        </w:numPr>
-        <w:ind w:left="1440" w:hanging="360"/>
-        <w:jc w:val="both"/>
+        <w:ind w:left="1440" w:firstLine="0"/>
+        <w:jc w:val="center"/>
         <w:rPr>
           <w:sz w:val="24"/>
           <w:szCs w:val="24"/>
@@ -5328,16 +5671,16 @@
           <wp:inline distB="114300" distT="114300" distL="114300" distR="114300">
             <wp:extent cx="3905250" cy="266700"/>
             <wp:effectExtent b="0" l="0" r="0" t="0"/>
-            <wp:docPr id="1" name="image17.png"/>
+            <wp:docPr id="1" name="image21.png"/>
             <a:graphic>
               <a:graphicData uri="http://schemas.openxmlformats.org/drawingml/2006/picture">
                 <pic:pic>
                   <pic:nvPicPr>
-                    <pic:cNvPr id="0" name="image17.png"/>
+                    <pic:cNvPr id="0" name="image21.png"/>
                     <pic:cNvPicPr preferRelativeResize="0"/>
                   </pic:nvPicPr>
                   <pic:blipFill>
-                    <a:blip r:embed="rId13"/>
+                    <a:blip r:embed="rId14"/>
                     <a:srcRect b="0" l="0" r="0" t="0"/>
                     <a:stretch>
                       <a:fillRect/>
@@ -5365,6 +5708,30 @@
     </w:p>
     <w:p>
       <w:pPr>
+        <w:ind w:left="1440" w:firstLine="0"/>
+        <w:jc w:val="center"/>
+        <w:rPr>
+          <w:i w:val="1"/>
+          <w:iCs w:val="1"/>
+          <w:color w:val="434343"/>
+          <w:sz w:val="20"/>
+          <w:szCs w:val="20"/>
+        </w:rPr>
+      </w:pPr>
+      <w:r>
+        <w:rPr>
+          <w:i w:val="1"/>
+          <w:iCs w:val="1"/>
+          <w:color w:val="434343"/>
+          <w:sz w:val="20"/>
+          <w:szCs w:val="20"/>
+          <w:rtl w:val="0"/>
+        </w:rPr>
+        <w:t xml:space="preserve">Imagen No. 7: Servidor backend</w:t>
+      </w:r>
+    </w:p>
+    <w:p>
+      <w:pPr>
         <w:numPr>
           <w:ilvl w:val="1"/>
           <w:numId w:val="22"/>
@@ -5408,7 +5775,7 @@
         </w:rPr>
         <w:t xml:space="preserve">Frontend: </w:t>
       </w:r>
-      <w:hyperlink r:id="rId14">
+      <w:hyperlink r:id="rId15">
         <w:r>
           <w:rPr>
             <w:color w:val="1155cc"/>
@@ -5504,16 +5871,11 @@
     </w:p>
     <w:p>
       <w:pPr>
-        <w:numPr>
-          <w:ilvl w:val="1"/>
-          <w:numId w:val="22"/>
-        </w:numPr>
-        <w:ind w:left="1440" w:hanging="360"/>
-        <w:jc w:val="both"/>
-        <w:rPr>
-          <w:sz w:val="24"/>
-          <w:szCs w:val="24"/>
-          <w:u w:val="none"/>
+        <w:ind w:left="1440" w:firstLine="0"/>
+        <w:jc w:val="center"/>
+        <w:rPr>
+          <w:sz w:val="24"/>
+          <w:szCs w:val="24"/>
         </w:rPr>
       </w:pPr>
       <w:r>
@@ -5525,16 +5887,16 @@
           <wp:inline distB="114300" distT="114300" distL="114300" distR="114300">
             <wp:extent cx="5276850" cy="381000"/>
             <wp:effectExtent b="0" l="0" r="0" t="0"/>
-            <wp:docPr id="7" name="image2.png"/>
+            <wp:docPr id="7" name="image10.png"/>
             <a:graphic>
               <a:graphicData uri="http://schemas.openxmlformats.org/drawingml/2006/picture">
                 <pic:pic>
                   <pic:nvPicPr>
-                    <pic:cNvPr id="0" name="image2.png"/>
+                    <pic:cNvPr id="0" name="image10.png"/>
                     <pic:cNvPicPr preferRelativeResize="0"/>
                   </pic:nvPicPr>
                   <pic:blipFill>
-                    <a:blip r:embed="rId15"/>
+                    <a:blip r:embed="rId16"/>
                     <a:srcRect b="0" l="0" r="0" t="0"/>
                     <a:stretch>
                       <a:fillRect/>
@@ -5562,6 +5924,35 @@
     </w:p>
     <w:p>
       <w:pPr>
+        <w:ind w:left="1440" w:firstLine="0"/>
+        <w:jc w:val="center"/>
+        <w:rPr>
+          <w:i w:val="1"/>
+          <w:iCs w:val="1"/>
+          <w:color w:val="434343"/>
+          <w:sz w:val="20"/>
+          <w:szCs w:val="20"/>
+        </w:rPr>
+      </w:pPr>
+      <w:r>
+        <w:rPr>
+          <w:i w:val="1"/>
+          <w:iCs w:val="1"/>
+          <w:color w:val="434343"/>
+          <w:sz w:val="20"/>
+          <w:szCs w:val="20"/>
+          <w:rtl w:val="0"/>
+        </w:rPr>
+        <w:t xml:space="preserve">Imagen No. 8: Lista de procesos del backend</w:t>
+      </w:r>
+      <w:r>
+        <w:rPr>
+          <w:rtl w:val="0"/>
+        </w:rPr>
+      </w:r>
+    </w:p>
+    <w:p>
+      <w:pPr>
         <w:numPr>
           <w:ilvl w:val="0"/>
           <w:numId w:val="22"/>
@@ -5634,7 +6025,7 @@
     <w:p>
       <w:pPr>
         <w:ind w:left="0" w:firstLine="0"/>
-        <w:jc w:val="both"/>
+        <w:jc w:val="center"/>
         <w:rPr>
           <w:sz w:val="24"/>
           <w:szCs w:val="24"/>
@@ -5649,16 +6040,16 @@
           <wp:inline distB="114300" distT="114300" distL="114300" distR="114300">
             <wp:extent cx="5731200" cy="431800"/>
             <wp:effectExtent b="0" l="0" r="0" t="0"/>
-            <wp:docPr id="23" name="image24.png"/>
+            <wp:docPr id="23" name="image23.png"/>
             <a:graphic>
               <a:graphicData uri="http://schemas.openxmlformats.org/drawingml/2006/picture">
                 <pic:pic>
                   <pic:nvPicPr>
-                    <pic:cNvPr id="0" name="image24.png"/>
+                    <pic:cNvPr id="0" name="image23.png"/>
                     <pic:cNvPicPr preferRelativeResize="0"/>
                   </pic:nvPicPr>
                   <pic:blipFill>
-                    <a:blip r:embed="rId16"/>
+                    <a:blip r:embed="rId17"/>
                     <a:srcRect b="0" l="0" r="0" t="0"/>
                     <a:stretch>
                       <a:fillRect/>
@@ -5686,6 +6077,35 @@
     </w:p>
     <w:p>
       <w:pPr>
+        <w:ind w:left="0" w:firstLine="0"/>
+        <w:jc w:val="center"/>
+        <w:rPr>
+          <w:i w:val="1"/>
+          <w:iCs w:val="1"/>
+          <w:color w:val="434343"/>
+          <w:sz w:val="20"/>
+          <w:szCs w:val="20"/>
+        </w:rPr>
+      </w:pPr>
+      <w:r>
+        <w:rPr>
+          <w:i w:val="1"/>
+          <w:iCs w:val="1"/>
+          <w:color w:val="434343"/>
+          <w:sz w:val="20"/>
+          <w:szCs w:val="20"/>
+          <w:rtl w:val="0"/>
+        </w:rPr>
+        <w:t xml:space="preserve">Imagen No. 9: Configuración de registros DNS para el dominio</w:t>
+      </w:r>
+      <w:r>
+        <w:rPr>
+          <w:rtl w:val="0"/>
+        </w:rPr>
+      </w:r>
+    </w:p>
+    <w:p>
+      <w:pPr>
         <w:numPr>
           <w:ilvl w:val="0"/>
           <w:numId w:val="22"/>
@@ -5801,7 +6221,7 @@
     <w:p>
       <w:pPr>
         <w:ind w:left="0" w:firstLine="0"/>
-        <w:jc w:val="both"/>
+        <w:jc w:val="center"/>
         <w:rPr>
           <w:sz w:val="24"/>
           <w:szCs w:val="24"/>
@@ -5816,16 +6236,16 @@
           <wp:inline distB="114300" distT="114300" distL="114300" distR="114300">
             <wp:extent cx="5731200" cy="1371600"/>
             <wp:effectExtent b="0" l="0" r="0" t="0"/>
-            <wp:docPr id="56" name="image56.png"/>
+            <wp:docPr id="56" name="image44.png"/>
             <a:graphic>
               <a:graphicData uri="http://schemas.openxmlformats.org/drawingml/2006/picture">
                 <pic:pic>
                   <pic:nvPicPr>
-                    <pic:cNvPr id="0" name="image56.png"/>
+                    <pic:cNvPr id="0" name="image44.png"/>
                     <pic:cNvPicPr preferRelativeResize="0"/>
                   </pic:nvPicPr>
                   <pic:blipFill>
-                    <a:blip r:embed="rId17"/>
+                    <a:blip r:embed="rId18"/>
                     <a:srcRect b="0" l="0" r="0" t="0"/>
                     <a:stretch>
                       <a:fillRect/>
@@ -5854,16 +6274,25 @@
     <w:p>
       <w:pPr>
         <w:ind w:left="0" w:firstLine="0"/>
-        <w:jc w:val="both"/>
-        <w:rPr>
-          <w:sz w:val="24"/>
-          <w:szCs w:val="24"/>
-        </w:rPr>
-      </w:pPr>
-      <w:r>
-        <w:rPr>
-          <w:rtl w:val="0"/>
-        </w:rPr>
+        <w:jc w:val="center"/>
+        <w:rPr>
+          <w:i w:val="1"/>
+          <w:iCs w:val="1"/>
+          <w:color w:val="434343"/>
+          <w:sz w:val="20"/>
+          <w:szCs w:val="20"/>
+        </w:rPr>
+      </w:pPr>
+      <w:r>
+        <w:rPr>
+          <w:i w:val="1"/>
+          <w:iCs w:val="1"/>
+          <w:color w:val="434343"/>
+          <w:sz w:val="20"/>
+          <w:szCs w:val="20"/>
+          <w:rtl w:val="0"/>
+        </w:rPr>
+        <w:t xml:space="preserve">Imagen No. 10: Certificados HTTPs para los dominios</w:t>
       </w:r>
     </w:p>
     <w:p>
@@ -5875,6 +6304,22 @@
           <w:szCs w:val="24"/>
         </w:rPr>
       </w:pPr>
+      <w:r>
+        <w:rPr>
+          <w:rtl w:val="0"/>
+        </w:rPr>
+      </w:r>
+    </w:p>
+    <w:p>
+      <w:pPr>
+        <w:ind w:left="0" w:firstLine="0"/>
+        <w:jc w:val="center"/>
+        <w:rPr>
+          <w:sz w:val="24"/>
+          <w:szCs w:val="24"/>
+        </w:rPr>
+      </w:pPr>
+      <w:commentRangeStart w:id="0"/>
       <w:r>
         <w:rPr>
           <w:sz w:val="24"/>
@@ -5884,16 +6329,16 @@
           <wp:inline distB="114300" distT="114300" distL="114300" distR="114300">
             <wp:extent cx="5731200" cy="1409700"/>
             <wp:effectExtent b="0" l="0" r="0" t="0"/>
-            <wp:docPr id="15" name="image59.png"/>
+            <wp:docPr id="15" name="image9.png"/>
             <a:graphic>
               <a:graphicData uri="http://schemas.openxmlformats.org/drawingml/2006/picture">
                 <pic:pic>
                   <pic:nvPicPr>
-                    <pic:cNvPr id="0" name="image59.png"/>
+                    <pic:cNvPr id="0" name="image9.png"/>
                     <pic:cNvPicPr preferRelativeResize="0"/>
                   </pic:nvPicPr>
                   <pic:blipFill>
-                    <a:blip r:embed="rId18"/>
+                    <a:blip r:embed="rId19"/>
                     <a:srcRect b="0" l="0" r="0" t="0"/>
                     <a:stretch>
                       <a:fillRect/>
@@ -5913,10 +6358,38 @@
           </wp:inline>
         </w:drawing>
       </w:r>
-      <w:r>
-        <w:rPr>
-          <w:rtl w:val="0"/>
-        </w:rPr>
+      <w:commentRangeEnd w:id="0"/>
+      <w:r>
+        <w:commentReference w:id="0"/>
+      </w:r>
+      <w:r>
+        <w:rPr>
+          <w:rtl w:val="0"/>
+        </w:rPr>
+      </w:r>
+    </w:p>
+    <w:p>
+      <w:pPr>
+        <w:ind w:left="0" w:firstLine="0"/>
+        <w:jc w:val="center"/>
+        <w:rPr>
+          <w:i w:val="1"/>
+          <w:iCs w:val="1"/>
+          <w:color w:val="434343"/>
+          <w:sz w:val="20"/>
+          <w:szCs w:val="20"/>
+        </w:rPr>
+      </w:pPr>
+      <w:r>
+        <w:rPr>
+          <w:i w:val="1"/>
+          <w:iCs w:val="1"/>
+          <w:color w:val="434343"/>
+          <w:sz w:val="20"/>
+          <w:szCs w:val="20"/>
+          <w:rtl w:val="0"/>
+        </w:rPr>
+        <w:t xml:space="preserve">Imagen No. 11: Certificados HTTPs para los dominios</w:t>
       </w:r>
     </w:p>
     <w:p>
@@ -6034,29 +6507,6 @@
           <w:rtl w:val="0"/>
         </w:rPr>
         <w:t xml:space="preserve">Justificación de cumplimiento:</w:t>
-      </w:r>
-    </w:p>
-    <w:p>
-      <w:pPr>
-        <w:numPr>
-          <w:ilvl w:val="0"/>
-          <w:numId w:val="1"/>
-        </w:numPr>
-        <w:ind w:left="720" w:hanging="360"/>
-        <w:jc w:val="both"/>
-        <w:rPr>
-          <w:sz w:val="24"/>
-          <w:szCs w:val="24"/>
-          <w:u w:val="none"/>
-        </w:rPr>
-      </w:pPr>
-      <w:r>
-        <w:rPr>
-          <w:sz w:val="24"/>
-          <w:szCs w:val="24"/>
-          <w:rtl w:val="0"/>
-        </w:rPr>
-        <w:t xml:space="preserve">La actividad fue cumplida de manera completa, ya que la aplicación quedó instalada, configurada y operativa dentro del servidor del hospital. Durante esta fase se preparó el entorno técnico necesario para el sistema.</w:t>
       </w:r>
     </w:p>
     <w:p>
@@ -6076,8 +6526,11 @@
       </w:pPr>
       <w:r>
         <w:rPr>
-          <w:rtl w:val="0"/>
-        </w:rPr>
+          <w:sz w:val="24"/>
+          <w:szCs w:val="24"/>
+          <w:rtl w:val="0"/>
+        </w:rPr>
+        <w:t xml:space="preserve">La actividad fue cumplida de manera completa, ya que la aplicación quedó instalada, configurada y operativa dentro del servidor del hospital. Durante esta fase se preparó el entorno técnico necesario para el sistema.</w:t>
       </w:r>
     </w:p>
     <w:p>
@@ -6171,8 +6624,8 @@
         <w:jc w:val="both"/>
         <w:rPr/>
       </w:pPr>
-      <w:bookmarkStart w:colFirst="0" w:colLast="0" w:name="_khzz59xnojn4" w:id="12"/>
-      <w:bookmarkEnd w:id="12"/>
+      <w:bookmarkStart w:colFirst="0" w:colLast="0" w:name="_khzz59xnojn4" w:id="10"/>
+      <w:bookmarkEnd w:id="10"/>
       <w:r>
         <w:rPr>
           <w:rtl w:val="0"/>
@@ -7498,8 +7951,8 @@
         <w:jc w:val="both"/>
         <w:rPr/>
       </w:pPr>
-      <w:bookmarkStart w:colFirst="0" w:colLast="0" w:name="_wpbht7zgan7b" w:id="13"/>
-      <w:bookmarkEnd w:id="13"/>
+      <w:bookmarkStart w:colFirst="0" w:colLast="0" w:name="_wpbht7zgan7b" w:id="11"/>
+      <w:bookmarkEnd w:id="11"/>
       <w:r>
         <w:rPr>
           <w:rtl w:val="0"/>
@@ -7600,7 +8053,7 @@
           <w:szCs w:val="24"/>
           <w:rtl w:val="0"/>
         </w:rPr>
-        <w:t xml:space="preserve">se creo el usuario principal del hospital: </w:t>
+        <w:t xml:space="preserve">se creó el usuario principal del hospital: </w:t>
       </w:r>
     </w:p>
     <w:p>
@@ -7621,16 +8074,16 @@
           <wp:inline distB="114300" distT="114300" distL="114300" distR="114300">
             <wp:extent cx="5731200" cy="1358900"/>
             <wp:effectExtent b="0" l="0" r="0" t="0"/>
-            <wp:docPr id="39" name="image54.png"/>
+            <wp:docPr id="39" name="image29.png"/>
             <a:graphic>
               <a:graphicData uri="http://schemas.openxmlformats.org/drawingml/2006/picture">
                 <pic:pic>
                   <pic:nvPicPr>
-                    <pic:cNvPr id="0" name="image54.png"/>
+                    <pic:cNvPr id="0" name="image29.png"/>
                     <pic:cNvPicPr preferRelativeResize="0"/>
                   </pic:nvPicPr>
                   <pic:blipFill>
-                    <a:blip r:embed="rId19"/>
+                    <a:blip r:embed="rId20"/>
                     <a:srcRect b="0" l="0" r="0" t="0"/>
                     <a:stretch>
                       <a:fillRect/>
@@ -7658,6 +8111,31 @@
     </w:p>
     <w:p>
       <w:pPr>
+        <w:jc w:val="center"/>
+        <w:rPr>
+          <w:sz w:val="24"/>
+          <w:szCs w:val="24"/>
+        </w:rPr>
+      </w:pPr>
+      <w:r>
+        <w:rPr>
+          <w:i w:val="1"/>
+          <w:iCs w:val="1"/>
+          <w:color w:val="434343"/>
+          <w:sz w:val="20"/>
+          <w:szCs w:val="20"/>
+          <w:rtl w:val="0"/>
+        </w:rPr>
+        <w:t xml:space="preserve">Imagen No. 12: Usuario administrador principal</w:t>
+      </w:r>
+      <w:r>
+        <w:rPr>
+          <w:rtl w:val="0"/>
+        </w:rPr>
+      </w:r>
+    </w:p>
+    <w:p>
+      <w:pPr>
         <w:numPr>
           <w:ilvl w:val="0"/>
           <w:numId w:val="4"/>
@@ -7721,16 +8199,16 @@
           <wp:inline distB="114300" distT="114300" distL="114300" distR="114300">
             <wp:extent cx="5148263" cy="855193"/>
             <wp:effectExtent b="0" l="0" r="0" t="0"/>
-            <wp:docPr id="26" name="image40.png"/>
+            <wp:docPr id="26" name="image33.png"/>
             <a:graphic>
               <a:graphicData uri="http://schemas.openxmlformats.org/drawingml/2006/picture">
                 <pic:pic>
                   <pic:nvPicPr>
-                    <pic:cNvPr id="0" name="image40.png"/>
+                    <pic:cNvPr id="0" name="image33.png"/>
                     <pic:cNvPicPr preferRelativeResize="0"/>
                   </pic:nvPicPr>
                   <pic:blipFill>
-                    <a:blip r:embed="rId20"/>
+                    <a:blip r:embed="rId21"/>
                     <a:srcRect b="0" l="0" r="0" t="0"/>
                     <a:stretch>
                       <a:fillRect/>
@@ -7775,7 +8253,7 @@
           <w:szCs w:val="20"/>
           <w:rtl w:val="0"/>
         </w:rPr>
-        <w:t xml:space="preserve">Imagen No. X: pie de página con los datos de la institución</w:t>
+        <w:t xml:space="preserve">Imagen No. 13: Pié de página con los datos de la institución</w:t>
       </w:r>
       <w:r>
         <w:rPr>
@@ -7819,16 +8297,16 @@
           <wp:inline distB="114300" distT="114300" distL="114300" distR="114300">
             <wp:extent cx="4995863" cy="1933615"/>
             <wp:effectExtent b="0" l="0" r="0" t="0"/>
-            <wp:docPr id="11" name="image27.png"/>
+            <wp:docPr id="11" name="image18.png"/>
             <a:graphic>
               <a:graphicData uri="http://schemas.openxmlformats.org/drawingml/2006/picture">
                 <pic:pic>
                   <pic:nvPicPr>
-                    <pic:cNvPr id="0" name="image27.png"/>
+                    <pic:cNvPr id="0" name="image18.png"/>
                     <pic:cNvPicPr preferRelativeResize="0"/>
                   </pic:nvPicPr>
                   <pic:blipFill>
-                    <a:blip r:embed="rId21"/>
+                    <a:blip r:embed="rId22"/>
                     <a:srcRect b="0" l="0" r="0" t="0"/>
                     <a:stretch>
                       <a:fillRect/>
@@ -7871,7 +8349,7 @@
           <w:szCs w:val="20"/>
           <w:rtl w:val="0"/>
         </w:rPr>
-        <w:t xml:space="preserve">Imagen No. X: fragmento de código fuente en donde se declaran los links a las páginas del hospital</w:t>
+        <w:t xml:space="preserve">Imagen No. 14: Fragmento de código fuente en donde se declaran los links a las páginas del hospital</w:t>
       </w:r>
       <w:r>
         <w:rPr>
@@ -7989,16 +8467,16 @@
           <wp:inline distB="114300" distT="114300" distL="114300" distR="114300">
             <wp:extent cx="2957513" cy="3311925"/>
             <wp:effectExtent b="0" l="0" r="0" t="0"/>
-            <wp:docPr id="2" name="image26.png"/>
+            <wp:docPr id="2" name="image14.png"/>
             <a:graphic>
               <a:graphicData uri="http://schemas.openxmlformats.org/drawingml/2006/picture">
                 <pic:pic>
                   <pic:nvPicPr>
-                    <pic:cNvPr id="0" name="image26.png"/>
+                    <pic:cNvPr id="0" name="image14.png"/>
                     <pic:cNvPicPr preferRelativeResize="0"/>
                   </pic:nvPicPr>
                   <pic:blipFill>
-                    <a:blip r:embed="rId22"/>
+                    <a:blip r:embed="rId23"/>
                     <a:srcRect b="0" l="0" r="0" t="0"/>
                     <a:stretch>
                       <a:fillRect/>
@@ -8042,7 +8520,7 @@
           <w:szCs w:val="20"/>
           <w:rtl w:val="0"/>
         </w:rPr>
-        <w:t xml:space="preserve">Imagen No. X: usuarios generales (padres) en el sistema</w:t>
+        <w:t xml:space="preserve">Imagen No. 15: Usuarios generales (padres) en el sistema</w:t>
       </w:r>
       <w:r>
         <w:rPr>
@@ -8124,16 +8602,16 @@
           <wp:inline distB="114300" distT="114300" distL="114300" distR="114300">
             <wp:extent cx="4269732" cy="3081338"/>
             <wp:effectExtent b="0" l="0" r="0" t="0"/>
-            <wp:docPr id="30" name="image47.png"/>
+            <wp:docPr id="30" name="image30.png"/>
             <a:graphic>
               <a:graphicData uri="http://schemas.openxmlformats.org/drawingml/2006/picture">
                 <pic:pic>
                   <pic:nvPicPr>
-                    <pic:cNvPr id="0" name="image47.png"/>
+                    <pic:cNvPr id="0" name="image30.png"/>
                     <pic:cNvPicPr preferRelativeResize="0"/>
                   </pic:nvPicPr>
                   <pic:blipFill>
-                    <a:blip r:embed="rId23"/>
+                    <a:blip r:embed="rId24"/>
                     <a:srcRect b="0" l="0" r="0" t="0"/>
                     <a:stretch>
                       <a:fillRect/>
@@ -8179,7 +8657,7 @@
           <w:szCs w:val="20"/>
           <w:rtl w:val="0"/>
         </w:rPr>
-        <w:t xml:space="preserve">Imagen No. X: solicitud de medicamento </w:t>
+        <w:t xml:space="preserve">Imagen No. 16: Solicitud de medicamento </w:t>
       </w:r>
       <w:r>
         <w:rPr>
@@ -8245,16 +8723,16 @@
           <wp:inline distB="114300" distT="114300" distL="114300" distR="114300">
             <wp:extent cx="5731200" cy="2959100"/>
             <wp:effectExtent b="0" l="0" r="0" t="0"/>
-            <wp:docPr id="6" name="image39.png"/>
+            <wp:docPr id="6" name="image1.png"/>
             <a:graphic>
               <a:graphicData uri="http://schemas.openxmlformats.org/drawingml/2006/picture">
                 <pic:pic>
                   <pic:nvPicPr>
-                    <pic:cNvPr id="0" name="image39.png"/>
+                    <pic:cNvPr id="0" name="image1.png"/>
                     <pic:cNvPicPr preferRelativeResize="0"/>
                   </pic:nvPicPr>
                   <pic:blipFill>
-                    <a:blip r:embed="rId24"/>
+                    <a:blip r:embed="rId25"/>
                     <a:srcRect b="0" l="0" r="0" t="0"/>
                     <a:stretch>
                       <a:fillRect/>
@@ -8297,7 +8775,7 @@
           <w:szCs w:val="20"/>
           <w:rtl w:val="0"/>
         </w:rPr>
-        <w:t xml:space="preserve">Imagen No. X: formato de seguimiento de la receta</w:t>
+        <w:t xml:space="preserve">Imagen No. 17: Formato de seguimiento de la receta</w:t>
       </w:r>
       <w:r>
         <w:rPr>
@@ -8327,76 +8805,39 @@
     </w:p>
     <w:p>
       <w:pPr>
-        <w:rPr>
-          <w:sz w:val="24"/>
-          <w:szCs w:val="24"/>
-        </w:rPr>
-      </w:pPr>
-      <w:r>
-        <w:rPr>
-          <w:rtl w:val="0"/>
-        </w:rPr>
-      </w:r>
-    </w:p>
-    <w:p>
-      <w:pPr>
-        <w:rPr>
-          <w:sz w:val="24"/>
-          <w:szCs w:val="24"/>
-        </w:rPr>
-      </w:pPr>
-      <w:r>
-        <w:rPr>
-          <w:rtl w:val="0"/>
-        </w:rPr>
-      </w:r>
-    </w:p>
-    <w:p>
-      <w:pPr>
-        <w:rPr>
-          <w:sz w:val="24"/>
-          <w:szCs w:val="24"/>
-        </w:rPr>
-      </w:pPr>
-      <w:r>
-        <w:rPr>
-          <w:rtl w:val="0"/>
-        </w:rPr>
-      </w:r>
-    </w:p>
-    <w:p>
-      <w:pPr>
-        <w:rPr>
-          <w:sz w:val="24"/>
-          <w:szCs w:val="24"/>
-        </w:rPr>
-      </w:pPr>
-      <w:r>
-        <w:rPr>
-          <w:rtl w:val="0"/>
-        </w:rPr>
-      </w:r>
-    </w:p>
-    <w:p>
-      <w:pPr>
-        <w:rPr>
-          <w:sz w:val="24"/>
-          <w:szCs w:val="24"/>
-        </w:rPr>
-      </w:pPr>
-      <w:r>
-        <w:rPr>
-          <w:rtl w:val="0"/>
-        </w:rPr>
-      </w:r>
-    </w:p>
-    <w:p>
-      <w:pPr>
-        <w:rPr>
-          <w:sz w:val="24"/>
-          <w:szCs w:val="24"/>
-        </w:rPr>
-      </w:pPr>
+        <w:spacing w:after="240" w:before="240" w:lineRule="auto"/>
+        <w:jc w:val="both"/>
+        <w:rPr>
+          <w:sz w:val="24"/>
+          <w:szCs w:val="24"/>
+        </w:rPr>
+      </w:pPr>
+      <w:r>
+        <w:rPr>
+          <w:sz w:val="24"/>
+          <w:szCs w:val="24"/>
+          <w:rtl w:val="0"/>
+        </w:rPr>
+        <w:t xml:space="preserve">Se realizó la configuración de los parámetros fundamentales para la personalización de las fórmulas, cargando específicamente el catálogo de sabores disponibles, un requisito indispensable para que los pacientes puedan indicar sus preferencias al subir una receta. Asimismo, se registraron las cuentas administrativas con los permisos adecuados para el personal real de la unidad, asegurando que el equipo de farmacia tuviera acceso inmediato a las herramientas de gestión de pedidos.</w:t>
+      </w:r>
+    </w:p>
+    <w:p>
+      <w:pPr>
+        <w:spacing w:after="240" w:before="240" w:lineRule="auto"/>
+        <w:jc w:val="both"/>
+        <w:rPr>
+          <w:sz w:val="24"/>
+          <w:szCs w:val="24"/>
+        </w:rPr>
+      </w:pPr>
+      <w:r>
+        <w:rPr>
+          <w:sz w:val="24"/>
+          <w:szCs w:val="24"/>
+          <w:rtl w:val="0"/>
+        </w:rPr>
+        <w:t xml:space="preserve">Finalmente, la alimentación del sistema con datos de pacientes piloto permitió validar en un entorno controlado la integridad de la base de datos y la correcta generación de expedientes y solicitudes, confirmando que el sistema es capaz de procesar y almacenar información sensible de manera segura antes de su apertura al público general.</w:t>
+      </w:r>
       <w:r>
         <w:rPr>
           <w:rtl w:val="0"/>
@@ -8409,8 +8850,8 @@
         <w:jc w:val="both"/>
         <w:rPr/>
       </w:pPr>
-      <w:bookmarkStart w:colFirst="0" w:colLast="0" w:name="_5rwwzs2n7bk3" w:id="14"/>
-      <w:bookmarkEnd w:id="14"/>
+      <w:bookmarkStart w:colFirst="0" w:colLast="0" w:name="_5rwwzs2n7bk3" w:id="12"/>
+      <w:bookmarkEnd w:id="12"/>
       <w:r>
         <w:rPr>
           <w:rtl w:val="0"/>
@@ -8674,8 +9115,8 @@
         <w:pStyle w:val="Heading2"/>
         <w:rPr/>
       </w:pPr>
-      <w:bookmarkStart w:colFirst="0" w:colLast="0" w:name="_1cifo3he35uz" w:id="15"/>
-      <w:bookmarkEnd w:id="15"/>
+      <w:bookmarkStart w:colFirst="0" w:colLast="0" w:name="_1cifo3he35uz" w:id="13"/>
+      <w:bookmarkEnd w:id="13"/>
       <w:r>
         <w:rPr>
           <w:rtl w:val="0"/>
@@ -9158,16 +9599,16 @@
           <wp:inline distB="114300" distT="114300" distL="114300" distR="114300">
             <wp:extent cx="5731200" cy="3225800"/>
             <wp:effectExtent b="0" l="0" r="0" t="0"/>
-            <wp:docPr id="34" name="image23.jpg"/>
+            <wp:docPr id="34" name="image38.jpg"/>
             <a:graphic>
               <a:graphicData uri="http://schemas.openxmlformats.org/drawingml/2006/picture">
                 <pic:pic>
                   <pic:nvPicPr>
-                    <pic:cNvPr id="0" name="image23.jpg"/>
+                    <pic:cNvPr id="0" name="image38.jpg"/>
                     <pic:cNvPicPr preferRelativeResize="0"/>
                   </pic:nvPicPr>
                   <pic:blipFill>
-                    <a:blip r:embed="rId25"/>
+                    <a:blip r:embed="rId26"/>
                     <a:srcRect b="0" l="0" r="0" t="0"/>
                     <a:stretch>
                       <a:fillRect/>
@@ -9213,7 +9654,7 @@
           <w:szCs w:val="20"/>
           <w:rtl w:val="0"/>
         </w:rPr>
-        <w:t xml:space="preserve">Imagen No. X: Diseño general de la página (antes)</w:t>
+        <w:t xml:space="preserve">Imagen No. 18: Diseño general de la página (antes)</w:t>
       </w:r>
     </w:p>
     <w:p>
@@ -9239,16 +9680,16 @@
           <wp:inline distB="114300" distT="114300" distL="114300" distR="114300">
             <wp:extent cx="5731200" cy="2667000"/>
             <wp:effectExtent b="0" l="0" r="0" t="0"/>
-            <wp:docPr id="47" name="image32.png"/>
+            <wp:docPr id="47" name="image51.png"/>
             <a:graphic>
               <a:graphicData uri="http://schemas.openxmlformats.org/drawingml/2006/picture">
                 <pic:pic>
                   <pic:nvPicPr>
-                    <pic:cNvPr id="0" name="image32.png"/>
+                    <pic:cNvPr id="0" name="image51.png"/>
                     <pic:cNvPicPr preferRelativeResize="0"/>
                   </pic:nvPicPr>
                   <pic:blipFill>
-                    <a:blip r:embed="rId26"/>
+                    <a:blip r:embed="rId27"/>
                     <a:srcRect b="0" l="0" r="0" t="0"/>
                     <a:stretch>
                       <a:fillRect/>
@@ -9294,7 +9735,7 @@
           <w:szCs w:val="20"/>
           <w:rtl w:val="0"/>
         </w:rPr>
-        <w:t xml:space="preserve">Imagen No. X: Diseño general de la página (después)</w:t>
+        <w:t xml:space="preserve">Imagen No. 19: Diseño general de la página (después)</w:t>
       </w:r>
     </w:p>
     <w:p>
@@ -9340,16 +9781,16 @@
           <wp:inline distB="114300" distT="114300" distL="114300" distR="114300">
             <wp:extent cx="4594026" cy="5482205"/>
             <wp:effectExtent b="0" l="0" r="0" t="0"/>
-            <wp:docPr id="27" name="image25.png"/>
+            <wp:docPr id="27" name="image32.png"/>
             <a:graphic>
               <a:graphicData uri="http://schemas.openxmlformats.org/drawingml/2006/picture">
                 <pic:pic>
                   <pic:nvPicPr>
-                    <pic:cNvPr id="0" name="image25.png"/>
+                    <pic:cNvPr id="0" name="image32.png"/>
                     <pic:cNvPicPr preferRelativeResize="0"/>
                   </pic:nvPicPr>
                   <pic:blipFill>
-                    <a:blip r:embed="rId27"/>
+                    <a:blip r:embed="rId28"/>
                     <a:srcRect b="0" l="0" r="0" t="0"/>
                     <a:stretch>
                       <a:fillRect/>
@@ -9395,7 +9836,7 @@
           <w:szCs w:val="20"/>
           <w:rtl w:val="0"/>
         </w:rPr>
-        <w:t xml:space="preserve">Imagen No. X: Visualización de recetas (antes)</w:t>
+        <w:t xml:space="preserve">Imagen No. 20: Visualización de recetas (antes)</w:t>
       </w:r>
     </w:p>
     <w:p>
@@ -9421,16 +9862,16 @@
           <wp:inline distB="114300" distT="114300" distL="114300" distR="114300">
             <wp:extent cx="4519613" cy="4797396"/>
             <wp:effectExtent b="0" l="0" r="0" t="0"/>
-            <wp:docPr id="53" name="image51.png"/>
+            <wp:docPr id="53" name="image53.png"/>
             <a:graphic>
               <a:graphicData uri="http://schemas.openxmlformats.org/drawingml/2006/picture">
                 <pic:pic>
                   <pic:nvPicPr>
-                    <pic:cNvPr id="0" name="image51.png"/>
+                    <pic:cNvPr id="0" name="image53.png"/>
                     <pic:cNvPicPr preferRelativeResize="0"/>
                   </pic:nvPicPr>
                   <pic:blipFill>
-                    <a:blip r:embed="rId28"/>
+                    <a:blip r:embed="rId29"/>
                     <a:srcRect b="0" l="0" r="0" t="0"/>
                     <a:stretch>
                       <a:fillRect/>
@@ -9476,7 +9917,7 @@
           <w:szCs w:val="20"/>
           <w:rtl w:val="0"/>
         </w:rPr>
-        <w:t xml:space="preserve">Imagen No. X: Visualización de recetas (después)</w:t>
+        <w:t xml:space="preserve">Imagen No. 21: Visualización de recetas (después)</w:t>
       </w:r>
     </w:p>
     <w:p>
@@ -9520,16 +9961,16 @@
           <wp:inline distB="114300" distT="114300" distL="114300" distR="114300">
             <wp:extent cx="4391025" cy="7334250"/>
             <wp:effectExtent b="0" l="0" r="0" t="0"/>
-            <wp:docPr id="9" name="image29.jpg"/>
+            <wp:docPr id="9" name="image11.jpg"/>
             <a:graphic>
               <a:graphicData uri="http://schemas.openxmlformats.org/drawingml/2006/picture">
                 <pic:pic>
                   <pic:nvPicPr>
-                    <pic:cNvPr id="0" name="image29.jpg"/>
+                    <pic:cNvPr id="0" name="image11.jpg"/>
                     <pic:cNvPicPr preferRelativeResize="0"/>
                   </pic:nvPicPr>
                   <pic:blipFill>
-                    <a:blip r:embed="rId29"/>
+                    <a:blip r:embed="rId30"/>
                     <a:srcRect b="0" l="0" r="0" t="0"/>
                     <a:stretch>
                       <a:fillRect/>
@@ -9573,7 +10014,7 @@
           <w:szCs w:val="20"/>
           <w:rtl w:val="0"/>
         </w:rPr>
-        <w:t xml:space="preserve">Imagen No. X: Mensajes de clientes para administrador (antes)</w:t>
+        <w:t xml:space="preserve">Imagen No. 22: Mensajes de clientes para administrador (antes)</w:t>
       </w:r>
     </w:p>
     <w:p>
@@ -9593,16 +10034,16 @@
           <wp:inline distB="114300" distT="114300" distL="114300" distR="114300">
             <wp:extent cx="5731200" cy="3200400"/>
             <wp:effectExtent b="0" l="0" r="0" t="0"/>
-            <wp:docPr id="49" name="image34.jpg"/>
+            <wp:docPr id="49" name="image55.jpg"/>
             <a:graphic>
               <a:graphicData uri="http://schemas.openxmlformats.org/drawingml/2006/picture">
                 <pic:pic>
                   <pic:nvPicPr>
-                    <pic:cNvPr id="0" name="image34.jpg"/>
+                    <pic:cNvPr id="0" name="image55.jpg"/>
                     <pic:cNvPicPr preferRelativeResize="0"/>
                   </pic:nvPicPr>
                   <pic:blipFill>
-                    <a:blip r:embed="rId30"/>
+                    <a:blip r:embed="rId31"/>
                     <a:srcRect b="0" l="0" r="0" t="0"/>
                     <a:stretch>
                       <a:fillRect/>
@@ -9648,7 +10089,7 @@
           <w:szCs w:val="20"/>
           <w:rtl w:val="0"/>
         </w:rPr>
-        <w:t xml:space="preserve">Imagen No. X: Mensajes de clientes para administrador (después)</w:t>
+        <w:t xml:space="preserve">Imagen No. 23: Mensajes de clientes para administrador (después)</w:t>
       </w:r>
     </w:p>
     <w:p>
@@ -9712,16 +10153,16 @@
           <wp:inline distB="114300" distT="114300" distL="114300" distR="114300">
             <wp:extent cx="5731200" cy="635000"/>
             <wp:effectExtent b="0" l="0" r="0" t="0"/>
-            <wp:docPr id="3" name="image3.jpg"/>
+            <wp:docPr id="3" name="image8.jpg"/>
             <a:graphic>
               <a:graphicData uri="http://schemas.openxmlformats.org/drawingml/2006/picture">
                 <pic:pic>
                   <pic:nvPicPr>
-                    <pic:cNvPr id="0" name="image3.jpg"/>
+                    <pic:cNvPr id="0" name="image8.jpg"/>
                     <pic:cNvPicPr preferRelativeResize="0"/>
                   </pic:nvPicPr>
                   <pic:blipFill>
-                    <a:blip r:embed="rId31"/>
+                    <a:blip r:embed="rId32"/>
                     <a:srcRect b="0" l="0" r="0" t="0"/>
                     <a:stretch>
                       <a:fillRect/>
@@ -9767,7 +10208,7 @@
           <w:szCs w:val="20"/>
           <w:rtl w:val="0"/>
         </w:rPr>
-        <w:t xml:space="preserve">Imagen No. X: Pié de página (antes)</w:t>
+        <w:t xml:space="preserve">Imagen No. 24: Pié de página (antes)</w:t>
       </w:r>
     </w:p>
     <w:p>
@@ -9787,16 +10228,16 @@
           <wp:inline distB="114300" distT="114300" distL="114300" distR="114300">
             <wp:extent cx="5738813" cy="657771"/>
             <wp:effectExtent b="0" l="0" r="0" t="0"/>
-            <wp:docPr id="55" name="image50.jpg"/>
+            <wp:docPr id="55" name="image48.jpg"/>
             <a:graphic>
               <a:graphicData uri="http://schemas.openxmlformats.org/drawingml/2006/picture">
                 <pic:pic>
                   <pic:nvPicPr>
-                    <pic:cNvPr id="0" name="image50.jpg"/>
+                    <pic:cNvPr id="0" name="image48.jpg"/>
                     <pic:cNvPicPr preferRelativeResize="0"/>
                   </pic:nvPicPr>
                   <pic:blipFill>
-                    <a:blip r:embed="rId32"/>
+                    <a:blip r:embed="rId33"/>
                     <a:srcRect b="0" l="0" r="0" t="0"/>
                     <a:stretch>
                       <a:fillRect/>
@@ -9842,7 +10283,7 @@
           <w:szCs w:val="20"/>
           <w:rtl w:val="0"/>
         </w:rPr>
-        <w:t xml:space="preserve">Imagen No. X: Pié de página (después)</w:t>
+        <w:t xml:space="preserve">Imagen No. 25: Pié de página (después)</w:t>
       </w:r>
     </w:p>
     <w:p>
@@ -9851,8 +10292,8 @@
         <w:jc w:val="both"/>
         <w:rPr/>
       </w:pPr>
-      <w:bookmarkStart w:colFirst="0" w:colLast="0" w:name="_xctjrlnpcllp" w:id="16"/>
-      <w:bookmarkEnd w:id="16"/>
+      <w:bookmarkStart w:colFirst="0" w:colLast="0" w:name="_xctjrlnpcllp" w:id="14"/>
+      <w:bookmarkEnd w:id="14"/>
       <w:r>
         <w:rPr>
           <w:rtl w:val="0"/>
@@ -10266,7 +10707,7 @@
         </w:rPr>
         <w:t xml:space="preserve">El sistema se encuentra operativo en el siguiente dominio: </w:t>
       </w:r>
-      <w:hyperlink r:id="rId33">
+      <w:hyperlink r:id="rId34">
         <w:r>
           <w:rPr>
             <w:color w:val="1155cc"/>
@@ -10321,82 +10762,12 @@
           <wp:inline distB="114300" distT="114300" distL="114300" distR="114300">
             <wp:extent cx="5731200" cy="4292600"/>
             <wp:effectExtent b="0" l="0" r="0" t="0"/>
-            <wp:docPr id="32" name="image21.jpg"/>
+            <wp:docPr id="32" name="image35.jpg"/>
             <a:graphic>
               <a:graphicData uri="http://schemas.openxmlformats.org/drawingml/2006/picture">
                 <pic:pic>
                   <pic:nvPicPr>
-                    <pic:cNvPr id="0" name="image21.jpg"/>
-                    <pic:cNvPicPr preferRelativeResize="0"/>
-                  </pic:nvPicPr>
-                  <pic:blipFill>
-                    <a:blip r:embed="rId34"/>
-                    <a:srcRect b="0" l="0" r="0" t="0"/>
-                    <a:stretch>
-                      <a:fillRect/>
-                    </a:stretch>
-                  </pic:blipFill>
-                  <pic:spPr>
-                    <a:xfrm>
-                      <a:off x="0" y="0"/>
-                      <a:ext cx="5731200" cy="4292600"/>
-                    </a:xfrm>
-                    <a:prstGeom prst="rect"/>
-                    <a:ln/>
-                  </pic:spPr>
-                </pic:pic>
-              </a:graphicData>
-            </a:graphic>
-          </wp:inline>
-        </w:drawing>
-      </w:r>
-      <w:r>
-        <w:rPr>
-          <w:rtl w:val="0"/>
-        </w:rPr>
-      </w:r>
-    </w:p>
-    <w:p>
-      <w:pPr>
-        <w:ind w:left="0" w:firstLine="0"/>
-        <w:jc w:val="center"/>
-        <w:rPr>
-          <w:i w:val="1"/>
-          <w:iCs w:val="1"/>
-          <w:color w:val="434343"/>
-          <w:sz w:val="20"/>
-          <w:szCs w:val="20"/>
-        </w:rPr>
-      </w:pPr>
-      <w:r>
-        <w:rPr>
-          <w:i w:val="1"/>
-          <w:iCs w:val="1"/>
-          <w:color w:val="434343"/>
-          <w:sz w:val="20"/>
-          <w:szCs w:val="20"/>
-          <w:rtl w:val="0"/>
-        </w:rPr>
-        <w:t xml:space="preserve">Imagen No. X: Capacitación al personal involucrado (1)</w:t>
-      </w:r>
-    </w:p>
-    <w:p>
-      <w:pPr>
-        <w:ind w:left="0" w:firstLine="0"/>
-        <w:rPr/>
-      </w:pPr>
-      <w:r>
-        <w:rPr/>
-        <w:drawing>
-          <wp:inline distB="114300" distT="114300" distL="114300" distR="114300">
-            <wp:extent cx="5731200" cy="4292600"/>
-            <wp:effectExtent b="0" l="0" r="0" t="0"/>
-            <wp:docPr id="38" name="image28.jpg"/>
-            <a:graphic>
-              <a:graphicData uri="http://schemas.openxmlformats.org/drawingml/2006/picture">
-                <pic:pic>
-                  <pic:nvPicPr>
-                    <pic:cNvPr id="0" name="image28.jpg"/>
+                    <pic:cNvPr id="0" name="image35.jpg"/>
                     <pic:cNvPicPr preferRelativeResize="0"/>
                   </pic:nvPicPr>
                   <pic:blipFill>
@@ -10447,7 +10818,7 @@
           <w:szCs w:val="20"/>
           <w:rtl w:val="0"/>
         </w:rPr>
-        <w:t xml:space="preserve">Imagen No. X: Capacitación al personal involucrado</w:t>
+        <w:t xml:space="preserve">Imagen No. 26: Capacitación al personal involucrado (1)</w:t>
       </w:r>
     </w:p>
     <w:p>
@@ -10456,9 +10827,68 @@
         <w:rPr/>
       </w:pPr>
       <w:r>
-        <w:rPr>
-          <w:rtl w:val="0"/>
-        </w:rPr>
+        <w:rPr/>
+        <w:drawing>
+          <wp:inline distB="114300" distT="114300" distL="114300" distR="114300">
+            <wp:extent cx="5731200" cy="4292600"/>
+            <wp:effectExtent b="0" l="0" r="0" t="0"/>
+            <wp:docPr id="38" name="image40.jpg"/>
+            <a:graphic>
+              <a:graphicData uri="http://schemas.openxmlformats.org/drawingml/2006/picture">
+                <pic:pic>
+                  <pic:nvPicPr>
+                    <pic:cNvPr id="0" name="image40.jpg"/>
+                    <pic:cNvPicPr preferRelativeResize="0"/>
+                  </pic:nvPicPr>
+                  <pic:blipFill>
+                    <a:blip r:embed="rId36"/>
+                    <a:srcRect b="0" l="0" r="0" t="0"/>
+                    <a:stretch>
+                      <a:fillRect/>
+                    </a:stretch>
+                  </pic:blipFill>
+                  <pic:spPr>
+                    <a:xfrm>
+                      <a:off x="0" y="0"/>
+                      <a:ext cx="5731200" cy="4292600"/>
+                    </a:xfrm>
+                    <a:prstGeom prst="rect"/>
+                    <a:ln/>
+                  </pic:spPr>
+                </pic:pic>
+              </a:graphicData>
+            </a:graphic>
+          </wp:inline>
+        </w:drawing>
+      </w:r>
+      <w:r>
+        <w:rPr>
+          <w:rtl w:val="0"/>
+        </w:rPr>
+      </w:r>
+    </w:p>
+    <w:p>
+      <w:pPr>
+        <w:ind w:left="0" w:firstLine="0"/>
+        <w:jc w:val="center"/>
+        <w:rPr>
+          <w:i w:val="1"/>
+          <w:iCs w:val="1"/>
+          <w:color w:val="434343"/>
+          <w:sz w:val="20"/>
+          <w:szCs w:val="20"/>
+        </w:rPr>
+      </w:pPr>
+      <w:r>
+        <w:rPr>
+          <w:i w:val="1"/>
+          <w:iCs w:val="1"/>
+          <w:color w:val="434343"/>
+          <w:sz w:val="20"/>
+          <w:szCs w:val="20"/>
+          <w:rtl w:val="0"/>
+        </w:rPr>
+        <w:t xml:space="preserve">Imagen No. 27: Capacitación al personal involucrado</w:t>
       </w:r>
     </w:p>
     <w:p>
@@ -10650,12 +11080,23 @@
     </w:p>
     <w:p>
       <w:pPr>
+        <w:ind w:left="0" w:firstLine="0"/>
+        <w:rPr/>
+      </w:pPr>
+      <w:r>
+        <w:rPr>
+          <w:rtl w:val="0"/>
+        </w:rPr>
+      </w:r>
+    </w:p>
+    <w:p>
+      <w:pPr>
         <w:pStyle w:val="Heading2"/>
         <w:jc w:val="both"/>
         <w:rPr/>
       </w:pPr>
-      <w:bookmarkStart w:colFirst="0" w:colLast="0" w:name="_vofsot6j1lbg" w:id="17"/>
-      <w:bookmarkEnd w:id="17"/>
+      <w:bookmarkStart w:colFirst="0" w:colLast="0" w:name="_vofsot6j1lbg" w:id="15"/>
+      <w:bookmarkEnd w:id="15"/>
       <w:r>
         <w:rPr>
           <w:rtl w:val="0"/>
@@ -10853,7 +11294,7 @@
         </w:rPr>
         <w:t xml:space="preserve">El código fuente del proyecto (Frontend en React/Vite y Backend en </w:t>
       </w:r>
-      <w:hyperlink r:id="rId36">
+      <w:hyperlink r:id="rId37">
         <w:r>
           <w:rPr>
             <w:color w:val="1155cc"/>
@@ -12005,7 +12446,7 @@
           <w:szCs w:val="24"/>
           <w:rtl w:val="0"/>
         </w:rPr>
-        <w:t xml:space="preserve">En CloudPanel, cree un </w:t>
+        <w:t xml:space="preserve">En CloudPanel, crea un </w:t>
       </w:r>
       <w:r>
         <w:rPr>
@@ -12183,7 +12624,7 @@
           <w:szCs w:val="24"/>
           <w:rtl w:val="0"/>
         </w:rPr>
-        <w:t xml:space="preserve">Se necesita configurar NGINX para que redirija todas las rutas al </w:t>
+        <w:t xml:space="preserve">Se necesita configurar NGINX para que dirija todas las rutas al </w:t>
       </w:r>
       <w:r>
         <w:rPr>
@@ -12702,7 +13143,28 @@
           <w:szCs w:val="24"/>
           <w:rtl w:val="0"/>
         </w:rPr>
-        <w:t xml:space="preserve">Framework de JavaScript para construir interfaces de usuario componentizadas y reactivas. Vite es un bundler moderno que proporciona un entorno de desarrollo extremadamente rápido con Hot Module Replacement (HMR) y optimizaciones de producción mediante Rollup.</w:t>
+        <w:t xml:space="preserve">Framework de JavaScript para construir interfaces de usuario </w:t>
+      </w:r>
+      <w:commentRangeStart w:id="1"/>
+      <w:r>
+        <w:rPr>
+          <w:sz w:val="24"/>
+          <w:szCs w:val="24"/>
+          <w:rtl w:val="0"/>
+        </w:rPr>
+        <w:t xml:space="preserve">componentizadas </w:t>
+      </w:r>
+      <w:commentRangeEnd w:id="1"/>
+      <w:r>
+        <w:commentReference w:id="1"/>
+      </w:r>
+      <w:r>
+        <w:rPr>
+          <w:sz w:val="24"/>
+          <w:szCs w:val="24"/>
+          <w:rtl w:val="0"/>
+        </w:rPr>
+        <w:t xml:space="preserve">y reactivas. Vite es un bundler moderno que proporciona un entorno de desarrollo extremadamente rápido con Hot Module Replacement (HMR) y optimizaciones de producción mediante Rollup.</w:t>
       </w:r>
     </w:p>
     <w:p>
@@ -13110,7 +13572,7 @@
           <w:szCs w:val="24"/>
           <w:rtl w:val="0"/>
         </w:rPr>
-        <w:t xml:space="preserve">La uniformidad del lenguaje (JavaScript) en frontend y backend permitió que el equipo trabajara de forma full-stack, reduciendo la curva de aprendizaje. </w:t>
+        <w:t xml:space="preserve">La uniformidad del lenguaje (JavaScript) en frontend y backend permitió que el equipo trabajará de forma full-stack, reduciendo la curva de aprendizaje. </w:t>
       </w:r>
     </w:p>
     <w:p>
@@ -13238,7 +13700,7 @@
           <w:szCs w:val="24"/>
           <w:rtl w:val="0"/>
         </w:rPr>
-        <w:t xml:space="preserve"> automatizaron los JOINs complejos al consultar órdenes con medicamentos incluidos. La validación a nivel de modelo (`allowNull: false`) previno inyecciones SQL y garantizó integridad de datos sin escribir SQL crudo, reduciendo bugs en operaciones críticas como registros de pacientes.</w:t>
+        <w:t xml:space="preserve"> automatizan los JOINs complejos al consultar órdenes con medicamentos incluidos. La validación a nivel de modelo (`allowNull: false`) previno inyecciones SQL y garantizó integridad de datos sin escribir SQL crudo, reduciendo bugs en operaciones críticas como registros de pacientes.</w:t>
       </w:r>
     </w:p>
     <w:p>
@@ -14325,7 +14787,23 @@
           <w:szCs w:val="24"/>
           <w:rtl w:val="0"/>
         </w:rPr>
-        <w:t xml:space="preserve">: Procesa las órdenes de pedido. Permite crear nuevas órdenes, listarlas, actualizar su estado y eliminarlas. Conecta directamente con el panel de administración.</w:t>
+        <w:t xml:space="preserve">: Procesa las órdenes de pedido. Permite crear nuevas órdenes, </w:t>
+      </w:r>
+      <w:r>
+        <w:rPr>
+          <w:sz w:val="24"/>
+          <w:szCs w:val="24"/>
+          <w:rtl w:val="0"/>
+        </w:rPr>
+        <w:t xml:space="preserve">listarlas</w:t>
+      </w:r>
+      <w:r>
+        <w:rPr>
+          <w:sz w:val="24"/>
+          <w:szCs w:val="24"/>
+          <w:rtl w:val="0"/>
+        </w:rPr>
+        <w:t xml:space="preserve">, actualizar su estado y eliminarlas. Conecta directamente con el panel de administración.</w:t>
       </w:r>
     </w:p>
     <w:p>
@@ -14650,7 +15128,7 @@
           <w:szCs w:val="24"/>
           <w:rtl w:val="0"/>
         </w:rPr>
-        <w:t xml:space="preserve">: Es la página principal. Dependiendo si eres paciente o administrador, muestra diferentes opciones (subir receta, ver órdenes, etc.). Usa íconos y diseño responsivo para verse bien en cualquier dispositivo.</w:t>
+        <w:t xml:space="preserve">: Es la página principal. Dependiendo si eres paciente o administrador, muestra diferentes opciones (subir recetas, ver órdenes, etc.). Usa íconos y diseño responsivo para verse bien en cualquier dispositivo.</w:t>
       </w:r>
     </w:p>
     <w:p>
@@ -14764,7 +15242,7 @@
           <w:szCs w:val="24"/>
           <w:rtl w:val="0"/>
         </w:rPr>
-        <w:t xml:space="preserve">: Permite al administrador ver la lista de usuarios registrados y crear nuevos administradores. Al registrar a alguien, valida que las contraseñas coincidan antes de enviar los datos.</w:t>
+        <w:t xml:space="preserve">: Permite al administrador ver la lista de usuarios registrados y crear nuevos administradores. Al registrar a alguien, valida que las contraseñas coinciden antes de enviar los datos.</w:t>
       </w:r>
     </w:p>
     <w:p>
@@ -15006,11 +15484,21 @@
       </w:pPr>
       <w:r>
         <w:rPr>
-          <w:sz w:val="24"/>
-          <w:szCs w:val="24"/>
-          <w:rtl w:val="0"/>
-        </w:rPr>
-        <w:t xml:space="preserve">NotificationsPanel.jsx  : Es el desplegable que aparece cuando haces clic en la campana de notificaciones. Carga las alertas del usuario, permite marcarlas como leídas y se actualiza automáticamente cuando llegan nuevas notificaciones.</w:t>
+          <w:b w:val="1"/>
+          <w:bCs w:val="1"/>
+          <w:sz w:val="24"/>
+          <w:szCs w:val="24"/>
+          <w:rtl w:val="0"/>
+        </w:rPr>
+        <w:t xml:space="preserve">NotificationsPanel.jsx</w:t>
+      </w:r>
+      <w:r>
+        <w:rPr>
+          <w:sz w:val="24"/>
+          <w:szCs w:val="24"/>
+          <w:rtl w:val="0"/>
+        </w:rPr>
+        <w:t xml:space="preserve">: Es el desplegable que aparece cuando haces clic en la campana de notificaciones. Carga las alertas del usuario, permite marcarlas como leídas y se actualiza automáticamente cuando llegan nuevas notificaciones.</w:t>
       </w:r>
     </w:p>
     <w:p>
@@ -15028,11 +15516,21 @@
       </w:pPr>
       <w:r>
         <w:rPr>
-          <w:sz w:val="24"/>
-          <w:szCs w:val="24"/>
-          <w:rtl w:val="0"/>
-        </w:rPr>
-        <w:t xml:space="preserve">OrderTracking.jsx  : Componente que divide los pedidos en "en proceso" y "pagados". Usa otros componentes como ProgressBarOrder para mostrar el estado visualmente.</w:t>
+          <w:b w:val="1"/>
+          <w:bCs w:val="1"/>
+          <w:sz w:val="24"/>
+          <w:szCs w:val="24"/>
+          <w:rtl w:val="0"/>
+        </w:rPr>
+        <w:t xml:space="preserve">OrderTracking.jsx</w:t>
+      </w:r>
+      <w:r>
+        <w:rPr>
+          <w:sz w:val="24"/>
+          <w:szCs w:val="24"/>
+          <w:rtl w:val="0"/>
+        </w:rPr>
+        <w:t xml:space="preserve">: Componente que divide los pedidos en "en proceso" y "pagados". Usa otros componentes como ProgressBarOrder para mostrar el estado visualmente.</w:t>
       </w:r>
     </w:p>
     <w:p>
@@ -15050,11 +15548,21 @@
       </w:pPr>
       <w:r>
         <w:rPr>
-          <w:sz w:val="24"/>
-          <w:szCs w:val="24"/>
-          <w:rtl w:val="0"/>
-        </w:rPr>
-        <w:t xml:space="preserve">ProgressBarOrder.jsx  : Barra visual que muestra los 7 pasos del pedido (recibida, preparando, pagada, etc.). Se actualiza según el estado actual de la orden.</w:t>
+          <w:b w:val="1"/>
+          <w:bCs w:val="1"/>
+          <w:sz w:val="24"/>
+          <w:szCs w:val="24"/>
+          <w:rtl w:val="0"/>
+        </w:rPr>
+        <w:t xml:space="preserve">ProgressBarOrder.jsx</w:t>
+      </w:r>
+      <w:r>
+        <w:rPr>
+          <w:sz w:val="24"/>
+          <w:szCs w:val="24"/>
+          <w:rtl w:val="0"/>
+        </w:rPr>
+        <w:t xml:space="preserve">: Barra visual que muestra los 7 pasos del pedido (recibida, preparando, pagada, etc.). Se actualiza según el estado actual de la orden.</w:t>
       </w:r>
     </w:p>
     <w:p>
@@ -15072,11 +15580,21 @@
       </w:pPr>
       <w:r>
         <w:rPr>
-          <w:sz w:val="24"/>
-          <w:szCs w:val="24"/>
-          <w:rtl w:val="0"/>
-        </w:rPr>
-        <w:t xml:space="preserve">ProgressBar.jsx  : Barra de progreso genérica que se usa durante la subida de archivos para mostrar el porcentaje completado.</w:t>
+          <w:b w:val="1"/>
+          <w:bCs w:val="1"/>
+          <w:sz w:val="24"/>
+          <w:szCs w:val="24"/>
+          <w:rtl w:val="0"/>
+        </w:rPr>
+        <w:t xml:space="preserve">ProgressBar.jsx</w:t>
+      </w:r>
+      <w:r>
+        <w:rPr>
+          <w:sz w:val="24"/>
+          <w:szCs w:val="24"/>
+          <w:rtl w:val="0"/>
+        </w:rPr>
+        <w:t xml:space="preserve">: Barra de progreso genérica que se usa durante la subida de archivos para mostrar el porcentaje completado.</w:t>
       </w:r>
     </w:p>
     <w:p>
@@ -15094,11 +15612,21 @@
       </w:pPr>
       <w:r>
         <w:rPr>
-          <w:sz w:val="24"/>
-          <w:szCs w:val="24"/>
-          <w:rtl w:val="0"/>
-        </w:rPr>
-        <w:t xml:space="preserve">ImagePreview.jsx  : Muestra una vista previa de la imagen subida con opción de eliminarla.</w:t>
+          <w:b w:val="1"/>
+          <w:bCs w:val="1"/>
+          <w:sz w:val="24"/>
+          <w:szCs w:val="24"/>
+          <w:rtl w:val="0"/>
+        </w:rPr>
+        <w:t xml:space="preserve">ImagePreview.jsx</w:t>
+      </w:r>
+      <w:r>
+        <w:rPr>
+          <w:sz w:val="24"/>
+          <w:szCs w:val="24"/>
+          <w:rtl w:val="0"/>
+        </w:rPr>
+        <w:t xml:space="preserve">: Muestra una vista previa de la imagen subida con opción de eliminarla.</w:t>
       </w:r>
     </w:p>
     <w:p>
@@ -16602,11 +17130,21 @@
       </w:pPr>
       <w:r>
         <w:rPr>
-          <w:sz w:val="24"/>
-          <w:szCs w:val="24"/>
-          <w:rtl w:val="0"/>
-        </w:rPr>
-        <w:t xml:space="preserve">Propósito: Autenticar usuarios. Los administradores usan email/contraseña; los usuarios generales usan únicamente matrícula. </w:t>
+          <w:b w:val="1"/>
+          <w:bCs w:val="1"/>
+          <w:sz w:val="24"/>
+          <w:szCs w:val="24"/>
+          <w:rtl w:val="0"/>
+        </w:rPr>
+        <w:t xml:space="preserve">Propósito:</w:t>
+      </w:r>
+      <w:r>
+        <w:rPr>
+          <w:sz w:val="24"/>
+          <w:szCs w:val="24"/>
+          <w:rtl w:val="0"/>
+        </w:rPr>
+        <w:t xml:space="preserve"> Autenticar usuarios. Los administradores usan email/contraseña; los usuarios generales usan únicamente matrícula. </w:t>
       </w:r>
     </w:p>
     <w:p>
@@ -19748,16 +20286,16 @@
           <wp:inline distB="114300" distT="114300" distL="114300" distR="114300">
             <wp:extent cx="3719513" cy="3330261"/>
             <wp:effectExtent b="0" l="0" r="0" t="0"/>
-            <wp:docPr id="21" name="image16.png"/>
+            <wp:docPr id="21" name="image22.png"/>
             <a:graphic>
               <a:graphicData uri="http://schemas.openxmlformats.org/drawingml/2006/picture">
                 <pic:pic>
                   <pic:nvPicPr>
-                    <pic:cNvPr id="0" name="image16.png"/>
+                    <pic:cNvPr id="0" name="image22.png"/>
                     <pic:cNvPicPr preferRelativeResize="0"/>
                   </pic:nvPicPr>
                   <pic:blipFill>
-                    <a:blip r:embed="rId37"/>
+                    <a:blip r:embed="rId38"/>
                     <a:srcRect b="0" l="0" r="0" t="0"/>
                     <a:stretch>
                       <a:fillRect/>
@@ -19785,6 +20323,31 @@
     </w:p>
     <w:p>
       <w:pPr>
+        <w:jc w:val="center"/>
+        <w:rPr>
+          <w:sz w:val="24"/>
+          <w:szCs w:val="24"/>
+        </w:rPr>
+      </w:pPr>
+      <w:r>
+        <w:rPr>
+          <w:i w:val="1"/>
+          <w:iCs w:val="1"/>
+          <w:color w:val="434343"/>
+          <w:sz w:val="20"/>
+          <w:szCs w:val="20"/>
+          <w:rtl w:val="0"/>
+        </w:rPr>
+        <w:t xml:space="preserve">Imagen No. 28: Formulario de inicio de sesión</w:t>
+      </w:r>
+      <w:r>
+        <w:rPr>
+          <w:rtl w:val="0"/>
+        </w:rPr>
+      </w:r>
+    </w:p>
+    <w:p>
+      <w:pPr>
         <w:ind w:left="0" w:firstLine="0"/>
         <w:jc w:val="center"/>
         <w:rPr>
@@ -19801,16 +20364,16 @@
           <wp:inline distB="114300" distT="114300" distL="114300" distR="114300">
             <wp:extent cx="4173803" cy="3529013"/>
             <wp:effectExtent b="0" l="0" r="0" t="0"/>
-            <wp:docPr id="54" name="image52.png"/>
+            <wp:docPr id="54" name="image54.png"/>
             <a:graphic>
               <a:graphicData uri="http://schemas.openxmlformats.org/drawingml/2006/picture">
                 <pic:pic>
                   <pic:nvPicPr>
-                    <pic:cNvPr id="0" name="image52.png"/>
+                    <pic:cNvPr id="0" name="image54.png"/>
                     <pic:cNvPicPr preferRelativeResize="0"/>
                   </pic:nvPicPr>
                   <pic:blipFill>
-                    <a:blip r:embed="rId38"/>
+                    <a:blip r:embed="rId39"/>
                     <a:srcRect b="0" l="0" r="0" t="0"/>
                     <a:stretch>
                       <a:fillRect/>
@@ -19838,6 +20401,31 @@
     </w:p>
     <w:p>
       <w:pPr>
+        <w:jc w:val="center"/>
+        <w:rPr>
+          <w:sz w:val="24"/>
+          <w:szCs w:val="24"/>
+        </w:rPr>
+      </w:pPr>
+      <w:r>
+        <w:rPr>
+          <w:i w:val="1"/>
+          <w:iCs w:val="1"/>
+          <w:color w:val="434343"/>
+          <w:sz w:val="20"/>
+          <w:szCs w:val="20"/>
+          <w:rtl w:val="0"/>
+        </w:rPr>
+        <w:t xml:space="preserve">Imagen No. 29: Formulario de inicio de sesion para el administrador</w:t>
+      </w:r>
+      <w:r>
+        <w:rPr>
+          <w:rtl w:val="0"/>
+        </w:rPr>
+      </w:r>
+    </w:p>
+    <w:p>
+      <w:pPr>
         <w:ind w:left="2880" w:firstLine="0"/>
         <w:jc w:val="left"/>
         <w:rPr>
@@ -19944,16 +20532,16 @@
           <wp:inline distB="114300" distT="114300" distL="114300" distR="114300">
             <wp:extent cx="2684625" cy="3553436"/>
             <wp:effectExtent b="0" l="0" r="0" t="0"/>
-            <wp:docPr id="18" name="image5.png"/>
+            <wp:docPr id="18" name="image13.png"/>
             <a:graphic>
               <a:graphicData uri="http://schemas.openxmlformats.org/drawingml/2006/picture">
                 <pic:pic>
                   <pic:nvPicPr>
-                    <pic:cNvPr id="0" name="image5.png"/>
+                    <pic:cNvPr id="0" name="image13.png"/>
                     <pic:cNvPicPr preferRelativeResize="0"/>
                   </pic:nvPicPr>
                   <pic:blipFill>
-                    <a:blip r:embed="rId39"/>
+                    <a:blip r:embed="rId40"/>
                     <a:srcRect b="0" l="0" r="25326" t="0"/>
                     <a:stretch>
                       <a:fillRect/>
@@ -19981,6 +20569,31 @@
     </w:p>
     <w:p>
       <w:pPr>
+        <w:jc w:val="center"/>
+        <w:rPr>
+          <w:sz w:val="24"/>
+          <w:szCs w:val="24"/>
+        </w:rPr>
+      </w:pPr>
+      <w:r>
+        <w:rPr>
+          <w:i w:val="1"/>
+          <w:iCs w:val="1"/>
+          <w:color w:val="434343"/>
+          <w:sz w:val="20"/>
+          <w:szCs w:val="20"/>
+          <w:rtl w:val="0"/>
+        </w:rPr>
+        <w:t xml:space="preserve">Imagen No. 30: Plantilla de los pedidos entrantes </w:t>
+      </w:r>
+      <w:r>
+        <w:rPr>
+          <w:rtl w:val="0"/>
+        </w:rPr>
+      </w:r>
+    </w:p>
+    <w:p>
+      <w:pPr>
         <w:ind w:left="2880" w:firstLine="0"/>
         <w:jc w:val="both"/>
         <w:rPr>
@@ -20048,16 +20661,16 @@
           <wp:inline distB="114300" distT="114300" distL="114300" distR="114300">
             <wp:extent cx="4357688" cy="3192259"/>
             <wp:effectExtent b="0" l="0" r="0" t="0"/>
-            <wp:docPr id="57" name="image55.png"/>
+            <wp:docPr id="57" name="image56.png"/>
             <a:graphic>
               <a:graphicData uri="http://schemas.openxmlformats.org/drawingml/2006/picture">
                 <pic:pic>
                   <pic:nvPicPr>
-                    <pic:cNvPr id="0" name="image55.png"/>
+                    <pic:cNvPr id="0" name="image56.png"/>
                     <pic:cNvPicPr preferRelativeResize="0"/>
                   </pic:nvPicPr>
                   <pic:blipFill>
-                    <a:blip r:embed="rId40"/>
+                    <a:blip r:embed="rId41"/>
                     <a:srcRect b="0" l="0" r="0" t="0"/>
                     <a:stretch>
                       <a:fillRect/>
@@ -20085,6 +20698,33 @@
     </w:p>
     <w:p>
       <w:pPr>
+        <w:jc w:val="center"/>
+        <w:rPr>
+          <w:b w:val="1"/>
+          <w:bCs w:val="1"/>
+          <w:sz w:val="24"/>
+          <w:szCs w:val="24"/>
+        </w:rPr>
+      </w:pPr>
+      <w:r>
+        <w:rPr>
+          <w:i w:val="1"/>
+          <w:iCs w:val="1"/>
+          <w:color w:val="434343"/>
+          <w:sz w:val="20"/>
+          <w:szCs w:val="20"/>
+          <w:rtl w:val="0"/>
+        </w:rPr>
+        <w:t xml:space="preserve">Imagen No. 31: Datos técnicos del medicamento y su cotización</w:t>
+      </w:r>
+      <w:r>
+        <w:rPr>
+          <w:rtl w:val="0"/>
+        </w:rPr>
+      </w:r>
+    </w:p>
+    <w:p>
+      <w:pPr>
         <w:ind w:left="2880" w:firstLine="0"/>
         <w:rPr>
           <w:b w:val="1"/>
@@ -20228,16 +20868,16 @@
           <wp:inline distB="114300" distT="114300" distL="114300" distR="114300">
             <wp:extent cx="4436078" cy="2153934"/>
             <wp:effectExtent b="0" l="0" r="0" t="0"/>
-            <wp:docPr id="36" name="image33.png"/>
+            <wp:docPr id="36" name="image34.png"/>
             <a:graphic>
               <a:graphicData uri="http://schemas.openxmlformats.org/drawingml/2006/picture">
                 <pic:pic>
                   <pic:nvPicPr>
-                    <pic:cNvPr id="0" name="image33.png"/>
+                    <pic:cNvPr id="0" name="image34.png"/>
                     <pic:cNvPicPr preferRelativeResize="0"/>
                   </pic:nvPicPr>
                   <pic:blipFill>
-                    <a:blip r:embed="rId41"/>
+                    <a:blip r:embed="rId42"/>
                     <a:srcRect b="0" l="0" r="0" t="0"/>
                     <a:stretch>
                       <a:fillRect/>
@@ -20265,13 +20905,23 @@
     </w:p>
     <w:p>
       <w:pPr>
-        <w:ind w:left="0" w:firstLine="0"/>
-        <w:jc w:val="left"/>
-        <w:rPr>
-          <w:sz w:val="24"/>
-          <w:szCs w:val="24"/>
-        </w:rPr>
-      </w:pPr>
+        <w:jc w:val="center"/>
+        <w:rPr>
+          <w:sz w:val="24"/>
+          <w:szCs w:val="24"/>
+        </w:rPr>
+      </w:pPr>
+      <w:r>
+        <w:rPr>
+          <w:i w:val="1"/>
+          <w:iCs w:val="1"/>
+          <w:color w:val="434343"/>
+          <w:sz w:val="20"/>
+          <w:szCs w:val="20"/>
+          <w:rtl w:val="0"/>
+        </w:rPr>
+        <w:t xml:space="preserve">Imagen No. 32: Seguimiento de las recetas</w:t>
+      </w:r>
       <w:r>
         <w:rPr>
           <w:rtl w:val="0"/>
@@ -20440,16 +21090,16 @@
           <wp:inline distB="114300" distT="114300" distL="114300" distR="114300">
             <wp:extent cx="5268262" cy="2315840"/>
             <wp:effectExtent b="0" l="0" r="0" t="0"/>
-            <wp:docPr id="28" name="image22.png"/>
+            <wp:docPr id="28" name="image26.png"/>
             <a:graphic>
               <a:graphicData uri="http://schemas.openxmlformats.org/drawingml/2006/picture">
                 <pic:pic>
                   <pic:nvPicPr>
-                    <pic:cNvPr id="0" name="image22.png"/>
+                    <pic:cNvPr id="0" name="image26.png"/>
                     <pic:cNvPicPr preferRelativeResize="0"/>
                   </pic:nvPicPr>
                   <pic:blipFill>
-                    <a:blip r:embed="rId42"/>
+                    <a:blip r:embed="rId43"/>
                     <a:srcRect b="0" l="0" r="0" t="0"/>
                     <a:stretch>
                       <a:fillRect/>
@@ -20484,9 +21134,42 @@
     </w:p>
     <w:p>
       <w:pPr>
+        <w:jc w:val="center"/>
+        <w:rPr>
+          <w:b w:val="1"/>
+          <w:bCs w:val="1"/>
+          <w:i w:val="1"/>
+          <w:iCs w:val="1"/>
+          <w:sz w:val="24"/>
+          <w:szCs w:val="24"/>
+        </w:rPr>
+      </w:pPr>
+      <w:r>
+        <w:rPr>
+          <w:i w:val="1"/>
+          <w:iCs w:val="1"/>
+          <w:color w:val="434343"/>
+          <w:sz w:val="20"/>
+          <w:szCs w:val="20"/>
+          <w:rtl w:val="0"/>
+        </w:rPr>
+        <w:t xml:space="preserve">Imagen No. 33: Formulario para cambiar el estado de las recetas en proceso</w:t>
+      </w:r>
+      <w:r>
+        <w:rPr>
+          <w:rtl w:val="0"/>
+        </w:rPr>
+      </w:r>
+    </w:p>
+    <w:p>
+      <w:pPr>
         <w:ind w:left="0" w:firstLine="0"/>
         <w:jc w:val="center"/>
         <w:rPr>
+          <w:b w:val="1"/>
+          <w:bCs w:val="1"/>
+          <w:i w:val="1"/>
+          <w:iCs w:val="1"/>
           <w:sz w:val="24"/>
           <w:szCs w:val="24"/>
         </w:rPr>
@@ -20504,16 +21187,16 @@
           <wp:inline distB="114300" distT="114300" distL="114300" distR="114300">
             <wp:extent cx="5346205" cy="2441098"/>
             <wp:effectExtent b="0" l="0" r="0" t="0"/>
-            <wp:docPr id="16" name="image1.png"/>
+            <wp:docPr id="16" name="image17.png"/>
             <a:graphic>
               <a:graphicData uri="http://schemas.openxmlformats.org/drawingml/2006/picture">
                 <pic:pic>
                   <pic:nvPicPr>
-                    <pic:cNvPr id="0" name="image1.png"/>
+                    <pic:cNvPr id="0" name="image17.png"/>
                     <pic:cNvPicPr preferRelativeResize="0"/>
                   </pic:nvPicPr>
                   <pic:blipFill>
-                    <a:blip r:embed="rId43"/>
+                    <a:blip r:embed="rId44"/>
                     <a:srcRect b="0" l="0" r="0" t="0"/>
                     <a:stretch>
                       <a:fillRect/>
@@ -20541,6 +21224,35 @@
     </w:p>
     <w:p>
       <w:pPr>
+        <w:jc w:val="center"/>
+        <w:rPr>
+          <w:b w:val="1"/>
+          <w:bCs w:val="1"/>
+          <w:i w:val="1"/>
+          <w:iCs w:val="1"/>
+          <w:sz w:val="24"/>
+          <w:szCs w:val="24"/>
+        </w:rPr>
+      </w:pPr>
+      <w:r>
+        <w:rPr>
+          <w:i w:val="1"/>
+          <w:iCs w:val="1"/>
+          <w:color w:val="434343"/>
+          <w:sz w:val="20"/>
+          <w:szCs w:val="20"/>
+          <w:rtl w:val="0"/>
+        </w:rPr>
+        <w:t xml:space="preserve">Imagen No. 34: Asignando fecha estimada de entrega</w:t>
+      </w:r>
+      <w:r>
+        <w:rPr>
+          <w:rtl w:val="0"/>
+        </w:rPr>
+      </w:r>
+    </w:p>
+    <w:p>
+      <w:pPr>
         <w:numPr>
           <w:ilvl w:val="2"/>
           <w:numId w:val="42"/>
@@ -20628,16 +21340,16 @@
           <wp:inline distB="114300" distT="114300" distL="114300" distR="114300">
             <wp:extent cx="3670463" cy="4306799"/>
             <wp:effectExtent b="0" l="0" r="0" t="0"/>
-            <wp:docPr id="19" name="image13.png"/>
+            <wp:docPr id="19" name="image15.png"/>
             <a:graphic>
               <a:graphicData uri="http://schemas.openxmlformats.org/drawingml/2006/picture">
                 <pic:pic>
                   <pic:nvPicPr>
-                    <pic:cNvPr id="0" name="image13.png"/>
+                    <pic:cNvPr id="0" name="image15.png"/>
                     <pic:cNvPicPr preferRelativeResize="0"/>
                   </pic:nvPicPr>
                   <pic:blipFill>
-                    <a:blip r:embed="rId44"/>
+                    <a:blip r:embed="rId45"/>
                     <a:srcRect b="0" l="0" r="0" t="0"/>
                     <a:stretch>
                       <a:fillRect/>
@@ -20665,6 +21377,31 @@
     </w:p>
     <w:p>
       <w:pPr>
+        <w:jc w:val="center"/>
+        <w:rPr>
+          <w:sz w:val="24"/>
+          <w:szCs w:val="24"/>
+        </w:rPr>
+      </w:pPr>
+      <w:r>
+        <w:rPr>
+          <w:i w:val="1"/>
+          <w:iCs w:val="1"/>
+          <w:color w:val="434343"/>
+          <w:sz w:val="20"/>
+          <w:szCs w:val="20"/>
+          <w:rtl w:val="0"/>
+        </w:rPr>
+        <w:t xml:space="preserve">Imagen No. 35: Alertas del sistema</w:t>
+      </w:r>
+      <w:r>
+        <w:rPr>
+          <w:rtl w:val="0"/>
+        </w:rPr>
+      </w:r>
+    </w:p>
+    <w:p>
+      <w:pPr>
         <w:ind w:left="0" w:firstLine="0"/>
         <w:jc w:val="center"/>
         <w:rPr>
@@ -20740,16 +21477,16 @@
           <wp:inline distB="114300" distT="114300" distL="114300" distR="114300">
             <wp:extent cx="4828280" cy="3071813"/>
             <wp:effectExtent b="0" l="0" r="0" t="0"/>
-            <wp:docPr id="58" name="image57.png"/>
+            <wp:docPr id="58" name="image41.png"/>
             <a:graphic>
               <a:graphicData uri="http://schemas.openxmlformats.org/drawingml/2006/picture">
                 <pic:pic>
                   <pic:nvPicPr>
-                    <pic:cNvPr id="0" name="image57.png"/>
+                    <pic:cNvPr id="0" name="image41.png"/>
                     <pic:cNvPicPr preferRelativeResize="0"/>
                   </pic:nvPicPr>
                   <pic:blipFill>
-                    <a:blip r:embed="rId45"/>
+                    <a:blip r:embed="rId46"/>
                     <a:srcRect b="0" l="0" r="0" t="0"/>
                     <a:stretch>
                       <a:fillRect/>
@@ -20777,7 +21514,6 @@
     </w:p>
     <w:p>
       <w:pPr>
-        <w:ind w:left="0" w:firstLine="0"/>
         <w:jc w:val="center"/>
         <w:rPr>
           <w:sz w:val="24"/>
@@ -20786,19 +21522,15 @@
       </w:pPr>
       <w:r>
         <w:rPr>
-          <w:rtl w:val="0"/>
-        </w:rPr>
-      </w:r>
-    </w:p>
-    <w:p>
-      <w:pPr>
-        <w:ind w:left="0" w:firstLine="0"/>
-        <w:jc w:val="center"/>
-        <w:rPr>
-          <w:sz w:val="24"/>
-          <w:szCs w:val="24"/>
-        </w:rPr>
-      </w:pPr>
+          <w:i w:val="1"/>
+          <w:iCs w:val="1"/>
+          <w:color w:val="434343"/>
+          <w:sz w:val="20"/>
+          <w:szCs w:val="20"/>
+          <w:rtl w:val="0"/>
+        </w:rPr>
+        <w:t xml:space="preserve">Imagen No. 36: Chat entre administrador - paciente y viceversa</w:t>
+      </w:r>
       <w:r>
         <w:rPr>
           <w:rtl w:val="0"/>
@@ -20890,8 +21622,6 @@
         <w:ind w:left="0" w:firstLine="0"/>
         <w:jc w:val="center"/>
         <w:rPr>
-          <w:b w:val="1"/>
-          <w:bCs w:val="1"/>
           <w:sz w:val="24"/>
           <w:szCs w:val="24"/>
         </w:rPr>
@@ -20905,16 +21635,16 @@
           <wp:inline distB="114300" distT="114300" distL="114300" distR="114300">
             <wp:extent cx="4432850" cy="2776054"/>
             <wp:effectExtent b="0" l="0" r="0" t="0"/>
-            <wp:docPr id="10" name="image4.png"/>
+            <wp:docPr id="10" name="image2.png"/>
             <a:graphic>
               <a:graphicData uri="http://schemas.openxmlformats.org/drawingml/2006/picture">
                 <pic:pic>
                   <pic:nvPicPr>
-                    <pic:cNvPr id="0" name="image4.png"/>
+                    <pic:cNvPr id="0" name="image2.png"/>
                     <pic:cNvPicPr preferRelativeResize="0"/>
                   </pic:nvPicPr>
                   <pic:blipFill>
-                    <a:blip r:embed="rId46"/>
+                    <a:blip r:embed="rId47"/>
                     <a:srcRect b="0" l="0" r="0" t="0"/>
                     <a:stretch>
                       <a:fillRect/>
@@ -20942,6 +21672,31 @@
     </w:p>
     <w:p>
       <w:pPr>
+        <w:jc w:val="center"/>
+        <w:rPr>
+          <w:sz w:val="24"/>
+          <w:szCs w:val="24"/>
+        </w:rPr>
+      </w:pPr>
+      <w:r>
+        <w:rPr>
+          <w:i w:val="1"/>
+          <w:iCs w:val="1"/>
+          <w:color w:val="434343"/>
+          <w:sz w:val="20"/>
+          <w:szCs w:val="20"/>
+          <w:rtl w:val="0"/>
+        </w:rPr>
+        <w:t xml:space="preserve">Imagen No. 37: Listado de usuarios registrados en el sistema</w:t>
+      </w:r>
+      <w:r>
+        <w:rPr>
+          <w:rtl w:val="0"/>
+        </w:rPr>
+      </w:r>
+    </w:p>
+    <w:p>
+      <w:pPr>
         <w:numPr>
           <w:ilvl w:val="1"/>
           <w:numId w:val="42"/>
@@ -21038,6 +21793,8 @@
     <w:p>
       <w:pPr>
         <w:rPr>
+          <w:b w:val="1"/>
+          <w:bCs w:val="1"/>
           <w:sz w:val="24"/>
           <w:szCs w:val="24"/>
         </w:rPr>
@@ -21053,16 +21810,16 @@
           <wp:inline distB="114300" distT="114300" distL="114300" distR="114300">
             <wp:extent cx="5731200" cy="2552700"/>
             <wp:effectExtent b="0" l="0" r="0" t="0"/>
-            <wp:docPr id="33" name="image30.png"/>
+            <wp:docPr id="33" name="image25.png"/>
             <a:graphic>
               <a:graphicData uri="http://schemas.openxmlformats.org/drawingml/2006/picture">
                 <pic:pic>
                   <pic:nvPicPr>
-                    <pic:cNvPr id="0" name="image30.png"/>
+                    <pic:cNvPr id="0" name="image25.png"/>
                     <pic:cNvPicPr preferRelativeResize="0"/>
                   </pic:nvPicPr>
                   <pic:blipFill>
-                    <a:blip r:embed="rId47"/>
+                    <a:blip r:embed="rId48"/>
                     <a:srcRect b="0" l="0" r="0" t="0"/>
                     <a:stretch>
                       <a:fillRect/>
@@ -21090,6 +21847,33 @@
     </w:p>
     <w:p>
       <w:pPr>
+        <w:jc w:val="center"/>
+        <w:rPr>
+          <w:b w:val="1"/>
+          <w:bCs w:val="1"/>
+          <w:sz w:val="24"/>
+          <w:szCs w:val="24"/>
+        </w:rPr>
+      </w:pPr>
+      <w:r>
+        <w:rPr>
+          <w:i w:val="1"/>
+          <w:iCs w:val="1"/>
+          <w:color w:val="434343"/>
+          <w:sz w:val="20"/>
+          <w:szCs w:val="20"/>
+          <w:rtl w:val="0"/>
+        </w:rPr>
+        <w:t xml:space="preserve">Imagen No. 38: Creación de cuenta </w:t>
+      </w:r>
+      <w:r>
+        <w:rPr>
+          <w:rtl w:val="0"/>
+        </w:rPr>
+      </w:r>
+    </w:p>
+    <w:p>
+      <w:pPr>
         <w:spacing w:after="240" w:before="240" w:lineRule="auto"/>
         <w:ind w:left="2880" w:firstLine="0"/>
         <w:jc w:val="both"/>
@@ -21124,16 +21908,16 @@
           <wp:inline distB="114300" distT="114300" distL="114300" distR="114300">
             <wp:extent cx="4414838" cy="1591395"/>
             <wp:effectExtent b="0" l="0" r="0" t="0"/>
-            <wp:docPr id="8" name="image6.png"/>
+            <wp:docPr id="8" name="image4.png"/>
             <a:graphic>
               <a:graphicData uri="http://schemas.openxmlformats.org/drawingml/2006/picture">
                 <pic:pic>
                   <pic:nvPicPr>
-                    <pic:cNvPr id="0" name="image6.png"/>
+                    <pic:cNvPr id="0" name="image4.png"/>
                     <pic:cNvPicPr preferRelativeResize="0"/>
                   </pic:nvPicPr>
                   <pic:blipFill>
-                    <a:blip r:embed="rId48"/>
+                    <a:blip r:embed="rId49"/>
                     <a:srcRect b="0" l="0" r="0" t="0"/>
                     <a:stretch>
                       <a:fillRect/>
@@ -21161,12 +21945,257 @@
     </w:p>
     <w:p>
       <w:pPr>
-        <w:ind w:left="0" w:firstLine="0"/>
-        <w:rPr>
-          <w:b w:val="1"/>
-          <w:bCs w:val="1"/>
-          <w:sz w:val="24"/>
-          <w:szCs w:val="24"/>
+        <w:jc w:val="center"/>
+        <w:rPr>
+          <w:i w:val="1"/>
+          <w:iCs w:val="1"/>
+          <w:color w:val="434343"/>
+          <w:sz w:val="20"/>
+          <w:szCs w:val="20"/>
+        </w:rPr>
+      </w:pPr>
+      <w:r>
+        <w:rPr>
+          <w:i w:val="1"/>
+          <w:iCs w:val="1"/>
+          <w:color w:val="434343"/>
+          <w:sz w:val="20"/>
+          <w:szCs w:val="20"/>
+          <w:rtl w:val="0"/>
+        </w:rPr>
+        <w:t xml:space="preserve">Imagen No. 39: Mensaje de éxito al crear usuario</w:t>
+      </w:r>
+    </w:p>
+    <w:p>
+      <w:pPr>
+        <w:jc w:val="center"/>
+        <w:rPr>
+          <w:i w:val="1"/>
+          <w:iCs w:val="1"/>
+          <w:color w:val="434343"/>
+          <w:sz w:val="20"/>
+          <w:szCs w:val="20"/>
+        </w:rPr>
+      </w:pPr>
+      <w:r>
+        <w:rPr>
+          <w:rtl w:val="0"/>
+        </w:rPr>
+      </w:r>
+    </w:p>
+    <w:p>
+      <w:pPr>
+        <w:jc w:val="center"/>
+        <w:rPr>
+          <w:i w:val="1"/>
+          <w:iCs w:val="1"/>
+          <w:color w:val="434343"/>
+          <w:sz w:val="20"/>
+          <w:szCs w:val="20"/>
+        </w:rPr>
+      </w:pPr>
+      <w:r>
+        <w:rPr>
+          <w:rtl w:val="0"/>
+        </w:rPr>
+      </w:r>
+    </w:p>
+    <w:p>
+      <w:pPr>
+        <w:jc w:val="center"/>
+        <w:rPr>
+          <w:i w:val="1"/>
+          <w:iCs w:val="1"/>
+          <w:color w:val="434343"/>
+          <w:sz w:val="20"/>
+          <w:szCs w:val="20"/>
+        </w:rPr>
+      </w:pPr>
+      <w:r>
+        <w:rPr>
+          <w:rtl w:val="0"/>
+        </w:rPr>
+      </w:r>
+    </w:p>
+    <w:p>
+      <w:pPr>
+        <w:jc w:val="center"/>
+        <w:rPr>
+          <w:i w:val="1"/>
+          <w:iCs w:val="1"/>
+          <w:color w:val="434343"/>
+          <w:sz w:val="20"/>
+          <w:szCs w:val="20"/>
+        </w:rPr>
+      </w:pPr>
+      <w:r>
+        <w:rPr>
+          <w:rtl w:val="0"/>
+        </w:rPr>
+      </w:r>
+    </w:p>
+    <w:p>
+      <w:pPr>
+        <w:jc w:val="center"/>
+        <w:rPr>
+          <w:i w:val="1"/>
+          <w:iCs w:val="1"/>
+          <w:color w:val="434343"/>
+          <w:sz w:val="20"/>
+          <w:szCs w:val="20"/>
+        </w:rPr>
+      </w:pPr>
+      <w:r>
+        <w:rPr>
+          <w:rtl w:val="0"/>
+        </w:rPr>
+      </w:r>
+    </w:p>
+    <w:p>
+      <w:pPr>
+        <w:jc w:val="center"/>
+        <w:rPr>
+          <w:i w:val="1"/>
+          <w:iCs w:val="1"/>
+          <w:color w:val="434343"/>
+          <w:sz w:val="20"/>
+          <w:szCs w:val="20"/>
+        </w:rPr>
+      </w:pPr>
+      <w:r>
+        <w:rPr>
+          <w:rtl w:val="0"/>
+        </w:rPr>
+      </w:r>
+    </w:p>
+    <w:p>
+      <w:pPr>
+        <w:jc w:val="center"/>
+        <w:rPr>
+          <w:i w:val="1"/>
+          <w:iCs w:val="1"/>
+          <w:color w:val="434343"/>
+          <w:sz w:val="20"/>
+          <w:szCs w:val="20"/>
+        </w:rPr>
+      </w:pPr>
+      <w:r>
+        <w:rPr>
+          <w:rtl w:val="0"/>
+        </w:rPr>
+      </w:r>
+    </w:p>
+    <w:p>
+      <w:pPr>
+        <w:jc w:val="center"/>
+        <w:rPr>
+          <w:i w:val="1"/>
+          <w:iCs w:val="1"/>
+          <w:color w:val="434343"/>
+          <w:sz w:val="20"/>
+          <w:szCs w:val="20"/>
+        </w:rPr>
+      </w:pPr>
+      <w:r>
+        <w:rPr>
+          <w:rtl w:val="0"/>
+        </w:rPr>
+      </w:r>
+    </w:p>
+    <w:p>
+      <w:pPr>
+        <w:jc w:val="center"/>
+        <w:rPr>
+          <w:i w:val="1"/>
+          <w:iCs w:val="1"/>
+          <w:color w:val="434343"/>
+          <w:sz w:val="20"/>
+          <w:szCs w:val="20"/>
+        </w:rPr>
+      </w:pPr>
+      <w:r>
+        <w:rPr>
+          <w:rtl w:val="0"/>
+        </w:rPr>
+      </w:r>
+    </w:p>
+    <w:p>
+      <w:pPr>
+        <w:jc w:val="center"/>
+        <w:rPr>
+          <w:i w:val="1"/>
+          <w:iCs w:val="1"/>
+          <w:color w:val="434343"/>
+          <w:sz w:val="20"/>
+          <w:szCs w:val="20"/>
+        </w:rPr>
+      </w:pPr>
+      <w:r>
+        <w:rPr>
+          <w:rtl w:val="0"/>
+        </w:rPr>
+      </w:r>
+    </w:p>
+    <w:p>
+      <w:pPr>
+        <w:jc w:val="center"/>
+        <w:rPr>
+          <w:i w:val="1"/>
+          <w:iCs w:val="1"/>
+          <w:color w:val="434343"/>
+          <w:sz w:val="20"/>
+          <w:szCs w:val="20"/>
+        </w:rPr>
+      </w:pPr>
+      <w:r>
+        <w:rPr>
+          <w:rtl w:val="0"/>
+        </w:rPr>
+      </w:r>
+    </w:p>
+    <w:p>
+      <w:pPr>
+        <w:jc w:val="center"/>
+        <w:rPr>
+          <w:i w:val="1"/>
+          <w:iCs w:val="1"/>
+          <w:color w:val="434343"/>
+          <w:sz w:val="20"/>
+          <w:szCs w:val="20"/>
+        </w:rPr>
+      </w:pPr>
+      <w:r>
+        <w:rPr>
+          <w:rtl w:val="0"/>
+        </w:rPr>
+      </w:r>
+    </w:p>
+    <w:p>
+      <w:pPr>
+        <w:jc w:val="center"/>
+        <w:rPr>
+          <w:i w:val="1"/>
+          <w:iCs w:val="1"/>
+          <w:color w:val="434343"/>
+          <w:sz w:val="20"/>
+          <w:szCs w:val="20"/>
+        </w:rPr>
+      </w:pPr>
+      <w:r>
+        <w:rPr>
+          <w:rtl w:val="0"/>
+        </w:rPr>
+      </w:r>
+    </w:p>
+    <w:p>
+      <w:pPr>
+        <w:jc w:val="center"/>
+        <w:rPr>
+          <w:i w:val="1"/>
+          <w:iCs w:val="1"/>
+          <w:color w:val="434343"/>
+          <w:sz w:val="20"/>
+          <w:szCs w:val="20"/>
         </w:rPr>
       </w:pPr>
       <w:r>
@@ -21239,16 +22268,16 @@
           <wp:inline distB="114300" distT="114300" distL="114300" distR="114300">
             <wp:extent cx="4986338" cy="2120436"/>
             <wp:effectExtent b="0" l="0" r="0" t="0"/>
-            <wp:docPr id="31" name="image42.png"/>
+            <wp:docPr id="31" name="image28.png"/>
             <a:graphic>
               <a:graphicData uri="http://schemas.openxmlformats.org/drawingml/2006/picture">
                 <pic:pic>
                   <pic:nvPicPr>
-                    <pic:cNvPr id="0" name="image42.png"/>
+                    <pic:cNvPr id="0" name="image28.png"/>
                     <pic:cNvPicPr preferRelativeResize="0"/>
                   </pic:nvPicPr>
                   <pic:blipFill>
-                    <a:blip r:embed="rId49"/>
+                    <a:blip r:embed="rId50"/>
                     <a:srcRect b="0" l="0" r="0" t="0"/>
                     <a:stretch>
                       <a:fillRect/>
@@ -21276,6 +22305,33 @@
     </w:p>
     <w:p>
       <w:pPr>
+        <w:jc w:val="center"/>
+        <w:rPr>
+          <w:b w:val="1"/>
+          <w:bCs w:val="1"/>
+          <w:sz w:val="24"/>
+          <w:szCs w:val="24"/>
+        </w:rPr>
+      </w:pPr>
+      <w:r>
+        <w:rPr>
+          <w:i w:val="1"/>
+          <w:iCs w:val="1"/>
+          <w:color w:val="434343"/>
+          <w:sz w:val="20"/>
+          <w:szCs w:val="20"/>
+          <w:rtl w:val="0"/>
+        </w:rPr>
+        <w:t xml:space="preserve">Imagen No. 40: Formulario de inicio de sesión</w:t>
+      </w:r>
+      <w:r>
+        <w:rPr>
+          <w:rtl w:val="0"/>
+        </w:rPr>
+      </w:r>
+    </w:p>
+    <w:p>
+      <w:pPr>
         <w:spacing w:after="240" w:before="240" w:lineRule="auto"/>
         <w:ind w:left="2880" w:firstLine="0"/>
         <w:jc w:val="both"/>
@@ -21319,16 +22375,16 @@
           <wp:inline distB="114300" distT="114300" distL="114300" distR="114300">
             <wp:extent cx="4576763" cy="2242766"/>
             <wp:effectExtent b="0" l="0" r="0" t="0"/>
-            <wp:docPr id="17" name="image9.png"/>
+            <wp:docPr id="17" name="image5.png"/>
             <a:graphic>
               <a:graphicData uri="http://schemas.openxmlformats.org/drawingml/2006/picture">
                 <pic:pic>
                   <pic:nvPicPr>
-                    <pic:cNvPr id="0" name="image9.png"/>
+                    <pic:cNvPr id="0" name="image5.png"/>
                     <pic:cNvPicPr preferRelativeResize="0"/>
                   </pic:nvPicPr>
                   <pic:blipFill>
-                    <a:blip r:embed="rId50"/>
+                    <a:blip r:embed="rId51"/>
                     <a:srcRect b="0" l="0" r="0" t="0"/>
                     <a:stretch>
                       <a:fillRect/>
@@ -21356,6 +22412,33 @@
     </w:p>
     <w:p>
       <w:pPr>
+        <w:jc w:val="center"/>
+        <w:rPr>
+          <w:i w:val="1"/>
+          <w:iCs w:val="1"/>
+          <w:sz w:val="24"/>
+          <w:szCs w:val="24"/>
+        </w:rPr>
+      </w:pPr>
+      <w:r>
+        <w:rPr>
+          <w:i w:val="1"/>
+          <w:iCs w:val="1"/>
+          <w:color w:val="434343"/>
+          <w:sz w:val="20"/>
+          <w:szCs w:val="20"/>
+          <w:rtl w:val="0"/>
+        </w:rPr>
+        <w:t xml:space="preserve">Imagen No. 41: Formulario para solicitar el restablecimiento de matrícula</w:t>
+      </w:r>
+      <w:r>
+        <w:rPr>
+          <w:rtl w:val="0"/>
+        </w:rPr>
+      </w:r>
+    </w:p>
+    <w:p>
+      <w:pPr>
         <w:spacing w:after="240" w:before="240" w:lineRule="auto"/>
         <w:jc w:val="center"/>
         <w:rPr>
@@ -21378,6 +22461,86 @@
         <w:rPr>
           <w:i w:val="1"/>
           <w:iCs w:val="1"/>
+          <w:sz w:val="24"/>
+          <w:szCs w:val="24"/>
+        </w:rPr>
+      </w:pPr>
+      <w:r>
+        <w:rPr>
+          <w:rtl w:val="0"/>
+        </w:rPr>
+      </w:r>
+    </w:p>
+    <w:p>
+      <w:pPr>
+        <w:jc w:val="center"/>
+        <w:rPr>
+          <w:b w:val="1"/>
+          <w:bCs w:val="1"/>
+          <w:sz w:val="24"/>
+          <w:szCs w:val="24"/>
+        </w:rPr>
+      </w:pPr>
+      <w:r>
+        <w:rPr>
+          <w:rtl w:val="0"/>
+        </w:rPr>
+      </w:r>
+    </w:p>
+    <w:p>
+      <w:pPr>
+        <w:jc w:val="center"/>
+        <w:rPr>
+          <w:b w:val="1"/>
+          <w:bCs w:val="1"/>
+          <w:sz w:val="24"/>
+          <w:szCs w:val="24"/>
+        </w:rPr>
+      </w:pPr>
+      <w:r>
+        <w:rPr>
+          <w:rtl w:val="0"/>
+        </w:rPr>
+      </w:r>
+    </w:p>
+    <w:p>
+      <w:pPr>
+        <w:jc w:val="center"/>
+        <w:rPr>
+          <w:b w:val="1"/>
+          <w:bCs w:val="1"/>
+          <w:sz w:val="24"/>
+          <w:szCs w:val="24"/>
+        </w:rPr>
+      </w:pPr>
+      <w:r>
+        <w:rPr>
+          <w:rtl w:val="0"/>
+        </w:rPr>
+      </w:r>
+    </w:p>
+    <w:p>
+      <w:pPr>
+        <w:jc w:val="center"/>
+        <w:rPr>
+          <w:b w:val="1"/>
+          <w:bCs w:val="1"/>
+          <w:sz w:val="24"/>
+          <w:szCs w:val="24"/>
+        </w:rPr>
+      </w:pPr>
+      <w:r>
+        <w:rPr>
+          <w:rtl w:val="0"/>
+        </w:rPr>
+      </w:r>
+    </w:p>
+    <w:p>
+      <w:pPr>
+        <w:jc w:val="center"/>
+        <w:rPr>
+          <w:b w:val="1"/>
+          <w:bCs w:val="1"/>
           <w:sz w:val="24"/>
           <w:szCs w:val="24"/>
         </w:rPr>
@@ -21507,16 +22670,16 @@
           <wp:inline distB="114300" distT="114300" distL="114300" distR="114300">
             <wp:extent cx="4541308" cy="2919413"/>
             <wp:effectExtent b="0" l="0" r="0" t="0"/>
-            <wp:docPr id="42" name="image41.png"/>
+            <wp:docPr id="42" name="image37.png"/>
             <a:graphic>
               <a:graphicData uri="http://schemas.openxmlformats.org/drawingml/2006/picture">
                 <pic:pic>
                   <pic:nvPicPr>
-                    <pic:cNvPr id="0" name="image41.png"/>
+                    <pic:cNvPr id="0" name="image37.png"/>
                     <pic:cNvPicPr preferRelativeResize="0"/>
                   </pic:nvPicPr>
                   <pic:blipFill>
-                    <a:blip r:embed="rId51"/>
+                    <a:blip r:embed="rId52"/>
                     <a:srcRect b="0" l="0" r="0" t="0"/>
                     <a:stretch>
                       <a:fillRect/>
@@ -21552,6 +22715,31 @@
       </w:pPr>
       <w:r>
         <w:rPr>
+          <w:i w:val="1"/>
+          <w:iCs w:val="1"/>
+          <w:color w:val="434343"/>
+          <w:sz w:val="20"/>
+          <w:szCs w:val="20"/>
+          <w:rtl w:val="0"/>
+        </w:rPr>
+        <w:t xml:space="preserve">Imagen No. 42: Primer acercamiento a pedir medicamento.</w:t>
+      </w:r>
+      <w:r>
+        <w:rPr>
+          <w:rtl w:val="0"/>
+        </w:rPr>
+      </w:r>
+    </w:p>
+    <w:p>
+      <w:pPr>
+        <w:jc w:val="center"/>
+        <w:rPr>
+          <w:sz w:val="26"/>
+          <w:szCs w:val="26"/>
+        </w:rPr>
+      </w:pPr>
+      <w:r>
+        <w:rPr>
           <w:rtl w:val="0"/>
         </w:rPr>
       </w:r>
@@ -21607,16 +22795,16 @@
           <wp:inline distB="114300" distT="114300" distL="114300" distR="114300">
             <wp:extent cx="3620370" cy="2976563"/>
             <wp:effectExtent b="0" l="0" r="0" t="0"/>
-            <wp:docPr id="4" name="image7.png"/>
+            <wp:docPr id="4" name="image3.png"/>
             <a:graphic>
               <a:graphicData uri="http://schemas.openxmlformats.org/drawingml/2006/picture">
                 <pic:pic>
                   <pic:nvPicPr>
-                    <pic:cNvPr id="0" name="image7.png"/>
+                    <pic:cNvPr id="0" name="image3.png"/>
                     <pic:cNvPicPr preferRelativeResize="0"/>
                   </pic:nvPicPr>
                   <pic:blipFill>
-                    <a:blip r:embed="rId52"/>
+                    <a:blip r:embed="rId53"/>
                     <a:srcRect b="0" l="-526" r="526" t="0"/>
                     <a:stretch>
                       <a:fillRect/>
@@ -21644,32 +22832,59 @@
     </w:p>
     <w:p>
       <w:pPr>
-        <w:rPr>
+        <w:jc w:val="center"/>
+        <w:rPr>
+          <w:b w:val="1"/>
+          <w:bCs w:val="1"/>
           <w:sz w:val="26"/>
           <w:szCs w:val="26"/>
         </w:rPr>
       </w:pPr>
       <w:r>
         <w:rPr>
-          <w:rtl w:val="0"/>
-        </w:rPr>
-      </w:r>
-    </w:p>
-    <w:p>
-      <w:pPr>
-        <w:ind w:left="2880" w:firstLine="0"/>
-        <w:jc w:val="both"/>
-        <w:rPr>
-          <w:b w:val="1"/>
-          <w:bCs w:val="1"/>
+          <w:i w:val="1"/>
+          <w:iCs w:val="1"/>
+          <w:color w:val="434343"/>
+          <w:sz w:val="20"/>
+          <w:szCs w:val="20"/>
+          <w:rtl w:val="0"/>
+        </w:rPr>
+        <w:t xml:space="preserve">Imagen No. 43: Formulario para datos del paciente</w:t>
+      </w:r>
+      <w:r>
+        <w:rPr>
+          <w:rtl w:val="0"/>
+        </w:rPr>
+      </w:r>
+    </w:p>
+    <w:p>
+      <w:pPr>
+        <w:rPr>
           <w:sz w:val="26"/>
           <w:szCs w:val="26"/>
         </w:rPr>
       </w:pPr>
       <w:r>
         <w:rPr>
+          <w:rtl w:val="0"/>
+        </w:rPr>
+      </w:r>
+    </w:p>
+    <w:p>
+      <w:pPr>
+        <w:ind w:left="2880" w:firstLine="0"/>
+        <w:jc w:val="both"/>
+        <w:rPr>
+          <w:b w:val="1"/>
+          <w:bCs w:val="1"/>
           <w:sz w:val="26"/>
           <w:szCs w:val="26"/>
+        </w:rPr>
+      </w:pPr>
+      <w:r>
+        <w:rPr>
+          <w:sz w:val="26"/>
+          <w:szCs w:val="26"/>
           <w:rtl w:val="0"/>
         </w:rPr>
         <w:t xml:space="preserve">Una vez rellena la información, se habilitará el siguiente apartado en donde se carga la imagen de la receta médica. </w:t>
@@ -21684,8 +22899,6 @@
       <w:pPr>
         <w:jc w:val="center"/>
         <w:rPr>
-          <w:b w:val="1"/>
-          <w:bCs w:val="1"/>
           <w:sz w:val="26"/>
           <w:szCs w:val="26"/>
         </w:rPr>
@@ -21699,16 +22912,16 @@
           <wp:inline distB="114300" distT="114300" distL="114300" distR="114300">
             <wp:extent cx="5195888" cy="1380967"/>
             <wp:effectExtent b="0" l="0" r="0" t="0"/>
-            <wp:docPr id="25" name="image18.png"/>
+            <wp:docPr id="25" name="image27.png"/>
             <a:graphic>
               <a:graphicData uri="http://schemas.openxmlformats.org/drawingml/2006/picture">
                 <pic:pic>
                   <pic:nvPicPr>
-                    <pic:cNvPr id="0" name="image18.png"/>
+                    <pic:cNvPr id="0" name="image27.png"/>
                     <pic:cNvPicPr preferRelativeResize="0"/>
                   </pic:nvPicPr>
                   <pic:blipFill>
-                    <a:blip r:embed="rId53"/>
+                    <a:blip r:embed="rId54"/>
                     <a:srcRect b="0" l="0" r="0" t="0"/>
                     <a:stretch>
                       <a:fillRect/>
@@ -21736,6 +22949,31 @@
     </w:p>
     <w:p>
       <w:pPr>
+        <w:jc w:val="center"/>
+        <w:rPr>
+          <w:sz w:val="26"/>
+          <w:szCs w:val="26"/>
+        </w:rPr>
+      </w:pPr>
+      <w:r>
+        <w:rPr>
+          <w:i w:val="1"/>
+          <w:iCs w:val="1"/>
+          <w:color w:val="434343"/>
+          <w:sz w:val="20"/>
+          <w:szCs w:val="20"/>
+          <w:rtl w:val="0"/>
+        </w:rPr>
+        <w:t xml:space="preserve">Imagen No. 44: Formulario para cargar la receta en formato .png</w:t>
+      </w:r>
+      <w:r>
+        <w:rPr>
+          <w:rtl w:val="0"/>
+        </w:rPr>
+      </w:r>
+    </w:p>
+    <w:p>
+      <w:pPr>
         <w:ind w:left="2880" w:firstLine="0"/>
         <w:jc w:val="both"/>
         <w:rPr>
@@ -21769,16 +23007,16 @@
           <wp:inline distB="114300" distT="114300" distL="114300" distR="114300">
             <wp:extent cx="5405438" cy="2038263"/>
             <wp:effectExtent b="0" l="0" r="0" t="0"/>
-            <wp:docPr id="20" name="image11.png"/>
+            <wp:docPr id="20" name="image19.png"/>
             <a:graphic>
               <a:graphicData uri="http://schemas.openxmlformats.org/drawingml/2006/picture">
                 <pic:pic>
                   <pic:nvPicPr>
-                    <pic:cNvPr id="0" name="image11.png"/>
+                    <pic:cNvPr id="0" name="image19.png"/>
                     <pic:cNvPicPr preferRelativeResize="0"/>
                   </pic:nvPicPr>
                   <pic:blipFill>
-                    <a:blip r:embed="rId54"/>
+                    <a:blip r:embed="rId55"/>
                     <a:srcRect b="0" l="0" r="0" t="0"/>
                     <a:stretch>
                       <a:fillRect/>
@@ -21806,6 +23044,369 @@
     </w:p>
     <w:p>
       <w:pPr>
+        <w:jc w:val="center"/>
+        <w:rPr>
+          <w:i w:val="1"/>
+          <w:iCs w:val="1"/>
+          <w:color w:val="434343"/>
+          <w:sz w:val="20"/>
+          <w:szCs w:val="20"/>
+        </w:rPr>
+      </w:pPr>
+      <w:r>
+        <w:rPr>
+          <w:i w:val="1"/>
+          <w:iCs w:val="1"/>
+          <w:color w:val="434343"/>
+          <w:sz w:val="20"/>
+          <w:szCs w:val="20"/>
+          <w:rtl w:val="0"/>
+        </w:rPr>
+        <w:t xml:space="preserve">Imagen No. 45: Ejemplo de como importar desde los archivos de windows</w:t>
+      </w:r>
+    </w:p>
+    <w:p>
+      <w:pPr>
+        <w:jc w:val="center"/>
+        <w:rPr>
+          <w:i w:val="1"/>
+          <w:iCs w:val="1"/>
+          <w:color w:val="434343"/>
+          <w:sz w:val="20"/>
+          <w:szCs w:val="20"/>
+        </w:rPr>
+      </w:pPr>
+      <w:r>
+        <w:rPr>
+          <w:rtl w:val="0"/>
+        </w:rPr>
+      </w:r>
+    </w:p>
+    <w:p>
+      <w:pPr>
+        <w:jc w:val="center"/>
+        <w:rPr>
+          <w:i w:val="1"/>
+          <w:iCs w:val="1"/>
+          <w:color w:val="434343"/>
+          <w:sz w:val="20"/>
+          <w:szCs w:val="20"/>
+        </w:rPr>
+      </w:pPr>
+      <w:r>
+        <w:rPr>
+          <w:rtl w:val="0"/>
+        </w:rPr>
+      </w:r>
+    </w:p>
+    <w:p>
+      <w:pPr>
+        <w:jc w:val="center"/>
+        <w:rPr>
+          <w:i w:val="1"/>
+          <w:iCs w:val="1"/>
+          <w:color w:val="434343"/>
+          <w:sz w:val="20"/>
+          <w:szCs w:val="20"/>
+        </w:rPr>
+      </w:pPr>
+      <w:r>
+        <w:rPr>
+          <w:rtl w:val="0"/>
+        </w:rPr>
+      </w:r>
+    </w:p>
+    <w:p>
+      <w:pPr>
+        <w:jc w:val="center"/>
+        <w:rPr>
+          <w:i w:val="1"/>
+          <w:iCs w:val="1"/>
+          <w:color w:val="434343"/>
+          <w:sz w:val="20"/>
+          <w:szCs w:val="20"/>
+        </w:rPr>
+      </w:pPr>
+      <w:r>
+        <w:rPr>
+          <w:rtl w:val="0"/>
+        </w:rPr>
+      </w:r>
+    </w:p>
+    <w:p>
+      <w:pPr>
+        <w:jc w:val="center"/>
+        <w:rPr>
+          <w:i w:val="1"/>
+          <w:iCs w:val="1"/>
+          <w:color w:val="434343"/>
+          <w:sz w:val="20"/>
+          <w:szCs w:val="20"/>
+        </w:rPr>
+      </w:pPr>
+      <w:r>
+        <w:rPr>
+          <w:rtl w:val="0"/>
+        </w:rPr>
+      </w:r>
+    </w:p>
+    <w:p>
+      <w:pPr>
+        <w:jc w:val="center"/>
+        <w:rPr>
+          <w:i w:val="1"/>
+          <w:iCs w:val="1"/>
+          <w:color w:val="434343"/>
+          <w:sz w:val="20"/>
+          <w:szCs w:val="20"/>
+        </w:rPr>
+      </w:pPr>
+      <w:r>
+        <w:rPr>
+          <w:rtl w:val="0"/>
+        </w:rPr>
+      </w:r>
+    </w:p>
+    <w:p>
+      <w:pPr>
+        <w:jc w:val="center"/>
+        <w:rPr>
+          <w:i w:val="1"/>
+          <w:iCs w:val="1"/>
+          <w:color w:val="434343"/>
+          <w:sz w:val="20"/>
+          <w:szCs w:val="20"/>
+        </w:rPr>
+      </w:pPr>
+      <w:r>
+        <w:rPr>
+          <w:rtl w:val="0"/>
+        </w:rPr>
+      </w:r>
+    </w:p>
+    <w:p>
+      <w:pPr>
+        <w:jc w:val="center"/>
+        <w:rPr>
+          <w:i w:val="1"/>
+          <w:iCs w:val="1"/>
+          <w:color w:val="434343"/>
+          <w:sz w:val="20"/>
+          <w:szCs w:val="20"/>
+        </w:rPr>
+      </w:pPr>
+      <w:r>
+        <w:rPr>
+          <w:rtl w:val="0"/>
+        </w:rPr>
+      </w:r>
+    </w:p>
+    <w:p>
+      <w:pPr>
+        <w:jc w:val="center"/>
+        <w:rPr>
+          <w:i w:val="1"/>
+          <w:iCs w:val="1"/>
+          <w:color w:val="434343"/>
+          <w:sz w:val="20"/>
+          <w:szCs w:val="20"/>
+        </w:rPr>
+      </w:pPr>
+      <w:r>
+        <w:rPr>
+          <w:rtl w:val="0"/>
+        </w:rPr>
+      </w:r>
+    </w:p>
+    <w:p>
+      <w:pPr>
+        <w:jc w:val="center"/>
+        <w:rPr>
+          <w:i w:val="1"/>
+          <w:iCs w:val="1"/>
+          <w:color w:val="434343"/>
+          <w:sz w:val="20"/>
+          <w:szCs w:val="20"/>
+        </w:rPr>
+      </w:pPr>
+      <w:r>
+        <w:rPr>
+          <w:rtl w:val="0"/>
+        </w:rPr>
+      </w:r>
+    </w:p>
+    <w:p>
+      <w:pPr>
+        <w:jc w:val="center"/>
+        <w:rPr>
+          <w:i w:val="1"/>
+          <w:iCs w:val="1"/>
+          <w:color w:val="434343"/>
+          <w:sz w:val="20"/>
+          <w:szCs w:val="20"/>
+        </w:rPr>
+      </w:pPr>
+      <w:r>
+        <w:rPr>
+          <w:rtl w:val="0"/>
+        </w:rPr>
+      </w:r>
+    </w:p>
+    <w:p>
+      <w:pPr>
+        <w:jc w:val="center"/>
+        <w:rPr>
+          <w:i w:val="1"/>
+          <w:iCs w:val="1"/>
+          <w:color w:val="434343"/>
+          <w:sz w:val="20"/>
+          <w:szCs w:val="20"/>
+        </w:rPr>
+      </w:pPr>
+      <w:r>
+        <w:rPr>
+          <w:rtl w:val="0"/>
+        </w:rPr>
+      </w:r>
+    </w:p>
+    <w:p>
+      <w:pPr>
+        <w:jc w:val="center"/>
+        <w:rPr>
+          <w:i w:val="1"/>
+          <w:iCs w:val="1"/>
+          <w:color w:val="434343"/>
+          <w:sz w:val="20"/>
+          <w:szCs w:val="20"/>
+        </w:rPr>
+      </w:pPr>
+      <w:r>
+        <w:rPr>
+          <w:rtl w:val="0"/>
+        </w:rPr>
+      </w:r>
+    </w:p>
+    <w:p>
+      <w:pPr>
+        <w:jc w:val="center"/>
+        <w:rPr>
+          <w:i w:val="1"/>
+          <w:iCs w:val="1"/>
+          <w:color w:val="434343"/>
+          <w:sz w:val="20"/>
+          <w:szCs w:val="20"/>
+        </w:rPr>
+      </w:pPr>
+      <w:r>
+        <w:rPr>
+          <w:rtl w:val="0"/>
+        </w:rPr>
+      </w:r>
+    </w:p>
+    <w:p>
+      <w:pPr>
+        <w:jc w:val="center"/>
+        <w:rPr>
+          <w:i w:val="1"/>
+          <w:iCs w:val="1"/>
+          <w:color w:val="434343"/>
+          <w:sz w:val="20"/>
+          <w:szCs w:val="20"/>
+        </w:rPr>
+      </w:pPr>
+      <w:r>
+        <w:rPr>
+          <w:rtl w:val="0"/>
+        </w:rPr>
+      </w:r>
+    </w:p>
+    <w:p>
+      <w:pPr>
+        <w:jc w:val="center"/>
+        <w:rPr>
+          <w:i w:val="1"/>
+          <w:iCs w:val="1"/>
+          <w:color w:val="434343"/>
+          <w:sz w:val="20"/>
+          <w:szCs w:val="20"/>
+        </w:rPr>
+      </w:pPr>
+      <w:r>
+        <w:rPr>
+          <w:rtl w:val="0"/>
+        </w:rPr>
+      </w:r>
+    </w:p>
+    <w:p>
+      <w:pPr>
+        <w:jc w:val="center"/>
+        <w:rPr>
+          <w:i w:val="1"/>
+          <w:iCs w:val="1"/>
+          <w:color w:val="434343"/>
+          <w:sz w:val="20"/>
+          <w:szCs w:val="20"/>
+        </w:rPr>
+      </w:pPr>
+      <w:r>
+        <w:rPr>
+          <w:rtl w:val="0"/>
+        </w:rPr>
+      </w:r>
+    </w:p>
+    <w:p>
+      <w:pPr>
+        <w:jc w:val="center"/>
+        <w:rPr>
+          <w:i w:val="1"/>
+          <w:iCs w:val="1"/>
+          <w:color w:val="434343"/>
+          <w:sz w:val="20"/>
+          <w:szCs w:val="20"/>
+        </w:rPr>
+      </w:pPr>
+      <w:r>
+        <w:rPr>
+          <w:rtl w:val="0"/>
+        </w:rPr>
+      </w:r>
+    </w:p>
+    <w:p>
+      <w:pPr>
+        <w:jc w:val="center"/>
+        <w:rPr>
+          <w:i w:val="1"/>
+          <w:iCs w:val="1"/>
+          <w:color w:val="434343"/>
+          <w:sz w:val="20"/>
+          <w:szCs w:val="20"/>
+        </w:rPr>
+      </w:pPr>
+      <w:r>
+        <w:rPr>
+          <w:rtl w:val="0"/>
+        </w:rPr>
+      </w:r>
+    </w:p>
+    <w:p>
+      <w:pPr>
+        <w:jc w:val="center"/>
+        <w:rPr>
+          <w:i w:val="1"/>
+          <w:iCs w:val="1"/>
+          <w:color w:val="434343"/>
+          <w:sz w:val="20"/>
+          <w:szCs w:val="20"/>
+        </w:rPr>
+      </w:pPr>
+      <w:r>
+        <w:rPr>
+          <w:rtl w:val="0"/>
+        </w:rPr>
+      </w:r>
+    </w:p>
+    <w:p>
+      <w:pPr>
         <w:ind w:left="2160" w:firstLine="720"/>
         <w:rPr>
           <w:sz w:val="26"/>
@@ -21838,16 +23439,16 @@
           <wp:inline distB="114300" distT="114300" distL="114300" distR="114300">
             <wp:extent cx="4073273" cy="3328988"/>
             <wp:effectExtent b="0" l="0" r="0" t="0"/>
-            <wp:docPr id="37" name="image38.png"/>
+            <wp:docPr id="37" name="image43.png"/>
             <a:graphic>
               <a:graphicData uri="http://schemas.openxmlformats.org/drawingml/2006/picture">
                 <pic:pic>
                   <pic:nvPicPr>
-                    <pic:cNvPr id="0" name="image38.png"/>
+                    <pic:cNvPr id="0" name="image43.png"/>
                     <pic:cNvPicPr preferRelativeResize="0"/>
                   </pic:nvPicPr>
                   <pic:blipFill>
-                    <a:blip r:embed="rId55"/>
+                    <a:blip r:embed="rId56"/>
                     <a:srcRect b="0" l="0" r="0" t="0"/>
                     <a:stretch>
                       <a:fillRect/>
@@ -21883,6 +23484,31 @@
       </w:pPr>
       <w:r>
         <w:rPr>
+          <w:i w:val="1"/>
+          <w:iCs w:val="1"/>
+          <w:color w:val="434343"/>
+          <w:sz w:val="20"/>
+          <w:szCs w:val="20"/>
+          <w:rtl w:val="0"/>
+        </w:rPr>
+        <w:t xml:space="preserve">Imagen No. 46: Sección donde se indican los sabores disponibles</w:t>
+      </w:r>
+      <w:r>
+        <w:rPr>
+          <w:rtl w:val="0"/>
+        </w:rPr>
+      </w:r>
+    </w:p>
+    <w:p>
+      <w:pPr>
+        <w:jc w:val="center"/>
+        <w:rPr>
+          <w:sz w:val="26"/>
+          <w:szCs w:val="26"/>
+        </w:rPr>
+      </w:pPr>
+      <w:r>
+        <w:rPr>
           <w:rtl w:val="0"/>
         </w:rPr>
       </w:r>
@@ -22089,16 +23715,16 @@
           <wp:inline distB="114300" distT="114300" distL="114300" distR="114300">
             <wp:extent cx="5731200" cy="2362200"/>
             <wp:effectExtent b="0" l="0" r="0" t="0"/>
-            <wp:docPr id="22" name="image10.png"/>
+            <wp:docPr id="22" name="image16.png"/>
             <a:graphic>
               <a:graphicData uri="http://schemas.openxmlformats.org/drawingml/2006/picture">
                 <pic:pic>
                   <pic:nvPicPr>
-                    <pic:cNvPr id="0" name="image10.png"/>
+                    <pic:cNvPr id="0" name="image16.png"/>
                     <pic:cNvPicPr preferRelativeResize="0"/>
                   </pic:nvPicPr>
                   <pic:blipFill>
-                    <a:blip r:embed="rId56"/>
+                    <a:blip r:embed="rId57"/>
                     <a:srcRect b="0" l="0" r="0" t="0"/>
                     <a:stretch>
                       <a:fillRect/>
@@ -22126,13 +23752,23 @@
     </w:p>
     <w:p>
       <w:pPr>
-        <w:ind w:left="0" w:firstLine="0"/>
         <w:jc w:val="center"/>
         <w:rPr>
           <w:sz w:val="24"/>
           <w:szCs w:val="24"/>
         </w:rPr>
       </w:pPr>
+      <w:r>
+        <w:rPr>
+          <w:i w:val="1"/>
+          <w:iCs w:val="1"/>
+          <w:color w:val="434343"/>
+          <w:sz w:val="20"/>
+          <w:szCs w:val="20"/>
+          <w:rtl w:val="0"/>
+        </w:rPr>
+        <w:t xml:space="preserve">Imagen No. 47: Dashboard donde se muestran el estatus de los pedidos</w:t>
+      </w:r>
       <w:r>
         <w:rPr>
           <w:rtl w:val="0"/>
@@ -22234,16 +23870,16 @@
           <wp:inline distB="114300" distT="114300" distL="114300" distR="114300">
             <wp:extent cx="5731200" cy="2603500"/>
             <wp:effectExtent b="0" l="0" r="0" t="0"/>
-            <wp:docPr id="44" name="image45.png"/>
+            <wp:docPr id="44" name="image42.png"/>
             <a:graphic>
               <a:graphicData uri="http://schemas.openxmlformats.org/drawingml/2006/picture">
                 <pic:pic>
                   <pic:nvPicPr>
-                    <pic:cNvPr id="0" name="image45.png"/>
+                    <pic:cNvPr id="0" name="image42.png"/>
                     <pic:cNvPicPr preferRelativeResize="0"/>
                   </pic:nvPicPr>
                   <pic:blipFill>
-                    <a:blip r:embed="rId57"/>
+                    <a:blip r:embed="rId58"/>
                     <a:srcRect b="0" l="0" r="0" t="0"/>
                     <a:stretch>
                       <a:fillRect/>
@@ -22271,6 +23907,182 @@
     </w:p>
     <w:p>
       <w:pPr>
+        <w:jc w:val="center"/>
+        <w:rPr>
+          <w:i w:val="1"/>
+          <w:iCs w:val="1"/>
+          <w:color w:val="434343"/>
+          <w:sz w:val="20"/>
+          <w:szCs w:val="20"/>
+        </w:rPr>
+      </w:pPr>
+      <w:r>
+        <w:rPr>
+          <w:i w:val="1"/>
+          <w:iCs w:val="1"/>
+          <w:color w:val="434343"/>
+          <w:sz w:val="20"/>
+          <w:szCs w:val="20"/>
+          <w:rtl w:val="0"/>
+        </w:rPr>
+        <w:t xml:space="preserve">Imagen No. 48: Página para generar el recibo de pago</w:t>
+      </w:r>
+    </w:p>
+    <w:p>
+      <w:pPr>
+        <w:jc w:val="center"/>
+        <w:rPr>
+          <w:i w:val="1"/>
+          <w:iCs w:val="1"/>
+          <w:color w:val="434343"/>
+          <w:sz w:val="20"/>
+          <w:szCs w:val="20"/>
+        </w:rPr>
+      </w:pPr>
+      <w:r>
+        <w:rPr>
+          <w:rtl w:val="0"/>
+        </w:rPr>
+      </w:r>
+    </w:p>
+    <w:p>
+      <w:pPr>
+        <w:jc w:val="center"/>
+        <w:rPr>
+          <w:i w:val="1"/>
+          <w:iCs w:val="1"/>
+          <w:color w:val="434343"/>
+          <w:sz w:val="20"/>
+          <w:szCs w:val="20"/>
+        </w:rPr>
+      </w:pPr>
+      <w:r>
+        <w:rPr>
+          <w:rtl w:val="0"/>
+        </w:rPr>
+      </w:r>
+    </w:p>
+    <w:p>
+      <w:pPr>
+        <w:jc w:val="center"/>
+        <w:rPr>
+          <w:i w:val="1"/>
+          <w:iCs w:val="1"/>
+          <w:color w:val="434343"/>
+          <w:sz w:val="20"/>
+          <w:szCs w:val="20"/>
+        </w:rPr>
+      </w:pPr>
+      <w:r>
+        <w:rPr>
+          <w:rtl w:val="0"/>
+        </w:rPr>
+      </w:r>
+    </w:p>
+    <w:p>
+      <w:pPr>
+        <w:jc w:val="center"/>
+        <w:rPr>
+          <w:i w:val="1"/>
+          <w:iCs w:val="1"/>
+          <w:color w:val="434343"/>
+          <w:sz w:val="20"/>
+          <w:szCs w:val="20"/>
+        </w:rPr>
+      </w:pPr>
+      <w:r>
+        <w:rPr>
+          <w:rtl w:val="0"/>
+        </w:rPr>
+      </w:r>
+    </w:p>
+    <w:p>
+      <w:pPr>
+        <w:jc w:val="center"/>
+        <w:rPr>
+          <w:i w:val="1"/>
+          <w:iCs w:val="1"/>
+          <w:color w:val="434343"/>
+          <w:sz w:val="20"/>
+          <w:szCs w:val="20"/>
+        </w:rPr>
+      </w:pPr>
+      <w:r>
+        <w:rPr>
+          <w:rtl w:val="0"/>
+        </w:rPr>
+      </w:r>
+    </w:p>
+    <w:p>
+      <w:pPr>
+        <w:jc w:val="center"/>
+        <w:rPr>
+          <w:i w:val="1"/>
+          <w:iCs w:val="1"/>
+          <w:color w:val="434343"/>
+          <w:sz w:val="20"/>
+          <w:szCs w:val="20"/>
+        </w:rPr>
+      </w:pPr>
+      <w:r>
+        <w:rPr>
+          <w:rtl w:val="0"/>
+        </w:rPr>
+      </w:r>
+    </w:p>
+    <w:p>
+      <w:pPr>
+        <w:jc w:val="center"/>
+        <w:rPr>
+          <w:i w:val="1"/>
+          <w:iCs w:val="1"/>
+          <w:color w:val="434343"/>
+          <w:sz w:val="20"/>
+          <w:szCs w:val="20"/>
+        </w:rPr>
+      </w:pPr>
+      <w:r>
+        <w:rPr>
+          <w:rtl w:val="0"/>
+        </w:rPr>
+      </w:r>
+    </w:p>
+    <w:p>
+      <w:pPr>
+        <w:jc w:val="center"/>
+        <w:rPr>
+          <w:i w:val="1"/>
+          <w:iCs w:val="1"/>
+          <w:color w:val="434343"/>
+          <w:sz w:val="20"/>
+          <w:szCs w:val="20"/>
+        </w:rPr>
+      </w:pPr>
+      <w:r>
+        <w:rPr>
+          <w:rtl w:val="0"/>
+        </w:rPr>
+      </w:r>
+    </w:p>
+    <w:p>
+      <w:pPr>
+        <w:jc w:val="center"/>
+        <w:rPr>
+          <w:i w:val="1"/>
+          <w:iCs w:val="1"/>
+          <w:color w:val="434343"/>
+          <w:sz w:val="20"/>
+          <w:szCs w:val="20"/>
+        </w:rPr>
+      </w:pPr>
+      <w:r>
+        <w:rPr>
+          <w:rtl w:val="0"/>
+        </w:rPr>
+      </w:r>
+    </w:p>
+    <w:p>
+      <w:pPr>
         <w:ind w:left="2160" w:firstLine="0"/>
         <w:jc w:val="both"/>
         <w:rPr>
@@ -22305,16 +24117,16 @@
           <wp:inline distB="114300" distT="114300" distL="114300" distR="114300">
             <wp:extent cx="4493864" cy="4068366"/>
             <wp:effectExtent b="0" l="0" r="0" t="0"/>
-            <wp:docPr id="40" name="image46.png"/>
+            <wp:docPr id="40" name="image50.png"/>
             <a:graphic>
               <a:graphicData uri="http://schemas.openxmlformats.org/drawingml/2006/picture">
                 <pic:pic>
                   <pic:nvPicPr>
-                    <pic:cNvPr id="0" name="image46.png"/>
+                    <pic:cNvPr id="0" name="image50.png"/>
                     <pic:cNvPicPr preferRelativeResize="0"/>
                   </pic:nvPicPr>
                   <pic:blipFill>
-                    <a:blip r:embed="rId58"/>
+                    <a:blip r:embed="rId59"/>
                     <a:srcRect b="0" l="0" r="0" t="0"/>
                     <a:stretch>
                       <a:fillRect/>
@@ -22342,6 +24154,31 @@
     </w:p>
     <w:p>
       <w:pPr>
+        <w:jc w:val="center"/>
+        <w:rPr>
+          <w:sz w:val="24"/>
+          <w:szCs w:val="24"/>
+        </w:rPr>
+      </w:pPr>
+      <w:r>
+        <w:rPr>
+          <w:i w:val="1"/>
+          <w:iCs w:val="1"/>
+          <w:color w:val="434343"/>
+          <w:sz w:val="20"/>
+          <w:szCs w:val="20"/>
+          <w:rtl w:val="0"/>
+        </w:rPr>
+        <w:t xml:space="preserve">Imagen No. 49: Recibo generado para pagar en ventanilla</w:t>
+      </w:r>
+      <w:r>
+        <w:rPr>
+          <w:rtl w:val="0"/>
+        </w:rPr>
+      </w:r>
+    </w:p>
+    <w:p>
+      <w:pPr>
         <w:ind w:left="2160" w:firstLine="0"/>
         <w:jc w:val="both"/>
         <w:rPr>
@@ -22376,16 +24213,16 @@
           <wp:inline distB="114300" distT="114300" distL="114300" distR="114300">
             <wp:extent cx="4143375" cy="3705225"/>
             <wp:effectExtent b="0" l="0" r="0" t="0"/>
-            <wp:docPr id="50" name="image49.png"/>
+            <wp:docPr id="50" name="image59.png"/>
             <a:graphic>
               <a:graphicData uri="http://schemas.openxmlformats.org/drawingml/2006/picture">
                 <pic:pic>
                   <pic:nvPicPr>
-                    <pic:cNvPr id="0" name="image49.png"/>
+                    <pic:cNvPr id="0" name="image59.png"/>
                     <pic:cNvPicPr preferRelativeResize="0"/>
                   </pic:nvPicPr>
                   <pic:blipFill>
-                    <a:blip r:embed="rId59"/>
+                    <a:blip r:embed="rId60"/>
                     <a:srcRect b="0" l="0" r="27740" t="0"/>
                     <a:stretch>
                       <a:fillRect/>
@@ -22413,6 +24250,31 @@
     </w:p>
     <w:p>
       <w:pPr>
+        <w:jc w:val="center"/>
+        <w:rPr>
+          <w:sz w:val="24"/>
+          <w:szCs w:val="24"/>
+        </w:rPr>
+      </w:pPr>
+      <w:r>
+        <w:rPr>
+          <w:i w:val="1"/>
+          <w:iCs w:val="1"/>
+          <w:color w:val="434343"/>
+          <w:sz w:val="20"/>
+          <w:szCs w:val="20"/>
+          <w:rtl w:val="0"/>
+        </w:rPr>
+        <w:t xml:space="preserve">Imagen No. 50: Recibo generado para pagar por transferencia</w:t>
+      </w:r>
+      <w:r>
+        <w:rPr>
+          <w:rtl w:val="0"/>
+        </w:rPr>
+      </w:r>
+    </w:p>
+    <w:p>
+      <w:pPr>
         <w:ind w:left="0" w:firstLine="0"/>
         <w:jc w:val="center"/>
         <w:rPr>
@@ -22507,16 +24369,16 @@
           <wp:inline distB="114300" distT="114300" distL="114300" distR="114300">
             <wp:extent cx="5424488" cy="1432713"/>
             <wp:effectExtent b="0" l="0" r="0" t="0"/>
-            <wp:docPr id="24" name="image15.png"/>
+            <wp:docPr id="24" name="image24.png"/>
             <a:graphic>
               <a:graphicData uri="http://schemas.openxmlformats.org/drawingml/2006/picture">
                 <pic:pic>
                   <pic:nvPicPr>
-                    <pic:cNvPr id="0" name="image15.png"/>
+                    <pic:cNvPr id="0" name="image24.png"/>
                     <pic:cNvPicPr preferRelativeResize="0"/>
                   </pic:nvPicPr>
                   <pic:blipFill>
-                    <a:blip r:embed="rId60"/>
+                    <a:blip r:embed="rId61"/>
                     <a:srcRect b="0" l="0" r="0" t="0"/>
                     <a:stretch>
                       <a:fillRect/>
@@ -22544,6 +24406,250 @@
     </w:p>
     <w:p>
       <w:pPr>
+        <w:jc w:val="center"/>
+        <w:rPr>
+          <w:i w:val="1"/>
+          <w:iCs w:val="1"/>
+          <w:color w:val="434343"/>
+          <w:sz w:val="20"/>
+          <w:szCs w:val="20"/>
+        </w:rPr>
+      </w:pPr>
+      <w:r>
+        <w:rPr>
+          <w:i w:val="1"/>
+          <w:iCs w:val="1"/>
+          <w:color w:val="434343"/>
+          <w:sz w:val="20"/>
+          <w:szCs w:val="20"/>
+          <w:rtl w:val="0"/>
+        </w:rPr>
+        <w:t xml:space="preserve">Imagen No. 51: Cambio de estado de la receta</w:t>
+      </w:r>
+    </w:p>
+    <w:p>
+      <w:pPr>
+        <w:jc w:val="center"/>
+        <w:rPr>
+          <w:i w:val="1"/>
+          <w:iCs w:val="1"/>
+          <w:color w:val="434343"/>
+          <w:sz w:val="20"/>
+          <w:szCs w:val="20"/>
+        </w:rPr>
+      </w:pPr>
+      <w:r>
+        <w:rPr>
+          <w:rtl w:val="0"/>
+        </w:rPr>
+      </w:r>
+    </w:p>
+    <w:p>
+      <w:pPr>
+        <w:jc w:val="center"/>
+        <w:rPr>
+          <w:i w:val="1"/>
+          <w:iCs w:val="1"/>
+          <w:color w:val="434343"/>
+          <w:sz w:val="20"/>
+          <w:szCs w:val="20"/>
+        </w:rPr>
+      </w:pPr>
+      <w:r>
+        <w:rPr>
+          <w:rtl w:val="0"/>
+        </w:rPr>
+      </w:r>
+    </w:p>
+    <w:p>
+      <w:pPr>
+        <w:jc w:val="center"/>
+        <w:rPr>
+          <w:i w:val="1"/>
+          <w:iCs w:val="1"/>
+          <w:color w:val="434343"/>
+          <w:sz w:val="20"/>
+          <w:szCs w:val="20"/>
+        </w:rPr>
+      </w:pPr>
+      <w:r>
+        <w:rPr>
+          <w:rtl w:val="0"/>
+        </w:rPr>
+      </w:r>
+    </w:p>
+    <w:p>
+      <w:pPr>
+        <w:jc w:val="center"/>
+        <w:rPr>
+          <w:i w:val="1"/>
+          <w:iCs w:val="1"/>
+          <w:color w:val="434343"/>
+          <w:sz w:val="20"/>
+          <w:szCs w:val="20"/>
+        </w:rPr>
+      </w:pPr>
+      <w:r>
+        <w:rPr>
+          <w:rtl w:val="0"/>
+        </w:rPr>
+      </w:r>
+    </w:p>
+    <w:p>
+      <w:pPr>
+        <w:jc w:val="center"/>
+        <w:rPr>
+          <w:i w:val="1"/>
+          <w:iCs w:val="1"/>
+          <w:color w:val="434343"/>
+          <w:sz w:val="20"/>
+          <w:szCs w:val="20"/>
+        </w:rPr>
+      </w:pPr>
+      <w:r>
+        <w:rPr>
+          <w:rtl w:val="0"/>
+        </w:rPr>
+      </w:r>
+    </w:p>
+    <w:p>
+      <w:pPr>
+        <w:jc w:val="center"/>
+        <w:rPr>
+          <w:i w:val="1"/>
+          <w:iCs w:val="1"/>
+          <w:color w:val="434343"/>
+          <w:sz w:val="20"/>
+          <w:szCs w:val="20"/>
+        </w:rPr>
+      </w:pPr>
+      <w:r>
+        <w:rPr>
+          <w:rtl w:val="0"/>
+        </w:rPr>
+      </w:r>
+    </w:p>
+    <w:p>
+      <w:pPr>
+        <w:jc w:val="center"/>
+        <w:rPr>
+          <w:i w:val="1"/>
+          <w:iCs w:val="1"/>
+          <w:color w:val="434343"/>
+          <w:sz w:val="20"/>
+          <w:szCs w:val="20"/>
+        </w:rPr>
+      </w:pPr>
+      <w:r>
+        <w:rPr>
+          <w:rtl w:val="0"/>
+        </w:rPr>
+      </w:r>
+    </w:p>
+    <w:p>
+      <w:pPr>
+        <w:jc w:val="center"/>
+        <w:rPr>
+          <w:i w:val="1"/>
+          <w:iCs w:val="1"/>
+          <w:color w:val="434343"/>
+          <w:sz w:val="20"/>
+          <w:szCs w:val="20"/>
+        </w:rPr>
+      </w:pPr>
+      <w:r>
+        <w:rPr>
+          <w:rtl w:val="0"/>
+        </w:rPr>
+      </w:r>
+    </w:p>
+    <w:p>
+      <w:pPr>
+        <w:jc w:val="center"/>
+        <w:rPr>
+          <w:i w:val="1"/>
+          <w:iCs w:val="1"/>
+          <w:color w:val="434343"/>
+          <w:sz w:val="20"/>
+          <w:szCs w:val="20"/>
+        </w:rPr>
+      </w:pPr>
+      <w:r>
+        <w:rPr>
+          <w:rtl w:val="0"/>
+        </w:rPr>
+      </w:r>
+    </w:p>
+    <w:p>
+      <w:pPr>
+        <w:jc w:val="center"/>
+        <w:rPr>
+          <w:i w:val="1"/>
+          <w:iCs w:val="1"/>
+          <w:color w:val="434343"/>
+          <w:sz w:val="20"/>
+          <w:szCs w:val="20"/>
+        </w:rPr>
+      </w:pPr>
+      <w:r>
+        <w:rPr>
+          <w:rtl w:val="0"/>
+        </w:rPr>
+      </w:r>
+    </w:p>
+    <w:p>
+      <w:pPr>
+        <w:jc w:val="center"/>
+        <w:rPr>
+          <w:i w:val="1"/>
+          <w:iCs w:val="1"/>
+          <w:color w:val="434343"/>
+          <w:sz w:val="20"/>
+          <w:szCs w:val="20"/>
+        </w:rPr>
+      </w:pPr>
+      <w:r>
+        <w:rPr>
+          <w:rtl w:val="0"/>
+        </w:rPr>
+      </w:r>
+    </w:p>
+    <w:p>
+      <w:pPr>
+        <w:jc w:val="center"/>
+        <w:rPr>
+          <w:i w:val="1"/>
+          <w:iCs w:val="1"/>
+          <w:color w:val="434343"/>
+          <w:sz w:val="20"/>
+          <w:szCs w:val="20"/>
+        </w:rPr>
+      </w:pPr>
+      <w:r>
+        <w:rPr>
+          <w:rtl w:val="0"/>
+        </w:rPr>
+      </w:r>
+    </w:p>
+    <w:p>
+      <w:pPr>
+        <w:jc w:val="center"/>
+        <w:rPr>
+          <w:i w:val="1"/>
+          <w:iCs w:val="1"/>
+          <w:color w:val="434343"/>
+          <w:sz w:val="20"/>
+          <w:szCs w:val="20"/>
+        </w:rPr>
+      </w:pPr>
+      <w:r>
+        <w:rPr>
+          <w:rtl w:val="0"/>
+        </w:rPr>
+      </w:r>
+    </w:p>
+    <w:p>
+      <w:pPr>
         <w:numPr>
           <w:ilvl w:val="2"/>
           <w:numId w:val="42"/>
@@ -22631,16 +24737,16 @@
           <wp:inline distB="114300" distT="114300" distL="114300" distR="114300">
             <wp:extent cx="5731200" cy="2654300"/>
             <wp:effectExtent b="0" l="0" r="0" t="0"/>
-            <wp:docPr id="48" name="image43.png"/>
+            <wp:docPr id="48" name="image46.png"/>
             <a:graphic>
               <a:graphicData uri="http://schemas.openxmlformats.org/drawingml/2006/picture">
                 <pic:pic>
                   <pic:nvPicPr>
-                    <pic:cNvPr id="0" name="image43.png"/>
+                    <pic:cNvPr id="0" name="image46.png"/>
                     <pic:cNvPicPr preferRelativeResize="0"/>
                   </pic:nvPicPr>
                   <pic:blipFill>
-                    <a:blip r:embed="rId61"/>
+                    <a:blip r:embed="rId62"/>
                     <a:srcRect b="0" l="0" r="0" t="0"/>
                     <a:stretch>
                       <a:fillRect/>
@@ -22668,6 +24774,31 @@
     </w:p>
     <w:p>
       <w:pPr>
+        <w:jc w:val="center"/>
+        <w:rPr>
+          <w:sz w:val="24"/>
+          <w:szCs w:val="24"/>
+        </w:rPr>
+      </w:pPr>
+      <w:r>
+        <w:rPr>
+          <w:i w:val="1"/>
+          <w:iCs w:val="1"/>
+          <w:color w:val="434343"/>
+          <w:sz w:val="20"/>
+          <w:szCs w:val="20"/>
+          <w:rtl w:val="0"/>
+        </w:rPr>
+        <w:t xml:space="preserve">Imagen No. 52: Interfaz de chat interno entre paciente-administrador</w:t>
+      </w:r>
+      <w:r>
+        <w:rPr>
+          <w:rtl w:val="0"/>
+        </w:rPr>
+      </w:r>
+    </w:p>
+    <w:p>
+      <w:pPr>
         <w:numPr>
           <w:ilvl w:val="3"/>
           <w:numId w:val="42"/>
@@ -22715,8 +24846,6 @@
       <w:pPr>
         <w:ind w:left="0" w:firstLine="0"/>
         <w:rPr>
-          <w:b w:val="1"/>
-          <w:bCs w:val="1"/>
           <w:sz w:val="24"/>
           <w:szCs w:val="24"/>
         </w:rPr>
@@ -22739,7 +24868,7 @@
                     <pic:cNvPicPr preferRelativeResize="0"/>
                   </pic:nvPicPr>
                   <pic:blipFill>
-                    <a:blip r:embed="rId62"/>
+                    <a:blip r:embed="rId63"/>
                     <a:srcRect b="0" l="0" r="0" t="0"/>
                     <a:stretch>
                       <a:fillRect/>
@@ -22767,6 +24896,148 @@
     </w:p>
     <w:p>
       <w:pPr>
+        <w:jc w:val="center"/>
+        <w:rPr>
+          <w:i w:val="1"/>
+          <w:iCs w:val="1"/>
+          <w:color w:val="434343"/>
+          <w:sz w:val="20"/>
+          <w:szCs w:val="20"/>
+        </w:rPr>
+      </w:pPr>
+      <w:r>
+        <w:rPr>
+          <w:i w:val="1"/>
+          <w:iCs w:val="1"/>
+          <w:color w:val="434343"/>
+          <w:sz w:val="20"/>
+          <w:szCs w:val="20"/>
+          <w:rtl w:val="0"/>
+        </w:rPr>
+        <w:t xml:space="preserve">Imagen No. 53: Notificaciones del sistema por parte del paciente</w:t>
+      </w:r>
+    </w:p>
+    <w:p>
+      <w:pPr>
+        <w:jc w:val="center"/>
+        <w:rPr>
+          <w:i w:val="1"/>
+          <w:iCs w:val="1"/>
+          <w:color w:val="434343"/>
+          <w:sz w:val="20"/>
+          <w:szCs w:val="20"/>
+        </w:rPr>
+      </w:pPr>
+      <w:r>
+        <w:rPr>
+          <w:rtl w:val="0"/>
+        </w:rPr>
+      </w:r>
+    </w:p>
+    <w:p>
+      <w:pPr>
+        <w:jc w:val="center"/>
+        <w:rPr>
+          <w:i w:val="1"/>
+          <w:iCs w:val="1"/>
+          <w:color w:val="434343"/>
+          <w:sz w:val="20"/>
+          <w:szCs w:val="20"/>
+        </w:rPr>
+      </w:pPr>
+      <w:r>
+        <w:rPr>
+          <w:rtl w:val="0"/>
+        </w:rPr>
+      </w:r>
+    </w:p>
+    <w:p>
+      <w:pPr>
+        <w:jc w:val="center"/>
+        <w:rPr>
+          <w:i w:val="1"/>
+          <w:iCs w:val="1"/>
+          <w:color w:val="434343"/>
+          <w:sz w:val="20"/>
+          <w:szCs w:val="20"/>
+        </w:rPr>
+      </w:pPr>
+      <w:r>
+        <w:rPr>
+          <w:rtl w:val="0"/>
+        </w:rPr>
+      </w:r>
+    </w:p>
+    <w:p>
+      <w:pPr>
+        <w:jc w:val="center"/>
+        <w:rPr>
+          <w:i w:val="1"/>
+          <w:iCs w:val="1"/>
+          <w:color w:val="434343"/>
+          <w:sz w:val="20"/>
+          <w:szCs w:val="20"/>
+        </w:rPr>
+      </w:pPr>
+      <w:r>
+        <w:rPr>
+          <w:rtl w:val="0"/>
+        </w:rPr>
+      </w:r>
+    </w:p>
+    <w:p>
+      <w:pPr>
+        <w:jc w:val="center"/>
+        <w:rPr>
+          <w:i w:val="1"/>
+          <w:iCs w:val="1"/>
+          <w:color w:val="434343"/>
+          <w:sz w:val="20"/>
+          <w:szCs w:val="20"/>
+        </w:rPr>
+      </w:pPr>
+      <w:r>
+        <w:rPr>
+          <w:rtl w:val="0"/>
+        </w:rPr>
+      </w:r>
+    </w:p>
+    <w:p>
+      <w:pPr>
+        <w:jc w:val="center"/>
+        <w:rPr>
+          <w:i w:val="1"/>
+          <w:iCs w:val="1"/>
+          <w:color w:val="434343"/>
+          <w:sz w:val="20"/>
+          <w:szCs w:val="20"/>
+        </w:rPr>
+      </w:pPr>
+      <w:r>
+        <w:rPr>
+          <w:rtl w:val="0"/>
+        </w:rPr>
+      </w:r>
+    </w:p>
+    <w:p>
+      <w:pPr>
+        <w:jc w:val="center"/>
+        <w:rPr>
+          <w:i w:val="1"/>
+          <w:iCs w:val="1"/>
+          <w:color w:val="434343"/>
+          <w:sz w:val="20"/>
+          <w:szCs w:val="20"/>
+        </w:rPr>
+      </w:pPr>
+      <w:r>
+        <w:rPr>
+          <w:rtl w:val="0"/>
+        </w:rPr>
+      </w:r>
+    </w:p>
+    <w:p>
+      <w:pPr>
         <w:numPr>
           <w:ilvl w:val="2"/>
           <w:numId w:val="42"/>
@@ -22843,16 +25114,16 @@
           <wp:inline distB="114300" distT="114300" distL="114300" distR="114300">
             <wp:extent cx="5214938" cy="1550621"/>
             <wp:effectExtent b="0" l="0" r="0" t="0"/>
-            <wp:docPr id="13" name="image12.png"/>
+            <wp:docPr id="13" name="image6.png"/>
             <a:graphic>
               <a:graphicData uri="http://schemas.openxmlformats.org/drawingml/2006/picture">
                 <pic:pic>
                   <pic:nvPicPr>
-                    <pic:cNvPr id="0" name="image12.png"/>
+                    <pic:cNvPr id="0" name="image6.png"/>
                     <pic:cNvPicPr preferRelativeResize="0"/>
                   </pic:nvPicPr>
                   <pic:blipFill>
-                    <a:blip r:embed="rId63"/>
+                    <a:blip r:embed="rId64"/>
                     <a:srcRect b="0" l="0" r="0" t="0"/>
                     <a:stretch>
                       <a:fillRect/>
@@ -22880,25 +25151,23 @@
     </w:p>
     <w:p>
       <w:pPr>
-        <w:ind w:left="2880" w:firstLine="0"/>
-        <w:rPr>
-          <w:sz w:val="24"/>
-          <w:szCs w:val="24"/>
-        </w:rPr>
-      </w:pPr>
-      <w:r>
-        <w:rPr>
-          <w:rtl w:val="0"/>
-        </w:rPr>
-      </w:r>
-    </w:p>
-    <w:p>
-      <w:pPr>
-        <w:rPr>
-          <w:sz w:val="24"/>
-          <w:szCs w:val="24"/>
-        </w:rPr>
-      </w:pPr>
+        <w:jc w:val="center"/>
+        <w:rPr>
+          <w:sz w:val="24"/>
+          <w:szCs w:val="24"/>
+        </w:rPr>
+      </w:pPr>
+      <w:r>
+        <w:rPr>
+          <w:i w:val="1"/>
+          <w:iCs w:val="1"/>
+          <w:color w:val="434343"/>
+          <w:sz w:val="20"/>
+          <w:szCs w:val="20"/>
+          <w:rtl w:val="0"/>
+        </w:rPr>
+        <w:t xml:space="preserve">Imagen No. 54: Página que muestra los pagos realizados</w:t>
+      </w:r>
       <w:r>
         <w:rPr>
           <w:rtl w:val="0"/>
@@ -23049,6 +25318,63 @@
           <w:rtl w:val="0"/>
         </w:rPr>
         <w:t xml:space="preserve"> específicos para los roles de administrador y paciente, con instrucciones paso a paso y apoyo visual para la operación de todos los módulos (gestión de recetas, seguimiento de órdenes, pagos y mensajería), asegurando que la Unidad Receptora cuente con toda la información necesaria para operar y administrar la plataforma de manera autónoma.</w:t>
+      </w:r>
+      <w:r>
+        <w:rPr>
+          <w:rtl w:val="0"/>
+        </w:rPr>
+      </w:r>
+    </w:p>
+    <w:p>
+      <w:pPr>
+        <w:pStyle w:val="Heading1"/>
+        <w:rPr>
+          <w:sz w:val="24"/>
+          <w:szCs w:val="24"/>
+        </w:rPr>
+      </w:pPr>
+      <w:bookmarkStart w:colFirst="0" w:colLast="0" w:name="_qyoiefpx7shb" w:id="16"/>
+      <w:bookmarkEnd w:id="16"/>
+      <w:r>
+        <w:rPr>
+          <w:rtl w:val="0"/>
+        </w:rPr>
+      </w:r>
+    </w:p>
+    <w:p>
+      <w:pPr>
+        <w:pStyle w:val="Heading1"/>
+        <w:rPr>
+          <w:sz w:val="24"/>
+          <w:szCs w:val="24"/>
+        </w:rPr>
+      </w:pPr>
+      <w:bookmarkStart w:colFirst="0" w:colLast="0" w:name="_xeznvpdyho82" w:id="17"/>
+      <w:bookmarkEnd w:id="17"/>
+      <w:r>
+        <w:rPr>
+          <w:rtl w:val="0"/>
+        </w:rPr>
+      </w:r>
+    </w:p>
+    <w:p>
+      <w:pPr>
+        <w:rPr/>
+      </w:pPr>
+      <w:r>
+        <w:rPr>
+          <w:rtl w:val="0"/>
+        </w:rPr>
+      </w:r>
+    </w:p>
+    <w:p>
+      <w:pPr>
+        <w:rPr/>
+      </w:pPr>
+      <w:r>
+        <w:rPr>
+          <w:rtl w:val="0"/>
+        </w:rPr>
       </w:r>
     </w:p>
     <w:p>
@@ -23401,7 +25727,7 @@
                 <w:szCs w:val="24"/>
                 <w:rtl w:val="0"/>
               </w:rPr>
-              <w:t xml:space="preserve">Desarrollo de aplicaciones web, Programación de dispositivos móviles,</w:t>
+              <w:t xml:space="preserve">Desarrollo de aplicaciones web, Sistemas operativos</w:t>
             </w:r>
           </w:p>
         </w:tc>
@@ -24031,18 +26357,243 @@
         </w:rPr>
         <w:drawing>
           <wp:inline distB="114300" distT="114300" distL="114300" distR="114300">
-            <wp:extent cx="5731200" cy="4292600"/>
+            <wp:extent cx="5348288" cy="4006774"/>
             <wp:effectExtent b="0" l="0" r="0" t="0"/>
-            <wp:docPr id="12" name="image19.jpg"/>
+            <wp:docPr id="12" name="image7.jpg"/>
             <a:graphic>
               <a:graphicData uri="http://schemas.openxmlformats.org/drawingml/2006/picture">
                 <pic:pic>
                   <pic:nvPicPr>
-                    <pic:cNvPr id="0" name="image19.jpg"/>
+                    <pic:cNvPr id="0" name="image7.jpg"/>
                     <pic:cNvPicPr preferRelativeResize="0"/>
                   </pic:nvPicPr>
                   <pic:blipFill>
-                    <a:blip r:embed="rId64"/>
+                    <a:blip r:embed="rId65"/>
+                    <a:srcRect b="0" l="0" r="0" t="0"/>
+                    <a:stretch>
+                      <a:fillRect/>
+                    </a:stretch>
+                  </pic:blipFill>
+                  <pic:spPr>
+                    <a:xfrm>
+                      <a:off x="0" y="0"/>
+                      <a:ext cx="5348288" cy="4006774"/>
+                    </a:xfrm>
+                    <a:prstGeom prst="rect"/>
+                    <a:ln/>
+                  </pic:spPr>
+                </pic:pic>
+              </a:graphicData>
+            </a:graphic>
+          </wp:inline>
+        </w:drawing>
+      </w:r>
+      <w:r>
+        <w:rPr>
+          <w:rtl w:val="0"/>
+        </w:rPr>
+      </w:r>
+    </w:p>
+    <w:p>
+      <w:pPr>
+        <w:jc w:val="center"/>
+        <w:rPr>
+          <w:i w:val="1"/>
+          <w:iCs w:val="1"/>
+          <w:color w:val="434343"/>
+          <w:sz w:val="20"/>
+          <w:szCs w:val="20"/>
+        </w:rPr>
+      </w:pPr>
+      <w:r>
+        <w:rPr>
+          <w:i w:val="1"/>
+          <w:iCs w:val="1"/>
+          <w:color w:val="434343"/>
+          <w:sz w:val="20"/>
+          <w:szCs w:val="20"/>
+          <w:rtl w:val="0"/>
+        </w:rPr>
+        <w:t xml:space="preserve">Imagen No. 55: Equipo recibiendo reconocimientos de finalización del proyecto</w:t>
+      </w:r>
+    </w:p>
+    <w:p>
+      <w:pPr>
+        <w:jc w:val="center"/>
+        <w:rPr>
+          <w:sz w:val="24"/>
+          <w:szCs w:val="24"/>
+        </w:rPr>
+      </w:pPr>
+      <w:r>
+        <w:rPr>
+          <w:sz w:val="24"/>
+          <w:szCs w:val="24"/>
+        </w:rPr>
+        <w:drawing>
+          <wp:inline distB="114300" distT="114300" distL="114300" distR="114300">
+            <wp:extent cx="5291138" cy="3963958"/>
+            <wp:effectExtent b="0" l="0" r="0" t="0"/>
+            <wp:docPr id="5" name="image12.jpg"/>
+            <a:graphic>
+              <a:graphicData uri="http://schemas.openxmlformats.org/drawingml/2006/picture">
+                <pic:pic>
+                  <pic:nvPicPr>
+                    <pic:cNvPr id="0" name="image12.jpg"/>
+                    <pic:cNvPicPr preferRelativeResize="0"/>
+                  </pic:nvPicPr>
+                  <pic:blipFill>
+                    <a:blip r:embed="rId66"/>
+                    <a:srcRect b="0" l="0" r="0" t="0"/>
+                    <a:stretch>
+                      <a:fillRect/>
+                    </a:stretch>
+                  </pic:blipFill>
+                  <pic:spPr>
+                    <a:xfrm>
+                      <a:off x="0" y="0"/>
+                      <a:ext cx="5291138" cy="3963958"/>
+                    </a:xfrm>
+                    <a:prstGeom prst="rect"/>
+                    <a:ln/>
+                  </pic:spPr>
+                </pic:pic>
+              </a:graphicData>
+            </a:graphic>
+          </wp:inline>
+        </w:drawing>
+      </w:r>
+      <w:r>
+        <w:rPr>
+          <w:rtl w:val="0"/>
+        </w:rPr>
+      </w:r>
+    </w:p>
+    <w:p>
+      <w:pPr>
+        <w:jc w:val="center"/>
+        <w:rPr>
+          <w:i w:val="1"/>
+          <w:iCs w:val="1"/>
+          <w:color w:val="434343"/>
+          <w:sz w:val="20"/>
+          <w:szCs w:val="20"/>
+        </w:rPr>
+      </w:pPr>
+      <w:r>
+        <w:rPr>
+          <w:i w:val="1"/>
+          <w:iCs w:val="1"/>
+          <w:color w:val="434343"/>
+          <w:sz w:val="20"/>
+          <w:szCs w:val="20"/>
+          <w:rtl w:val="0"/>
+        </w:rPr>
+        <w:t xml:space="preserve">Imagen No. 56: Demostración de sistema en dispositivos móviles.</w:t>
+      </w:r>
+    </w:p>
+    <w:p>
+      <w:pPr>
+        <w:jc w:val="center"/>
+        <w:rPr>
+          <w:sz w:val="24"/>
+          <w:szCs w:val="24"/>
+        </w:rPr>
+      </w:pPr>
+      <w:r>
+        <w:rPr>
+          <w:sz w:val="24"/>
+          <w:szCs w:val="24"/>
+        </w:rPr>
+        <w:drawing>
+          <wp:inline distB="114300" distT="114300" distL="114300" distR="114300">
+            <wp:extent cx="5434013" cy="4070996"/>
+            <wp:effectExtent b="0" l="0" r="0" t="0"/>
+            <wp:docPr id="45" name="image52.jpg"/>
+            <a:graphic>
+              <a:graphicData uri="http://schemas.openxmlformats.org/drawingml/2006/picture">
+                <pic:pic>
+                  <pic:nvPicPr>
+                    <pic:cNvPr id="0" name="image52.jpg"/>
+                    <pic:cNvPicPr preferRelativeResize="0"/>
+                  </pic:nvPicPr>
+                  <pic:blipFill>
+                    <a:blip r:embed="rId67"/>
+                    <a:srcRect b="0" l="0" r="0" t="0"/>
+                    <a:stretch>
+                      <a:fillRect/>
+                    </a:stretch>
+                  </pic:blipFill>
+                  <pic:spPr>
+                    <a:xfrm>
+                      <a:off x="0" y="0"/>
+                      <a:ext cx="5434013" cy="4070996"/>
+                    </a:xfrm>
+                    <a:prstGeom prst="rect"/>
+                    <a:ln/>
+                  </pic:spPr>
+                </pic:pic>
+              </a:graphicData>
+            </a:graphic>
+          </wp:inline>
+        </w:drawing>
+      </w:r>
+      <w:r>
+        <w:rPr>
+          <w:rtl w:val="0"/>
+        </w:rPr>
+      </w:r>
+    </w:p>
+    <w:p>
+      <w:pPr>
+        <w:jc w:val="center"/>
+        <w:rPr>
+          <w:i w:val="1"/>
+          <w:iCs w:val="1"/>
+          <w:color w:val="434343"/>
+          <w:sz w:val="20"/>
+          <w:szCs w:val="20"/>
+        </w:rPr>
+      </w:pPr>
+      <w:r>
+        <w:rPr>
+          <w:i w:val="1"/>
+          <w:iCs w:val="1"/>
+          <w:color w:val="434343"/>
+          <w:sz w:val="20"/>
+          <w:szCs w:val="20"/>
+          <w:rtl w:val="0"/>
+        </w:rPr>
+        <w:t xml:space="preserve">Imagen No. 57: Evaluación por representantes de unidad receptora (1)</w:t>
+      </w:r>
+    </w:p>
+    <w:p>
+      <w:pPr>
+        <w:jc w:val="center"/>
+        <w:rPr>
+          <w:sz w:val="24"/>
+          <w:szCs w:val="24"/>
+        </w:rPr>
+      </w:pPr>
+      <w:r>
+        <w:rPr>
+          <w:sz w:val="24"/>
+          <w:szCs w:val="24"/>
+        </w:rPr>
+        <w:drawing>
+          <wp:inline distB="114300" distT="114300" distL="114300" distR="114300">
+            <wp:extent cx="5731200" cy="4292600"/>
+            <wp:effectExtent b="0" l="0" r="0" t="0"/>
+            <wp:docPr id="59" name="image57.jpg"/>
+            <a:graphic>
+              <a:graphicData uri="http://schemas.openxmlformats.org/drawingml/2006/picture">
+                <pic:pic>
+                  <pic:nvPicPr>
+                    <pic:cNvPr id="0" name="image57.jpg"/>
+                    <pic:cNvPicPr preferRelativeResize="0"/>
+                  </pic:nvPicPr>
+                  <pic:blipFill>
+                    <a:blip r:embed="rId68"/>
                     <a:srcRect b="0" l="0" r="0" t="0"/>
                     <a:stretch>
                       <a:fillRect/>
@@ -24088,232 +26639,7 @@
           <w:szCs w:val="20"/>
           <w:rtl w:val="0"/>
         </w:rPr>
-        <w:t xml:space="preserve">Imagen No. X: Equipo recibiendo reconocimientos de finalización del proyecto</w:t>
-      </w:r>
-    </w:p>
-    <w:p>
-      <w:pPr>
-        <w:jc w:val="center"/>
-        <w:rPr>
-          <w:sz w:val="24"/>
-          <w:szCs w:val="24"/>
-        </w:rPr>
-      </w:pPr>
-      <w:r>
-        <w:rPr>
-          <w:sz w:val="24"/>
-          <w:szCs w:val="24"/>
-        </w:rPr>
-        <w:drawing>
-          <wp:inline distB="114300" distT="114300" distL="114300" distR="114300">
-            <wp:extent cx="5291138" cy="3963958"/>
-            <wp:effectExtent b="0" l="0" r="0" t="0"/>
-            <wp:docPr id="5" name="image8.jpg"/>
-            <a:graphic>
-              <a:graphicData uri="http://schemas.openxmlformats.org/drawingml/2006/picture">
-                <pic:pic>
-                  <pic:nvPicPr>
-                    <pic:cNvPr id="0" name="image8.jpg"/>
-                    <pic:cNvPicPr preferRelativeResize="0"/>
-                  </pic:nvPicPr>
-                  <pic:blipFill>
-                    <a:blip r:embed="rId65"/>
-                    <a:srcRect b="0" l="0" r="0" t="0"/>
-                    <a:stretch>
-                      <a:fillRect/>
-                    </a:stretch>
-                  </pic:blipFill>
-                  <pic:spPr>
-                    <a:xfrm>
-                      <a:off x="0" y="0"/>
-                      <a:ext cx="5291138" cy="3963958"/>
-                    </a:xfrm>
-                    <a:prstGeom prst="rect"/>
-                    <a:ln/>
-                  </pic:spPr>
-                </pic:pic>
-              </a:graphicData>
-            </a:graphic>
-          </wp:inline>
-        </w:drawing>
-      </w:r>
-      <w:r>
-        <w:rPr>
-          <w:rtl w:val="0"/>
-        </w:rPr>
-      </w:r>
-    </w:p>
-    <w:p>
-      <w:pPr>
-        <w:jc w:val="center"/>
-        <w:rPr>
-          <w:i w:val="1"/>
-          <w:iCs w:val="1"/>
-          <w:color w:val="434343"/>
-          <w:sz w:val="20"/>
-          <w:szCs w:val="20"/>
-        </w:rPr>
-      </w:pPr>
-      <w:r>
-        <w:rPr>
-          <w:i w:val="1"/>
-          <w:iCs w:val="1"/>
-          <w:color w:val="434343"/>
-          <w:sz w:val="20"/>
-          <w:szCs w:val="20"/>
-          <w:rtl w:val="0"/>
-        </w:rPr>
-        <w:t xml:space="preserve">Imagen No. X: Demostración de sistema en dispositivos móviles.</w:t>
-      </w:r>
-    </w:p>
-    <w:p>
-      <w:pPr>
-        <w:jc w:val="center"/>
-        <w:rPr>
-          <w:sz w:val="24"/>
-          <w:szCs w:val="24"/>
-        </w:rPr>
-      </w:pPr>
-      <w:r>
-        <w:rPr>
-          <w:sz w:val="24"/>
-          <w:szCs w:val="24"/>
-        </w:rPr>
-        <w:drawing>
-          <wp:inline distB="114300" distT="114300" distL="114300" distR="114300">
-            <wp:extent cx="5731200" cy="4292600"/>
-            <wp:effectExtent b="0" l="0" r="0" t="0"/>
-            <wp:docPr id="45" name="image31.jpg"/>
-            <a:graphic>
-              <a:graphicData uri="http://schemas.openxmlformats.org/drawingml/2006/picture">
-                <pic:pic>
-                  <pic:nvPicPr>
-                    <pic:cNvPr id="0" name="image31.jpg"/>
-                    <pic:cNvPicPr preferRelativeResize="0"/>
-                  </pic:nvPicPr>
-                  <pic:blipFill>
-                    <a:blip r:embed="rId66"/>
-                    <a:srcRect b="0" l="0" r="0" t="0"/>
-                    <a:stretch>
-                      <a:fillRect/>
-                    </a:stretch>
-                  </pic:blipFill>
-                  <pic:spPr>
-                    <a:xfrm>
-                      <a:off x="0" y="0"/>
-                      <a:ext cx="5731200" cy="4292600"/>
-                    </a:xfrm>
-                    <a:prstGeom prst="rect"/>
-                    <a:ln/>
-                  </pic:spPr>
-                </pic:pic>
-              </a:graphicData>
-            </a:graphic>
-          </wp:inline>
-        </w:drawing>
-      </w:r>
-      <w:r>
-        <w:rPr>
-          <w:rtl w:val="0"/>
-        </w:rPr>
-      </w:r>
-    </w:p>
-    <w:p>
-      <w:pPr>
-        <w:jc w:val="center"/>
-        <w:rPr>
-          <w:i w:val="1"/>
-          <w:iCs w:val="1"/>
-          <w:color w:val="434343"/>
-          <w:sz w:val="20"/>
-          <w:szCs w:val="20"/>
-        </w:rPr>
-      </w:pPr>
-      <w:r>
-        <w:rPr>
-          <w:i w:val="1"/>
-          <w:iCs w:val="1"/>
-          <w:color w:val="434343"/>
-          <w:sz w:val="20"/>
-          <w:szCs w:val="20"/>
-          <w:rtl w:val="0"/>
-        </w:rPr>
-        <w:t xml:space="preserve">Imagen No. X: Evaluación por representantes de unidad receptora (1)</w:t>
-      </w:r>
-    </w:p>
-    <w:p>
-      <w:pPr>
-        <w:jc w:val="center"/>
-        <w:rPr>
-          <w:sz w:val="24"/>
-          <w:szCs w:val="24"/>
-        </w:rPr>
-      </w:pPr>
-      <w:r>
-        <w:rPr>
-          <w:sz w:val="24"/>
-          <w:szCs w:val="24"/>
-        </w:rPr>
-        <w:drawing>
-          <wp:inline distB="114300" distT="114300" distL="114300" distR="114300">
-            <wp:extent cx="5731200" cy="4292600"/>
-            <wp:effectExtent b="0" l="0" r="0" t="0"/>
-            <wp:docPr id="59" name="image58.jpg"/>
-            <a:graphic>
-              <a:graphicData uri="http://schemas.openxmlformats.org/drawingml/2006/picture">
-                <pic:pic>
-                  <pic:nvPicPr>
-                    <pic:cNvPr id="0" name="image58.jpg"/>
-                    <pic:cNvPicPr preferRelativeResize="0"/>
-                  </pic:nvPicPr>
-                  <pic:blipFill>
-                    <a:blip r:embed="rId67"/>
-                    <a:srcRect b="0" l="0" r="0" t="0"/>
-                    <a:stretch>
-                      <a:fillRect/>
-                    </a:stretch>
-                  </pic:blipFill>
-                  <pic:spPr>
-                    <a:xfrm>
-                      <a:off x="0" y="0"/>
-                      <a:ext cx="5731200" cy="4292600"/>
-                    </a:xfrm>
-                    <a:prstGeom prst="rect"/>
-                    <a:ln/>
-                  </pic:spPr>
-                </pic:pic>
-              </a:graphicData>
-            </a:graphic>
-          </wp:inline>
-        </w:drawing>
-      </w:r>
-      <w:r>
-        <w:rPr>
-          <w:rtl w:val="0"/>
-        </w:rPr>
-      </w:r>
-    </w:p>
-    <w:p>
-      <w:pPr>
-        <w:jc w:val="center"/>
-        <w:rPr>
-          <w:i w:val="1"/>
-          <w:iCs w:val="1"/>
-          <w:color w:val="434343"/>
-          <w:sz w:val="20"/>
-          <w:szCs w:val="20"/>
-        </w:rPr>
-      </w:pPr>
-      <w:r>
-        <w:rPr>
-          <w:i w:val="1"/>
-          <w:iCs w:val="1"/>
-          <w:color w:val="434343"/>
-          <w:sz w:val="20"/>
-          <w:szCs w:val="20"/>
-          <w:rtl w:val="0"/>
-        </w:rPr>
-        <w:t xml:space="preserve">Imagen No. X: Evaluación por representantes de unidad receptora (2)</w:t>
+        <w:t xml:space="preserve">Imagen No. 58: Evaluación por representantes de unidad receptora (2)</w:t>
       </w:r>
     </w:p>
     <w:p>
@@ -24351,6 +26677,184 @@
     </w:p>
     <w:p>
       <w:pPr>
+        <w:jc w:val="both"/>
+        <w:rPr>
+          <w:sz w:val="24"/>
+          <w:szCs w:val="24"/>
+        </w:rPr>
+      </w:pPr>
+      <w:r>
+        <w:rPr>
+          <w:sz w:val="24"/>
+          <w:szCs w:val="24"/>
+          <w:rtl w:val="0"/>
+        </w:rPr>
+        <w:t xml:space="preserve">Fueron ocho actividades principales que fueron planificadas para el desarrollo de este proyecto, estas podrán ser verificadas por el </w:t>
+      </w:r>
+      <w:r>
+        <w:rPr>
+          <w:b w:val="1"/>
+          <w:bCs w:val="1"/>
+          <w:sz w:val="24"/>
+          <w:szCs w:val="24"/>
+          <w:rtl w:val="0"/>
+        </w:rPr>
+        <w:t xml:space="preserve">Comité de Evaluación de PVVCs</w:t>
+      </w:r>
+      <w:r>
+        <w:rPr>
+          <w:sz w:val="24"/>
+          <w:szCs w:val="24"/>
+          <w:rtl w:val="0"/>
+        </w:rPr>
+        <w:t xml:space="preserve">, pues nuestro equipo logró entregar y justificar su cumplimiento a la perfección, implicando un </w:t>
+      </w:r>
+      <w:r>
+        <w:rPr>
+          <w:b w:val="1"/>
+          <w:bCs w:val="1"/>
+          <w:sz w:val="24"/>
+          <w:szCs w:val="24"/>
+          <w:rtl w:val="0"/>
+        </w:rPr>
+        <w:t xml:space="preserve">100%</w:t>
+      </w:r>
+      <w:r>
+        <w:rPr>
+          <w:sz w:val="24"/>
+          <w:szCs w:val="24"/>
+          <w:rtl w:val="0"/>
+        </w:rPr>
+        <w:t xml:space="preserve"> </w:t>
+      </w:r>
+      <w:r>
+        <w:rPr>
+          <w:b w:val="1"/>
+          <w:bCs w:val="1"/>
+          <w:sz w:val="24"/>
+          <w:szCs w:val="24"/>
+          <w:rtl w:val="0"/>
+        </w:rPr>
+        <w:t xml:space="preserve">de actividades realizadas</w:t>
+      </w:r>
+      <w:r>
+        <w:rPr>
+          <w:sz w:val="24"/>
+          <w:szCs w:val="24"/>
+          <w:rtl w:val="0"/>
+        </w:rPr>
+        <w:t xml:space="preserve"> </w:t>
+      </w:r>
+      <w:r>
+        <w:rPr>
+          <w:b w:val="1"/>
+          <w:bCs w:val="1"/>
+          <w:sz w:val="24"/>
+          <w:szCs w:val="24"/>
+          <w:rtl w:val="0"/>
+        </w:rPr>
+        <w:t xml:space="preserve">correctamente</w:t>
+      </w:r>
+      <w:r>
+        <w:rPr>
+          <w:sz w:val="24"/>
+          <w:szCs w:val="24"/>
+          <w:rtl w:val="0"/>
+        </w:rPr>
+        <w:t xml:space="preserve">, cumpliendo con el criterio mínimo de 60% para su aprobación.</w:t>
+      </w:r>
+      <w:r>
+        <w:rPr>
+          <w:rtl w:val="0"/>
+        </w:rPr>
+      </w:r>
+    </w:p>
+    <w:p>
+      <w:pPr>
+        <w:jc w:val="both"/>
+        <w:rPr>
+          <w:sz w:val="24"/>
+          <w:szCs w:val="24"/>
+        </w:rPr>
+      </w:pPr>
+      <w:r>
+        <w:rPr>
+          <w:sz w:val="24"/>
+          <w:szCs w:val="24"/>
+          <w:rtl w:val="0"/>
+        </w:rPr>
+        <w:t xml:space="preserve">Para este proyecto se tuvo que aplicar conocimientos adquiridos de varias PUAs, incluyendo sistemas operativos, ingeniería de software, desarrollo de aplicaciones web, entre otros. Estos conocimientos fueron de gran apoyo para el manejo del sistema y su dominio, especialmente en la configuración HTTPS frontend y backend, asegurando la disponibilidad de la página creada y la presencia de las funcionalidades solicitadas.</w:t>
+      </w:r>
+    </w:p>
+    <w:p>
+      <w:pPr>
+        <w:jc w:val="both"/>
+        <w:rPr>
+          <w:sz w:val="24"/>
+          <w:szCs w:val="24"/>
+        </w:rPr>
+      </w:pPr>
+      <w:r>
+        <w:rPr>
+          <w:sz w:val="24"/>
+          <w:szCs w:val="24"/>
+          <w:rtl w:val="0"/>
+        </w:rPr>
+        <w:t xml:space="preserve">Finalmente nuestro equipo ha redactado este reporte técnico, asegurando que siga con los lineamientos establecidos por el </w:t>
+      </w:r>
+      <w:r>
+        <w:rPr>
+          <w:b w:val="1"/>
+          <w:bCs w:val="1"/>
+          <w:sz w:val="24"/>
+          <w:szCs w:val="24"/>
+          <w:rtl w:val="0"/>
+        </w:rPr>
+        <w:t xml:space="preserve">Documento de Evaluación de PVVCs</w:t>
+      </w:r>
+      <w:r>
+        <w:rPr>
+          <w:sz w:val="24"/>
+          <w:szCs w:val="24"/>
+          <w:rtl w:val="0"/>
+        </w:rPr>
+        <w:t xml:space="preserve">, incluyendo detalles importantes como las justificaciones y pruebas realizadas para validar el cumplimiento de las actividades, estableciendo el vínculo de estas actividades con las PUAs y presentando evidencia fotográfica de algunas actividades y eventos destacables durante el desarrollo del proyecto. Entregamos este reporte al </w:t>
+      </w:r>
+      <w:r>
+        <w:rPr>
+          <w:b w:val="1"/>
+          <w:bCs w:val="1"/>
+          <w:sz w:val="24"/>
+          <w:szCs w:val="24"/>
+          <w:rtl w:val="0"/>
+        </w:rPr>
+        <w:t xml:space="preserve">Comité de Evaluación de PVVCs</w:t>
+      </w:r>
+      <w:r>
+        <w:rPr>
+          <w:sz w:val="24"/>
+          <w:szCs w:val="24"/>
+          <w:rtl w:val="0"/>
+        </w:rPr>
+        <w:t xml:space="preserve"> para su evaluación, con la seguridad de que el esfuerzo emprendido por nuestro equipo y la unidad receptora sea reconocido y acreditado adecuadamente.</w:t>
+      </w:r>
+    </w:p>
+    <w:p>
+      <w:pPr>
+        <w:jc w:val="both"/>
+        <w:rPr>
+          <w:sz w:val="24"/>
+          <w:szCs w:val="24"/>
+        </w:rPr>
+      </w:pPr>
+      <w:r>
+        <w:rPr>
+          <w:rtl w:val="0"/>
+        </w:rPr>
+      </w:r>
+    </w:p>
+    <w:p>
+      <w:pPr>
         <w:rPr>
           <w:sz w:val="24"/>
           <w:szCs w:val="24"/>
@@ -24412,9 +26916,9 @@
       </w:r>
     </w:p>
     <w:sectPr>
-      <w:headerReference r:id="rId68" w:type="default"/>
-      <w:footerReference r:id="rId69" w:type="default"/>
-      <w:footerReference r:id="rId70" w:type="first"/>
+      <w:headerReference r:id="rId69" w:type="default"/>
+      <w:footerReference r:id="rId70" w:type="default"/>
+      <w:footerReference r:id="rId71" w:type="first"/>
       <w:pgSz w:h="16834" w:w="11909" w:orient="portrait"/>
       <w:pgMar w:bottom="1440" w:top="1440" w:left="1440" w:right="1440" w:header="720" w:footer="720"/>
       <w:pgNumType w:start="1"/>
@@ -24422,6 +26926,121 @@
     </w:sectPr>
   </w:body>
 </w:document>
+</file>
+
+<file path=word/comments.xml><?xml version="1.0" encoding="utf-8"?>
+<w:comments xmlns:mc="http://schemas.openxmlformats.org/markup-compatibility/2006" xmlns:o="urn:schemas-microsoft-com:office:office" xmlns:r="http://schemas.openxmlformats.org/officeDocument/2006/relationships" xmlns:m="http://schemas.openxmlformats.org/officeDocument/2006/math" xmlns:v="urn:schemas-microsoft-com:vml" xmlns:wp="http://schemas.openxmlformats.org/drawingml/2006/wordprocessingDrawing" xmlns:w10="urn:schemas-microsoft-com:office:word" xmlns:w="http://schemas.openxmlformats.org/wordprocessingml/2006/main" xmlns:wne="http://schemas.microsoft.com/office/word/2006/wordml" xmlns:sl="http://schemas.openxmlformats.org/schemaLibrary/2006/main" xmlns:a="http://schemas.openxmlformats.org/drawingml/2006/main" xmlns:pic="http://schemas.openxmlformats.org/drawingml/2006/picture" xmlns:c="http://schemas.openxmlformats.org/drawingml/2006/chart" xmlns:lc="http://schemas.openxmlformats.org/drawingml/2006/lockedCanvas" xmlns:dgm="http://schemas.openxmlformats.org/drawingml/2006/diagram" xmlns:wps="http://schemas.microsoft.com/office/word/2010/wordprocessingShape" xmlns:wpg="http://schemas.microsoft.com/office/word/2010/wordprocessingGroup" xmlns:w14="http://schemas.microsoft.com/office/word/2010/wordml" xmlns:w15="http://schemas.microsoft.com/office/word/2012/wordml" xmlns:w16="http://schemas.microsoft.com/office/word/2018/wordml" xmlns:w16cex="http://schemas.microsoft.com/office/word/2018/wordml/cex" xmlns:w16cid="http://schemas.microsoft.com/office/word/2016/wordml/cid" xmlns="http://schemas.microsoft.com/office/tasks/2019/documenttasks" xmlns:cr="http://schemas.microsoft.com/office/comments/2020/reactions">
+  <w:comment w:author="Alejandro Marín Maturín" w:id="1" w:date="2025-11-28T22:47:48Z">
+    <w:p>
+      <w:pPr>
+        <w:keepNext w:val="0"/>
+        <w:keepLines w:val="0"/>
+        <w:pageBreakBefore w:val="0"/>
+        <w:widowControl w:val="0"/>
+        <w:pBdr>
+          <w:top w:space="0" w:sz="0" w:val="nil"/>
+          <w:left w:space="0" w:sz="0" w:val="nil"/>
+          <w:bottom w:space="0" w:sz="0" w:val="nil"/>
+          <w:right w:space="0" w:sz="0" w:val="nil"/>
+          <w:between w:space="0" w:sz="0" w:val="nil"/>
+        </w:pBdr>
+        <w:shd w:fill="auto" w:val="clear"/>
+        <w:spacing w:after="0" w:before="0" w:line="240" w:lineRule="auto"/>
+        <w:ind w:left="0" w:right="0" w:firstLine="0"/>
+        <w:jc w:val="left"/>
+        <w:rPr>
+          <w:rFonts w:ascii="Arial" w:cs="Arial" w:eastAsia="Arial" w:hAnsi="Arial"/>
+          <w:b w:val="0"/>
+          <w:bCs w:val="0"/>
+          <w:i w:val="0"/>
+          <w:iCs w:val="0"/>
+          <w:smallCaps w:val="0"/>
+          <w:strike w:val="0"/>
+          <w:color w:val="000000"/>
+          <w:sz w:val="22"/>
+          <w:szCs w:val="22"/>
+          <w:u w:val="none"/>
+          <w:shd w:fill="auto" w:val="clear"/>
+          <w:vertAlign w:val="baseline"/>
+        </w:rPr>
+      </w:pPr>
+      <w:r>
+        <w:rPr>
+          <w:rFonts w:ascii="Arial" w:cs="Arial" w:eastAsia="Arial" w:hAnsi="Arial"/>
+          <w:b w:val="0"/>
+          <w:bCs w:val="0"/>
+          <w:i w:val="0"/>
+          <w:iCs w:val="0"/>
+          <w:smallCaps w:val="0"/>
+          <w:strike w:val="0"/>
+          <w:color w:val="000000"/>
+          <w:sz w:val="22"/>
+          <w:szCs w:val="22"/>
+          <w:u w:val="none"/>
+          <w:shd w:fill="auto" w:val="clear"/>
+          <w:vertAlign w:val="baseline"/>
+          <w:rtl w:val="0"/>
+        </w:rPr>
+        <w:t xml:space="preserve">Que significa esto?</w:t>
+      </w:r>
+    </w:p>
+  </w:comment>
+  <w:comment w:author="Alejandro Marín Maturín" w:id="0" w:date="2025-11-28T23:08:31Z">
+    <w:p>
+      <w:pPr>
+        <w:keepNext w:val="0"/>
+        <w:keepLines w:val="0"/>
+        <w:pageBreakBefore w:val="0"/>
+        <w:widowControl w:val="0"/>
+        <w:pBdr>
+          <w:top w:space="0" w:sz="0" w:val="nil"/>
+          <w:left w:space="0" w:sz="0" w:val="nil"/>
+          <w:bottom w:space="0" w:sz="0" w:val="nil"/>
+          <w:right w:space="0" w:sz="0" w:val="nil"/>
+          <w:between w:space="0" w:sz="0" w:val="nil"/>
+        </w:pBdr>
+        <w:shd w:fill="auto" w:val="clear"/>
+        <w:spacing w:after="0" w:before="0" w:line="240" w:lineRule="auto"/>
+        <w:ind w:left="0" w:right="0" w:firstLine="0"/>
+        <w:jc w:val="left"/>
+        <w:rPr>
+          <w:rFonts w:ascii="Arial" w:cs="Arial" w:eastAsia="Arial" w:hAnsi="Arial"/>
+          <w:b w:val="0"/>
+          <w:bCs w:val="0"/>
+          <w:i w:val="0"/>
+          <w:iCs w:val="0"/>
+          <w:smallCaps w:val="0"/>
+          <w:strike w:val="0"/>
+          <w:color w:val="000000"/>
+          <w:sz w:val="22"/>
+          <w:szCs w:val="22"/>
+          <w:u w:val="none"/>
+          <w:shd w:fill="auto" w:val="clear"/>
+          <w:vertAlign w:val="baseline"/>
+        </w:rPr>
+      </w:pPr>
+      <w:r>
+        <w:rPr>
+          <w:rFonts w:ascii="Arial" w:cs="Arial" w:eastAsia="Arial" w:hAnsi="Arial"/>
+          <w:b w:val="0"/>
+          <w:bCs w:val="0"/>
+          <w:i w:val="0"/>
+          <w:iCs w:val="0"/>
+          <w:smallCaps w:val="0"/>
+          <w:strike w:val="0"/>
+          <w:color w:val="000000"/>
+          <w:sz w:val="22"/>
+          <w:szCs w:val="22"/>
+          <w:u w:val="none"/>
+          <w:shd w:fill="auto" w:val="clear"/>
+          <w:vertAlign w:val="baseline"/>
+          <w:rtl w:val="0"/>
+        </w:rPr>
+        <w:t xml:space="preserve">Imagen repetida?</w:t>
+      </w:r>
+    </w:p>
+  </w:comment>
+</w:comments>
 </file>
 
 <file path=word/footer1.xml><?xml version="1.0" encoding="utf-8"?>
